--- a/vitality_score_engine_v0_2_report.docx
+++ b/vitality_score_engine_v0_2_report.docx
@@ -2,43 +2,18 @@
 <file path=word/document.xml><?xml version="1.0" encoding="utf-8"?>
 <w:document xmlns:w="http://schemas.openxmlformats.org/wordprocessingml/2006/main" xmlns:m="http://schemas.openxmlformats.org/officeDocument/2006/math" xmlns:r="http://schemas.openxmlformats.org/officeDocument/2006/relationships" xmlns:o="urn:schemas-microsoft-com:office:office" xmlns:v="urn:schemas-microsoft-com:vml" xmlns:w10="urn:schemas-microsoft-com:office:word" xmlns:a="http://schemas.openxmlformats.org/drawingml/2006/main" xmlns:pic="http://schemas.openxmlformats.org/drawingml/2006/picture" xmlns:wp="http://schemas.openxmlformats.org/drawingml/2006/wordprocessingDrawing">
   <w:body>
-    <w:sdt>
-      <w:sdtPr>
-        <w:docPartObj>
-          <w:docPartGallery w:val="Table of Contents"/>
-          <w:docPartUnique/>
-        </w:docPartObj>
-      </w:sdtPr>
-      <w:sdtContent>
-        <w:p>
-          <w:pPr>
-            <w:pStyle w:val="TOCHeading"/>
-          </w:pPr>
-          <w:r>
-            <w:t xml:space="preserve">Table of Contents</w:t>
-          </w:r>
-        </w:p>
-        <w:p>
-          <w:r>
-            <w:fldChar w:fldCharType="begin" w:dirty="true"/>
-            <w:instrText xml:space="preserve">TOC \o "1-2" \h \z \u</w:instrText>
-            <w:fldChar w:fldCharType="separate"/>
-            <w:fldChar w:fldCharType="end"/>
-          </w:r>
-        </w:p>
-      </w:sdtContent>
-    </w:sdt>
+    <w:bookmarkStart w:id="31" w:name="pawhealthai---vitality-score-engine-v0.2"/>
+    <w:p>
+      <w:pPr>
+        <w:pStyle w:val="Heading1"/>
+      </w:pPr>
+      <w:r>
+        <w:t xml:space="preserve">PawHealthAI - Vitality Score Engine v0.2</w:t>
+      </w:r>
+    </w:p>
     <w:p>
       <w:pPr>
         <w:pStyle w:val="FirstParagraph"/>
-      </w:pPr>
-      <w:r>
-        <w:t xml:space="preserve">reada# PawHealthAI - Vitality Score Engine v0.2</w:t>
-      </w:r>
-    </w:p>
-    <w:p>
-      <w:pPr>
-        <w:pStyle w:val="BodyText"/>
       </w:pPr>
       <w:r>
         <w:rPr>
@@ -273,7 +248,7 @@
               <w:pStyle w:val="Compact"/>
             </w:pPr>
             <w:r>
-              <w:t xml:space="preserve">Importable package:</w:t>
+              <w:t xml:space="preserve">Importable engine package:</w:t>
             </w:r>
             <w:r>
               <w:t xml:space="preserve"> </w:t>
@@ -321,6 +296,18 @@
               <w:t xml:space="preserve">pipeline</w:t>
             </w:r>
             <w:r>
+              <w:t xml:space="preserve">,</w:t>
+            </w:r>
+            <w:r>
+              <w:t xml:space="preserve"> </w:t>
+            </w:r>
+            <w:r>
+              <w:rPr>
+                <w:rStyle w:val="VerbatimChar"/>
+              </w:rPr>
+              <w:t xml:space="preserve">__init__</w:t>
+            </w:r>
+            <w:r>
               <w:t xml:space="preserve"> </w:t>
             </w:r>
             <w:r>
@@ -367,126 +354,189 @@
               <w:rPr>
                 <w:rStyle w:val="VerbatimChar"/>
               </w:rPr>
-              <w:t xml:space="preserve">data_pipeline_vitality_score.ipynb</w:t>
-            </w:r>
-          </w:p>
-        </w:tc>
-        <w:tc>
-          <w:tcPr/>
-          <w:p>
-            <w:pPr>
-              <w:pStyle w:val="Compact"/>
-            </w:pPr>
-            <w:r>
-              <w:t xml:space="preserve">Runnable test-harness notebook (top-to-bottom, no manual fixes).</w:t>
-            </w:r>
-          </w:p>
-        </w:tc>
-      </w:tr>
-      <w:tr>
-        <w:tc>
-          <w:tcPr/>
-          <w:p>
-            <w:pPr>
-              <w:pStyle w:val="Compact"/>
-            </w:pPr>
+              <w:t xml:space="preserve">test_case/*.json</w:t>
+            </w:r>
+          </w:p>
+        </w:tc>
+        <w:tc>
+          <w:tcPr/>
+          <w:p>
+            <w:pPr>
+              <w:pStyle w:val="Compact"/>
+            </w:pPr>
+            <w:r>
+              <w:t xml:space="preserve">Five check-in fixtures:</w:t>
+            </w:r>
+            <w:r>
+              <w:t xml:space="preserve"> </w:t>
+            </w:r>
             <w:r>
               <w:rPr>
                 <w:rStyle w:val="VerbatimChar"/>
               </w:rPr>
-              <w:t xml:space="preserve">vitality_score_engine_v0_2.py</w:t>
-            </w:r>
-          </w:p>
-        </w:tc>
-        <w:tc>
-          <w:tcPr/>
-          <w:p>
-            <w:pPr>
-              <w:pStyle w:val="Compact"/>
-            </w:pPr>
-            <w:r>
-              <w:t xml:space="preserve">Reusable, standard-library-only scoring engine.</w:t>
-            </w:r>
-          </w:p>
-        </w:tc>
-      </w:tr>
-      <w:tr>
-        <w:tc>
-          <w:tcPr/>
-          <w:p>
-            <w:pPr>
-              <w:pStyle w:val="Compact"/>
-            </w:pPr>
+              <w:t xml:space="preserve">At_good_condition</w:t>
+            </w:r>
+            <w:r>
+              <w:t xml:space="preserve">,</w:t>
+            </w:r>
+            <w:r>
+              <w:t xml:space="preserve"> </w:t>
+            </w:r>
             <w:r>
               <w:rPr>
                 <w:rStyle w:val="VerbatimChar"/>
               </w:rPr>
-              <w:t xml:space="preserve">synthetic_checkins_v0_2.csv</w:t>
-            </w:r>
-          </w:p>
-        </w:tc>
-        <w:tc>
-          <w:tcPr/>
-          <w:p>
-            <w:pPr>
-              <w:pStyle w:val="Compact"/>
-            </w:pPr>
-            <w:r>
-              <w:t xml:space="preserve">63 synthetic check-ins across 11 scenarios.</w:t>
-            </w:r>
-          </w:p>
-        </w:tc>
-      </w:tr>
-      <w:tr>
-        <w:tc>
-          <w:tcPr/>
-          <w:p>
-            <w:pPr>
-              <w:pStyle w:val="Compact"/>
-            </w:pPr>
+              <w:t xml:space="preserve">At_risk_condition</w:t>
+            </w:r>
+            <w:r>
+              <w:t xml:space="preserve">,</w:t>
+            </w:r>
+            <w:r>
+              <w:t xml:space="preserve"> </w:t>
+            </w:r>
             <w:r>
               <w:rPr>
                 <w:rStyle w:val="VerbatimChar"/>
               </w:rPr>
-              <w:t xml:space="preserve">expected_outputs_v0_2.csv</w:t>
-            </w:r>
-          </w:p>
-        </w:tc>
-        <w:tc>
-          <w:tcPr/>
-          <w:p>
-            <w:pPr>
-              <w:pStyle w:val="Compact"/>
-            </w:pPr>
-            <w:r>
-              <w:t xml:space="preserve">Scenario-level expected band, override and explanation style.</w:t>
-            </w:r>
-          </w:p>
-        </w:tc>
-      </w:tr>
-      <w:tr>
-        <w:tc>
-          <w:tcPr/>
-          <w:p>
-            <w:pPr>
-              <w:pStyle w:val="Compact"/>
-            </w:pPr>
+              <w:t xml:space="preserve">Digestion_problem</w:t>
+            </w:r>
+            <w:r>
+              <w:t xml:space="preserve">,</w:t>
+            </w:r>
+            <w:r>
+              <w:t xml:space="preserve"> </w:t>
+            </w:r>
             <w:r>
               <w:rPr>
                 <w:rStyle w:val="VerbatimChar"/>
               </w:rPr>
-              <w:t xml:space="preserve">actual_outputs_v0_2.csv</w:t>
-            </w:r>
-          </w:p>
-        </w:tc>
-        <w:tc>
-          <w:tcPr/>
-          <w:p>
-            <w:pPr>
-              <w:pStyle w:val="Compact"/>
-            </w:pPr>
-            <w:r>
-              <w:t xml:space="preserve">Engine output per scenario (regenerated each run).</w:t>
+              <w:t xml:space="preserve">Less_good_condition</w:t>
+            </w:r>
+            <w:r>
+              <w:t xml:space="preserve">,</w:t>
+            </w:r>
+            <w:r>
+              <w:t xml:space="preserve"> </w:t>
+            </w:r>
+            <w:r>
+              <w:rPr>
+                <w:rStyle w:val="VerbatimChar"/>
+              </w:rPr>
+              <w:t xml:space="preserve">Not_enough_data</w:t>
+            </w:r>
+            <w:r>
+              <w:t xml:space="preserve">.</w:t>
+            </w:r>
+          </w:p>
+        </w:tc>
+      </w:tr>
+      <w:tr>
+        <w:tc>
+          <w:tcPr/>
+          <w:p>
+            <w:pPr>
+              <w:pStyle w:val="Compact"/>
+            </w:pPr>
+            <w:r>
+              <w:rPr>
+                <w:rStyle w:val="VerbatimChar"/>
+              </w:rPr>
+              <w:t xml:space="preserve">conftest.py</w:t>
+            </w:r>
+          </w:p>
+        </w:tc>
+        <w:tc>
+          <w:tcPr/>
+          <w:p>
+            <w:pPr>
+              <w:pStyle w:val="Compact"/>
+            </w:pPr>
+            <w:r>
+              <w:t xml:space="preserve">Puts the repo root on</w:t>
+            </w:r>
+            <w:r>
+              <w:t xml:space="preserve"> </w:t>
+            </w:r>
+            <w:r>
+              <w:rPr>
+                <w:rStyle w:val="VerbatimChar"/>
+              </w:rPr>
+              <w:t xml:space="preserve">sys.path</w:t>
+            </w:r>
+            <w:r>
+              <w:t xml:space="preserve"> </w:t>
+            </w:r>
+            <w:r>
+              <w:t xml:space="preserve">so the tests resolve</w:t>
+            </w:r>
+            <w:r>
+              <w:t xml:space="preserve"> </w:t>
+            </w:r>
+            <w:r>
+              <w:rPr>
+                <w:rStyle w:val="VerbatimChar"/>
+              </w:rPr>
+              <w:t xml:space="preserve">phavit</w:t>
+            </w:r>
+            <w:r>
+              <w:t xml:space="preserve"> </w:t>
+            </w:r>
+            <w:r>
+              <w:t xml:space="preserve">under pytest.</w:t>
+            </w:r>
+          </w:p>
+        </w:tc>
+      </w:tr>
+      <w:tr>
+        <w:tc>
+          <w:tcPr/>
+          <w:p>
+            <w:pPr>
+              <w:pStyle w:val="Compact"/>
+            </w:pPr>
+            <w:r>
+              <w:rPr>
+                <w:rStyle w:val="VerbatimChar"/>
+              </w:rPr>
+              <w:t xml:space="preserve">data_pipeline_vitality_score_v2.ipynb</w:t>
+            </w:r>
+          </w:p>
+        </w:tc>
+        <w:tc>
+          <w:tcPr/>
+          <w:p>
+            <w:pPr>
+              <w:pStyle w:val="Compact"/>
+            </w:pPr>
+            <w:r>
+              <w:t xml:space="preserve">Runnable notebook: engine walkthrough plus the fixture loader.</w:t>
+            </w:r>
+          </w:p>
+        </w:tc>
+      </w:tr>
+      <w:tr>
+        <w:tc>
+          <w:tcPr/>
+          <w:p>
+            <w:pPr>
+              <w:pStyle w:val="Compact"/>
+            </w:pPr>
+            <w:r>
+              <w:rPr>
+                <w:rStyle w:val="VerbatimChar"/>
+              </w:rPr>
+              <w:t xml:space="preserve">PawHealthAI_Vitality_Score.md</w:t>
+            </w:r>
+          </w:p>
+        </w:tc>
+        <w:tc>
+          <w:tcPr/>
+          <w:p>
+            <w:pPr>
+              <w:pStyle w:val="Compact"/>
+            </w:pPr>
+            <w:r>
+              <w:t xml:space="preserve">Product-level overview of the Vitality Score.</w:t>
             </w:r>
           </w:p>
         </w:tc>
@@ -504,23 +554,151 @@
               </w:rPr>
               <w:t xml:space="preserve">vitality_score_engine_v0_2_report.md</w:t>
             </w:r>
-          </w:p>
-        </w:tc>
-        <w:tc>
-          <w:tcPr/>
-          <w:p>
-            <w:pPr>
-              <w:pStyle w:val="Compact"/>
-            </w:pPr>
-            <w:r>
-              <w:t xml:space="preserve">This report.</w:t>
+            <w:r>
+              <w:t xml:space="preserve"> </w:t>
+            </w:r>
+            <w:r>
+              <w:t xml:space="preserve">/</w:t>
+            </w:r>
+            <w:r>
+              <w:t xml:space="preserve"> </w:t>
+            </w:r>
+            <w:r>
+              <w:rPr>
+                <w:rStyle w:val="VerbatimChar"/>
+              </w:rPr>
+              <w:t xml:space="preserve">.docx</w:t>
+            </w:r>
+          </w:p>
+        </w:tc>
+        <w:tc>
+          <w:tcPr/>
+          <w:p>
+            <w:pPr>
+              <w:pStyle w:val="Compact"/>
+            </w:pPr>
+            <w:r>
+              <w:t xml:space="preserve">This report (Markdown source and exported Word copy).</w:t>
             </w:r>
           </w:p>
         </w:tc>
       </w:tr>
     </w:tbl>
+    <w:p>
+      <w:pPr>
+        <w:pStyle w:val="BodyText"/>
+      </w:pPr>
+      <w:r>
+        <w:rPr>
+          <w:i/>
+          <w:iCs/>
+        </w:rPr>
+        <w:t xml:space="preserve">Legacy prototypes</w:t>
+      </w:r>
+      <w:r>
+        <w:rPr>
+          <w:i/>
+          <w:iCs/>
+        </w:rPr>
+        <w:t xml:space="preserve"> </w:t>
+      </w:r>
+      <w:r>
+        <w:rPr>
+          <w:rStyle w:val="VerbatimChar"/>
+          <w:i/>
+          <w:iCs/>
+        </w:rPr>
+        <w:t xml:space="preserve">vitality_score_engine.py</w:t>
+      </w:r>
+      <w:r>
+        <w:rPr>
+          <w:i/>
+          <w:iCs/>
+        </w:rPr>
+        <w:t xml:space="preserve"> </w:t>
+      </w:r>
+      <w:r>
+        <w:rPr>
+          <w:i/>
+          <w:iCs/>
+        </w:rPr>
+        <w:t xml:space="preserve">and</w:t>
+      </w:r>
+      <w:r>
+        <w:rPr>
+          <w:i/>
+          <w:iCs/>
+        </w:rPr>
+        <w:t xml:space="preserve"> </w:t>
+      </w:r>
+      <w:r>
+        <w:rPr>
+          <w:rStyle w:val="VerbatimChar"/>
+          <w:i/>
+          <w:iCs/>
+        </w:rPr>
+        <w:t xml:space="preserve">red_engine.py</w:t>
+      </w:r>
+      <w:r>
+        <w:rPr>
+          <w:i/>
+          <w:iCs/>
+        </w:rPr>
+        <w:t xml:space="preserve"> </w:t>
+      </w:r>
+      <w:r>
+        <w:rPr>
+          <w:i/>
+          <w:iCs/>
+        </w:rPr>
+        <w:t xml:space="preserve">predate v0.2 and are</w:t>
+      </w:r>
+      <w:r>
+        <w:rPr>
+          <w:i/>
+          <w:iCs/>
+        </w:rPr>
+        <w:t xml:space="preserve"> </w:t>
+      </w:r>
+      <w:r>
+        <w:rPr>
+          <w:i/>
+          <w:iCs/>
+        </w:rPr>
+        <w:t xml:space="preserve">superseded by the</w:t>
+      </w:r>
+      <w:r>
+        <w:rPr>
+          <w:i/>
+          <w:iCs/>
+        </w:rPr>
+        <w:t xml:space="preserve"> </w:t>
+      </w:r>
+      <w:r>
+        <w:rPr>
+          <w:rStyle w:val="VerbatimChar"/>
+          <w:i/>
+          <w:iCs/>
+        </w:rPr>
+        <w:t xml:space="preserve">phavit/</w:t>
+      </w:r>
+      <w:r>
+        <w:rPr>
+          <w:i/>
+          <w:iCs/>
+        </w:rPr>
+        <w:t xml:space="preserve"> </w:t>
+      </w:r>
+      <w:r>
+        <w:rPr>
+          <w:i/>
+          <w:iCs/>
+        </w:rPr>
+        <w:t xml:space="preserve">package; they remain in the repo for reference only.</w:t>
+      </w:r>
+    </w:p>
     <w:bookmarkEnd w:id="10"/>
-    <w:bookmarkStart w:id="14" w:name="architecture"/>
+    <w:bookmarkStart w:id="16" w:name="architecture"/>
     <w:p>
       <w:pPr>
         <w:pStyle w:val="Heading2"/>
@@ -561,7 +739,13 @@
         <w:t xml:space="preserve"> </w:t>
       </w:r>
       <w:r>
-        <w:t xml:space="preserve">- typed dataclasses (</w:t>
+        <w:t xml:space="preserve">- the shapes of the data the engine passes around: what a pet profile</w:t>
+      </w:r>
+      <w:r>
+        <w:t xml:space="preserve"> </w:t>
+      </w:r>
+      <w:r>
+        <w:t xml:space="preserve">holds, what a check-in holds, what a result holds (</w:t>
       </w:r>
       <w:r>
         <w:rPr>
@@ -639,7 +823,7 @@
         <w:t xml:space="preserve"> </w:t>
       </w:r>
       <w:r>
-        <w:t xml:space="preserve">- Layer 2 safety net (</w:t>
+        <w:t xml:space="preserve">- Layer 2, the safety net (</w:t>
       </w:r>
       <w:r>
         <w:rPr>
@@ -681,7 +865,7 @@
         <w:t xml:space="preserve"> </w:t>
       </w:r>
       <w:r>
-        <w:t xml:space="preserve">- Layer 1 wellbeing math (</w:t>
+        <w:t xml:space="preserve">- Layer 1, the 0-100 calculation (</w:t>
       </w:r>
       <w:r>
         <w:rPr>
@@ -711,7 +895,13 @@
         <w:t xml:space="preserve"> </w:t>
       </w:r>
       <w:r>
-        <w:t xml:space="preserve">- orchestration entry point (</w:t>
+        <w:t xml:space="preserve">- the single front door that runs the two in the right order</w:t>
+      </w:r>
+      <w:r>
+        <w:t xml:space="preserve"> </w:t>
+      </w:r>
+      <w:r>
+        <w:t xml:space="preserve">(</w:t>
       </w:r>
       <w:r>
         <w:rPr>
@@ -720,7 +910,7 @@
         <w:t xml:space="preserve">process_checkin</w:t>
       </w:r>
       <w:r>
-        <w:t xml:space="preserve">).</w:t>
+        <w:t xml:space="preserve">). Nothing else should be called directly.</w:t>
       </w:r>
     </w:p>
     <w:p>
@@ -808,7 +998,7 @@
         <w:t xml:space="preserve">              none ──▶ Layer 1: VitalityScoreEngine (0-100 baseline math)</w:t>
       </w:r>
     </w:p>
-    <w:bookmarkStart w:id="11" w:name="X4d1f8ff48cc894cfd476665ce7f724631cd7940"/>
+    <w:bookmarkStart w:id="13" w:name="X4d1f8ff48cc894cfd476665ce7f724631cd7940"/>
     <w:p>
       <w:pPr>
         <w:pStyle w:val="Heading3"/>
@@ -826,41 +1016,29 @@
         </w:numPr>
       </w:pPr>
       <w:r>
-        <w:t xml:space="preserve">Computes the pet’s</w:t>
-      </w:r>
-      <w:r>
-        <w:t xml:space="preserve"> </w:t>
-      </w:r>
-      <w:r>
-        <w:rPr>
-          <w:b/>
-          <w:bCs/>
-        </w:rPr>
-        <w:t xml:space="preserve">own recent baseline</w:t>
-      </w:r>
-      <w:r>
-        <w:t xml:space="preserve"> </w:t>
-      </w:r>
-      <w:r>
-        <w:t xml:space="preserve">(mean appetite, energy, sleep, activity)</w:t>
-      </w:r>
-      <w:r>
-        <w:t xml:space="preserve"> </w:t>
-      </w:r>
-      <w:r>
-        <w:t xml:space="preserve">from history via</w:t>
-      </w:r>
-      <w:r>
-        <w:t xml:space="preserve"> </w:t>
-      </w:r>
-      <w:r>
-        <w:rPr>
-          <w:rStyle w:val="VerbatimChar"/>
-        </w:rPr>
-        <w:t xml:space="preserve">BaselineSummary</w:t>
-      </w:r>
-      <w:r>
-        <w:t xml:space="preserve">.</w:t>
+        <w:rPr>
+          <w:b/>
+          <w:bCs/>
+        </w:rPr>
+        <w:t xml:space="preserve">Compares each pet only against themselves.</w:t>
+      </w:r>
+      <w:r>
+        <w:t xml:space="preserve"> </w:t>
+      </w:r>
+      <w:r>
+        <w:t xml:space="preserve">The baseline is the average of that</w:t>
+      </w:r>
+      <w:r>
+        <w:t xml:space="preserve"> </w:t>
+      </w:r>
+      <w:r>
+        <w:t xml:space="preserve">pet’s own recent appetite, energy, sleep and activity - so a naturally sleepy cat is</w:t>
+      </w:r>
+      <w:r>
+        <w:t xml:space="preserve"> </w:t>
+      </w:r>
+      <w:r>
+        <w:t xml:space="preserve">not marked down for being a naturally sleepy cat.</w:t>
       </w:r>
     </w:p>
     <w:p>
@@ -872,29 +1050,23 @@
         </w:numPr>
       </w:pPr>
       <w:r>
-        <w:t xml:space="preserve">Scores</w:t>
-      </w:r>
-      <w:r>
-        <w:t xml:space="preserve"> </w:t>
-      </w:r>
-      <w:r>
-        <w:rPr>
-          <w:b/>
-          <w:bCs/>
-        </w:rPr>
-        <w:t xml:space="preserve">negative deviations</w:t>
-      </w:r>
-      <w:r>
-        <w:t xml:space="preserve"> </w:t>
-      </w:r>
-      <w:r>
-        <w:t xml:space="preserve">from that baseline, not fixed deductions. Only drops</w:t>
-      </w:r>
-      <w:r>
-        <w:t xml:space="preserve"> </w:t>
-      </w:r>
-      <w:r>
-        <w:t xml:space="preserve">reduce the score.</w:t>
+        <w:rPr>
+          <w:b/>
+          <w:bCs/>
+        </w:rPr>
+        <w:t xml:space="preserve">Only decline costs points.</w:t>
+      </w:r>
+      <w:r>
+        <w:t xml:space="preserve"> </w:t>
+      </w:r>
+      <w:r>
+        <w:t xml:space="preserve">Doing better than usual scores 0, not a bonus. There</w:t>
+      </w:r>
+      <w:r>
+        <w:t xml:space="preserve"> </w:t>
+      </w:r>
+      <w:r>
+        <w:t xml:space="preserve">are no fixed deductions for any particular value; what matters is the change.</w:t>
       </w:r>
     </w:p>
     <w:p>
@@ -910,16 +1082,19 @@
           <w:b/>
           <w:bCs/>
         </w:rPr>
-        <w:t xml:space="preserve">Breed-aware weighting</w:t>
-      </w:r>
-      <w:r>
-        <w:t xml:space="preserve">: high-energy breeds (e.g. Vizsla, Border Collie) weight</w:t>
-      </w:r>
-      <w:r>
-        <w:t xml:space="preserve"> </w:t>
-      </w:r>
-      <w:r>
-        <w:t xml:space="preserve">activity more heavily (0.45 vs 0.20).</w:t>
+        <w:t xml:space="preserve">Breed-aware.</w:t>
+      </w:r>
+      <w:r>
+        <w:t xml:space="preserve"> </w:t>
+      </w:r>
+      <w:r>
+        <w:t xml:space="preserve">For high-energy breeds (Vizsla, Border Collie) activity carries far</w:t>
+      </w:r>
+      <w:r>
+        <w:t xml:space="preserve"> </w:t>
+      </w:r>
+      <w:r>
+        <w:t xml:space="preserve">more of the total importance - 45% rather than 20%.</w:t>
       </w:r>
     </w:p>
     <w:p>
@@ -935,40 +1110,19 @@
           <w:b/>
           <w:bCs/>
         </w:rPr>
-        <w:t xml:space="preserve">Signal vs noise</w:t>
-      </w:r>
-      <w:r>
-        <w:t xml:space="preserve">: a single one-day dip is treated as noise;</w:t>
-      </w:r>
-      <w:r>
-        <w:t xml:space="preserve"> </w:t>
-      </w:r>
-      <w:r>
-        <w:rPr>
-          <w:b/>
-          <w:bCs/>
-        </w:rPr>
-        <w:t xml:space="preserve">multiple indicators</w:t>
-      </w:r>
-      <w:r>
-        <w:rPr>
-          <w:b/>
-          <w:bCs/>
-        </w:rPr>
-        <w:t xml:space="preserve"> </w:t>
-      </w:r>
-      <w:r>
-        <w:rPr>
-          <w:b/>
-          <w:bCs/>
-        </w:rPr>
-        <w:t xml:space="preserve">declining together</w:t>
-      </w:r>
-      <w:r>
-        <w:t xml:space="preserve"> </w:t>
-      </w:r>
-      <w:r>
-        <w:t xml:space="preserve">add an extra penalty.</w:t>
+        <w:t xml:space="preserve">Signal vs noise.</w:t>
+      </w:r>
+      <w:r>
+        <w:t xml:space="preserve"> </w:t>
+      </w:r>
+      <w:r>
+        <w:t xml:space="preserve">One indicator dipping for a week is treated as ordinary</w:t>
+      </w:r>
+      <w:r>
+        <w:t xml:space="preserve"> </w:t>
+      </w:r>
+      <w:r>
+        <w:t xml:space="preserve">variation; two or more falling together takes an extra penalty.</w:t>
       </w:r>
     </w:p>
     <w:p>
@@ -984,10 +1138,13 @@
           <w:b/>
           <w:bCs/>
         </w:rPr>
-        <w:t xml:space="preserve">Honest uncertainty</w:t>
-      </w:r>
-      <w:r>
-        <w:t xml:space="preserve">: with fewer than 4 recent check-ins the engine returns a</w:t>
+        <w:t xml:space="preserve">Honest about not knowing.</w:t>
+      </w:r>
+      <w:r>
+        <w:t xml:space="preserve"> </w:t>
+      </w:r>
+      <w:r>
+        <w:t xml:space="preserve">With fewer than 4 recent check-ins the engine reports</w:t>
       </w:r>
       <w:r>
         <w:t xml:space="preserve"> </w:t>
@@ -1002,7 +1159,13 @@
         <w:t xml:space="preserve"> </w:t>
       </w:r>
       <w:r>
-        <w:t xml:space="preserve">state with low confidence rather than a fabricated score.</w:t>
+        <w:t xml:space="preserve">and shows no number at all, rather than inventing one from too</w:t>
+      </w:r>
+      <w:r>
+        <w:t xml:space="preserve"> </w:t>
+      </w:r>
+      <w:r>
+        <w:t xml:space="preserve">little history.</w:t>
       </w:r>
     </w:p>
     <w:p>
@@ -1067,20 +1230,748 @@
         <w:t xml:space="preserve">keep that boundary unambiguous.</w:t>
       </w:r>
     </w:p>
+    <w:bookmarkStart w:id="11" w:name="how-the-score-is-worked-out"/>
+    <w:p>
+      <w:pPr>
+        <w:pStyle w:val="Heading4"/>
+      </w:pPr>
+      <w:r>
+        <w:t xml:space="preserve">How the score is worked out</w:t>
+      </w:r>
+    </w:p>
     <w:p>
       <w:pPr>
         <w:pStyle w:val="FirstParagraph"/>
       </w:pPr>
       <w:r>
-        <w:rPr>
-          <w:b/>
-          <w:bCs/>
-        </w:rPr>
-        <w:t xml:space="preserve">The equation.</w:t>
-      </w:r>
-      <w:r>
-        <w:t xml:space="preserve"> </w:t>
-      </w:r>
+        <w:t xml:space="preserve">Every pet starts the week on</w:t>
+      </w:r>
+      <w:r>
+        <w:t xml:space="preserve"> </w:t>
+      </w:r>
+      <w:r>
+        <w:rPr>
+          <w:b/>
+          <w:bCs/>
+        </w:rPr>
+        <w:t xml:space="preserve">100</w:t>
+      </w:r>
+      <w:r>
+        <w:t xml:space="preserve"> </w:t>
+      </w:r>
+      <w:r>
+        <w:t xml:space="preserve">and only ever loses points. There is no way to gain</w:t>
+      </w:r>
+      <w:r>
+        <w:t xml:space="preserve"> </w:t>
+      </w:r>
+      <w:r>
+        <w:t xml:space="preserve">them back above 100, because the score measures decline against the pet’s own normal, not</w:t>
+      </w:r>
+      <w:r>
+        <w:t xml:space="preserve"> </w:t>
+      </w:r>
+      <w:r>
+        <w:t xml:space="preserve">performance against other pets.</w:t>
+      </w:r>
+    </w:p>
+    <w:p>
+      <w:pPr>
+        <w:pStyle w:val="BodyText"/>
+      </w:pPr>
+      <w:r>
+        <w:rPr>
+          <w:b/>
+          <w:bCs/>
+        </w:rPr>
+        <w:t xml:space="preserve">Step 1 - Establish what is normal for this pet.</w:t>
+      </w:r>
+      <w:r>
+        <w:t xml:space="preserve"> </w:t>
+      </w:r>
+      <w:r>
+        <w:t xml:space="preserve">Average their last few check-ins for each of appetite, energy, sleep quality and activity</w:t>
+      </w:r>
+      <w:r>
+        <w:t xml:space="preserve"> </w:t>
+      </w:r>
+      <w:r>
+        <w:t xml:space="preserve">minutes. Those four averages are the baseline. A cat who normally sleeps a lot has a high</w:t>
+      </w:r>
+      <w:r>
+        <w:t xml:space="preserve"> </w:t>
+      </w:r>
+      <w:r>
+        <w:t xml:space="preserve">sleep baseline; nothing is compared against a species or breed average.</w:t>
+      </w:r>
+    </w:p>
+    <w:p>
+      <w:pPr>
+        <w:pStyle w:val="BodyText"/>
+      </w:pPr>
+      <w:r>
+        <w:rPr>
+          <w:b/>
+          <w:bCs/>
+        </w:rPr>
+        <w:t xml:space="preserve">Step 2 - Compare this week, counting only what went down.</w:t>
+      </w:r>
+      <w:r>
+        <w:t xml:space="preserve"> </w:t>
+      </w:r>
+      <w:r>
+        <w:t xml:space="preserve">If appetite was normally 4 and is 3 this week, that is a drop of 1. If it went</w:t>
+      </w:r>
+      <w:r>
+        <w:t xml:space="preserve"> </w:t>
+      </w:r>
+      <w:r>
+        <w:rPr>
+          <w:i/>
+          <w:iCs/>
+        </w:rPr>
+        <w:t xml:space="preserve">up</w:t>
+      </w:r>
+      <w:r>
+        <w:t xml:space="preserve">,</w:t>
+      </w:r>
+      <w:r>
+        <w:t xml:space="preserve"> </w:t>
+      </w:r>
+      <w:r>
+        <w:t xml:space="preserve">that counts as 0, not as a bonus. Activity is handled as a percentage rather than a count,</w:t>
+      </w:r>
+      <w:r>
+        <w:t xml:space="preserve"> </w:t>
+      </w:r>
+      <w:r>
+        <w:t xml:space="preserve">because</w:t>
+      </w:r>
+      <w:r>
+        <w:t xml:space="preserve"> </w:t>
+      </w:r>
+      <w:r>
+        <w:t xml:space="preserve">“20 minutes less”</w:t>
+      </w:r>
+      <w:r>
+        <w:t xml:space="preserve"> </w:t>
+      </w:r>
+      <w:r>
+        <w:t xml:space="preserve">means something very different for a Greyhound than a Pug.</w:t>
+      </w:r>
+    </w:p>
+    <w:p>
+      <w:pPr>
+        <w:pStyle w:val="BodyText"/>
+      </w:pPr>
+      <w:r>
+        <w:rPr>
+          <w:b/>
+          <w:bCs/>
+        </w:rPr>
+        <w:t xml:space="preserve">Step 3 - Decide how much each drop matters.</w:t>
+      </w:r>
+      <w:r>
+        <w:t xml:space="preserve"> </w:t>
+      </w:r>
+      <w:r>
+        <w:t xml:space="preserve">The four indicators share 100% of the importance between them. For a typical pet that is</w:t>
+      </w:r>
+      <w:r>
+        <w:t xml:space="preserve"> </w:t>
+      </w:r>
+      <w:r>
+        <w:t xml:space="preserve">appetite 30%, energy 30%, sleep 20%, activity 20%. For a high-energy breed more of that</w:t>
+      </w:r>
+      <w:r>
+        <w:t xml:space="preserve"> </w:t>
+      </w:r>
+      <w:r>
+        <w:t xml:space="preserve">100% shifts onto activity. The shares always total 100%, which is what makes the two</w:t>
+      </w:r>
+      <w:r>
+        <w:t xml:space="preserve"> </w:t>
+      </w:r>
+      <w:r>
+        <w:t xml:space="preserve">profiles comparable to each other.</w:t>
+      </w:r>
+    </w:p>
+    <w:p>
+      <w:pPr>
+        <w:pStyle w:val="BodyText"/>
+      </w:pPr>
+      <w:r>
+        <w:rPr>
+          <w:b/>
+          <w:bCs/>
+        </w:rPr>
+        <w:t xml:space="preserve">Step 4 - Turn the drops into points.</w:t>
+      </w:r>
+      <w:r>
+        <w:t xml:space="preserve"> </w:t>
+      </w:r>
+      <w:r>
+        <w:t xml:space="preserve">A pet who collapsed all the way to the bottom on every indicator at once would lose</w:t>
+      </w:r>
+      <w:r>
+        <w:t xml:space="preserve"> </w:t>
+      </w:r>
+      <w:r>
+        <w:rPr>
+          <w:b/>
+          <w:bCs/>
+        </w:rPr>
+        <w:t xml:space="preserve">60</w:t>
+      </w:r>
+      <w:r>
+        <w:rPr>
+          <w:b/>
+          <w:bCs/>
+        </w:rPr>
+        <w:t xml:space="preserve"> </w:t>
+      </w:r>
+      <w:r>
+        <w:rPr>
+          <w:b/>
+          <w:bCs/>
+        </w:rPr>
+        <w:t xml:space="preserve">points</w:t>
+      </w:r>
+      <w:r>
+        <w:t xml:space="preserve"> </w:t>
+      </w:r>
+      <w:r>
+        <w:t xml:space="preserve">from this step. Everything smaller is proportional. So a one-point appetite drop</w:t>
+      </w:r>
+      <w:r>
+        <w:t xml:space="preserve"> </w:t>
+      </w:r>
+      <w:r>
+        <w:t xml:space="preserve">for a typical pet costs 30% of 60 =</w:t>
+      </w:r>
+      <w:r>
+        <w:t xml:space="preserve"> </w:t>
+      </w:r>
+      <w:r>
+        <w:rPr>
+          <w:b/>
+          <w:bCs/>
+        </w:rPr>
+        <w:t xml:space="preserve">18 points</w:t>
+      </w:r>
+      <w:r>
+        <w:t xml:space="preserve">.</w:t>
+      </w:r>
+    </w:p>
+    <w:p>
+      <w:pPr>
+        <w:pStyle w:val="BodyText"/>
+      </w:pPr>
+      <w:r>
+        <w:rPr>
+          <w:b/>
+          <w:bCs/>
+        </w:rPr>
+        <w:t xml:space="preserve">Step 5 - Add a penalty if several things fall together.</w:t>
+      </w:r>
+      <w:r>
+        <w:t xml:space="preserve"> </w:t>
+      </w:r>
+      <w:r>
+        <w:t xml:space="preserve">If two or more indicators dropped meaningfully in the same week, take a further</w:t>
+      </w:r>
+      <w:r>
+        <w:t xml:space="preserve"> </w:t>
+      </w:r>
+      <w:r>
+        <w:rPr>
+          <w:b/>
+          <w:bCs/>
+        </w:rPr>
+        <w:t xml:space="preserve">12</w:t>
+      </w:r>
+      <w:r>
+        <w:rPr>
+          <w:b/>
+          <w:bCs/>
+        </w:rPr>
+        <w:t xml:space="preserve"> </w:t>
+      </w:r>
+      <w:r>
+        <w:rPr>
+          <w:b/>
+          <w:bCs/>
+        </w:rPr>
+        <w:t xml:space="preserve">points</w:t>
+      </w:r>
+      <w:r>
+        <w:t xml:space="preserve">. Two things sliding at once is more meaningful than either alone - this is the</w:t>
+      </w:r>
+      <w:r>
+        <w:t xml:space="preserve"> </w:t>
+      </w:r>
+      <w:r>
+        <w:t xml:space="preserve">“signal versus noise”</w:t>
+      </w:r>
+      <w:r>
+        <w:t xml:space="preserve"> </w:t>
+      </w:r>
+      <w:r>
+        <w:t xml:space="preserve">rule, and it is the one place the engine treats the whole as more</w:t>
+      </w:r>
+      <w:r>
+        <w:t xml:space="preserve"> </w:t>
+      </w:r>
+      <w:r>
+        <w:t xml:space="preserve">than the sum of the parts.</w:t>
+      </w:r>
+    </w:p>
+    <w:p>
+      <w:pPr>
+        <w:pStyle w:val="BodyText"/>
+      </w:pPr>
+      <w:r>
+        <w:rPr>
+          <w:b/>
+          <w:bCs/>
+        </w:rPr>
+        <w:t xml:space="preserve">Step 6 - Apply the care nudge.</w:t>
+      </w:r>
+      <w:r>
+        <w:t xml:space="preserve"> </w:t>
+      </w:r>
+      <w:r>
+        <w:t xml:space="preserve">Take</w:t>
+      </w:r>
+      <w:r>
+        <w:t xml:space="preserve"> </w:t>
+      </w:r>
+      <w:r>
+        <w:rPr>
+          <w:b/>
+          <w:bCs/>
+        </w:rPr>
+        <w:t xml:space="preserve">8 points</w:t>
+      </w:r>
+      <w:r>
+        <w:t xml:space="preserve"> </w:t>
+      </w:r>
+      <w:r>
+        <w:t xml:space="preserve">if worming is overdue. This is a care-compliance prompt, not a health</w:t>
+      </w:r>
+      <w:r>
+        <w:t xml:space="preserve"> </w:t>
+      </w:r>
+      <w:r>
+        <w:t xml:space="preserve">measurement, and §8.2 question 8 asks whether it belongs in this score at all.</w:t>
+      </w:r>
+    </w:p>
+    <w:p>
+      <w:pPr>
+        <w:pStyle w:val="BodyText"/>
+      </w:pPr>
+      <w:r>
+        <w:rPr>
+          <w:b/>
+          <w:bCs/>
+        </w:rPr>
+        <w:t xml:space="preserve">Step 7 - Round, and clamp to the 0-100 range.</w:t>
+      </w:r>
+      <w:r>
+        <w:t xml:space="preserve"> </w:t>
+      </w:r>
+      <w:r>
+        <w:t xml:space="preserve">Then read off the band:</w:t>
+      </w:r>
+      <w:r>
+        <w:t xml:space="preserve"> </w:t>
+      </w:r>
+      <w:r>
+        <w:rPr>
+          <w:b/>
+          <w:bCs/>
+        </w:rPr>
+        <w:t xml:space="preserve">Bright Green ≥85 · Medium Green ≥70 · Watch ≥50 · Action Needed</w:t>
+      </w:r>
+      <w:r>
+        <w:rPr>
+          <w:b/>
+          <w:bCs/>
+        </w:rPr>
+        <w:t xml:space="preserve"> </w:t>
+      </w:r>
+      <w:r>
+        <w:rPr>
+          <w:b/>
+          <w:bCs/>
+        </w:rPr>
+        <w:t xml:space="preserve">&lt;50</w:t>
+      </w:r>
+      <w:r>
+        <w:t xml:space="preserve"> </w:t>
+      </w:r>
+      <w:r>
+        <w:t xml:space="preserve">(all provisional).</w:t>
+      </w:r>
+    </w:p>
+    <w:p>
+      <w:pPr>
+        <w:pStyle w:val="BodyText"/>
+      </w:pPr>
+      <w:r>
+        <w:rPr>
+          <w:b/>
+          <w:bCs/>
+        </w:rPr>
+        <w:t xml:space="preserve">Worked example.</w:t>
+      </w:r>
+      <w:r>
+        <w:t xml:space="preserve"> </w:t>
+      </w:r>
+      <w:r>
+        <w:t xml:space="preserve">A Labrador whose normal is appetite 4, energy 4, sleep 4, and 60</w:t>
+      </w:r>
+      <w:r>
+        <w:t xml:space="preserve"> </w:t>
+      </w:r>
+      <w:r>
+        <w:t xml:space="preserve">minutes of activity. This week appetite and energy are both 3, sleep and activity unchanged.</w:t>
+      </w:r>
+    </w:p>
+    <w:tbl>
+      <w:tblPr>
+        <w:tblStyle w:val="Table"/>
+        <w:tblW w:type="auto" w:w="0"/>
+        <w:tblLook w:firstRow="1" w:lastRow="0" w:firstColumn="0" w:lastColumn="0" w:noHBand="0" w:noVBand="0" w:val="0020"/>
+      </w:tblPr>
+      <w:tblGrid>
+        <w:gridCol w:w="2640"/>
+        <w:gridCol w:w="2640"/>
+        <w:gridCol w:w="2640"/>
+      </w:tblGrid>
+      <w:tr>
+        <w:trPr>
+          <w:tblHeader w:val="on"/>
+        </w:trPr>
+        <w:tc>
+          <w:tcPr/>
+          <w:p>
+            <w:pPr>
+              <w:pStyle w:val="Compact"/>
+            </w:pPr>
+            <w:r>
+              <w:t xml:space="preserve">Step</w:t>
+            </w:r>
+          </w:p>
+        </w:tc>
+        <w:tc>
+          <w:tcPr/>
+          <w:p>
+            <w:pPr>
+              <w:pStyle w:val="Compact"/>
+            </w:pPr>
+            <w:r>
+              <w:t xml:space="preserve">Working</w:t>
+            </w:r>
+          </w:p>
+        </w:tc>
+        <w:tc>
+          <w:tcPr/>
+          <w:p>
+            <w:pPr>
+              <w:pStyle w:val="Compact"/>
+              <w:jc w:val="center"/>
+            </w:pPr>
+            <w:r>
+              <w:t xml:space="preserve">Running score</w:t>
+            </w:r>
+          </w:p>
+        </w:tc>
+      </w:tr>
+      <w:tr>
+        <w:tc>
+          <w:tcPr/>
+          <w:p>
+            <w:pPr>
+              <w:pStyle w:val="Compact"/>
+            </w:pPr>
+            <w:r>
+              <w:t xml:space="preserve">Start</w:t>
+            </w:r>
+          </w:p>
+        </w:tc>
+        <w:tc>
+          <w:tcPr/>
+          <w:p>
+            <w:pPr>
+              <w:pStyle w:val="Compact"/>
+            </w:pPr>
+          </w:p>
+        </w:tc>
+        <w:tc>
+          <w:tcPr/>
+          <w:p>
+            <w:pPr>
+              <w:pStyle w:val="Compact"/>
+              <w:jc w:val="center"/>
+            </w:pPr>
+            <w:r>
+              <w:rPr>
+                <w:b/>
+                <w:bCs/>
+              </w:rPr>
+              <w:t xml:space="preserve">100</w:t>
+            </w:r>
+          </w:p>
+        </w:tc>
+      </w:tr>
+      <w:tr>
+        <w:tc>
+          <w:tcPr/>
+          <w:p>
+            <w:pPr>
+              <w:pStyle w:val="Compact"/>
+            </w:pPr>
+            <w:r>
+              <w:t xml:space="preserve">Appetite down 1 of 5</w:t>
+            </w:r>
+          </w:p>
+        </w:tc>
+        <w:tc>
+          <w:tcPr/>
+          <w:p>
+            <w:pPr>
+              <w:pStyle w:val="Compact"/>
+            </w:pPr>
+            <w:r>
+              <w:t xml:space="preserve">30% share × 60 = 18</w:t>
+            </w:r>
+          </w:p>
+        </w:tc>
+        <w:tc>
+          <w:tcPr/>
+          <w:p>
+            <w:pPr>
+              <w:pStyle w:val="Compact"/>
+              <w:jc w:val="center"/>
+            </w:pPr>
+            <w:r>
+              <w:t xml:space="preserve">82</w:t>
+            </w:r>
+          </w:p>
+        </w:tc>
+      </w:tr>
+      <w:tr>
+        <w:tc>
+          <w:tcPr/>
+          <w:p>
+            <w:pPr>
+              <w:pStyle w:val="Compact"/>
+            </w:pPr>
+            <w:r>
+              <w:t xml:space="preserve">Energy down 1 of 5</w:t>
+            </w:r>
+          </w:p>
+        </w:tc>
+        <w:tc>
+          <w:tcPr/>
+          <w:p>
+            <w:pPr>
+              <w:pStyle w:val="Compact"/>
+            </w:pPr>
+            <w:r>
+              <w:t xml:space="preserve">30% share × 60 = 18</w:t>
+            </w:r>
+          </w:p>
+        </w:tc>
+        <w:tc>
+          <w:tcPr/>
+          <w:p>
+            <w:pPr>
+              <w:pStyle w:val="Compact"/>
+              <w:jc w:val="center"/>
+            </w:pPr>
+            <w:r>
+              <w:t xml:space="preserve">64</w:t>
+            </w:r>
+          </w:p>
+        </w:tc>
+      </w:tr>
+      <w:tr>
+        <w:tc>
+          <w:tcPr/>
+          <w:p>
+            <w:pPr>
+              <w:pStyle w:val="Compact"/>
+            </w:pPr>
+            <w:r>
+              <w:t xml:space="preserve">Sleep unchanged</w:t>
+            </w:r>
+          </w:p>
+        </w:tc>
+        <w:tc>
+          <w:tcPr/>
+          <w:p>
+            <w:pPr>
+              <w:pStyle w:val="Compact"/>
+            </w:pPr>
+            <w:r>
+              <w:t xml:space="preserve">nothing</w:t>
+            </w:r>
+          </w:p>
+        </w:tc>
+        <w:tc>
+          <w:tcPr/>
+          <w:p>
+            <w:pPr>
+              <w:pStyle w:val="Compact"/>
+              <w:jc w:val="center"/>
+            </w:pPr>
+            <w:r>
+              <w:t xml:space="preserve">64</w:t>
+            </w:r>
+          </w:p>
+        </w:tc>
+      </w:tr>
+      <w:tr>
+        <w:tc>
+          <w:tcPr/>
+          <w:p>
+            <w:pPr>
+              <w:pStyle w:val="Compact"/>
+            </w:pPr>
+            <w:r>
+              <w:t xml:space="preserve">Activity unchanged</w:t>
+            </w:r>
+          </w:p>
+        </w:tc>
+        <w:tc>
+          <w:tcPr/>
+          <w:p>
+            <w:pPr>
+              <w:pStyle w:val="Compact"/>
+            </w:pPr>
+            <w:r>
+              <w:t xml:space="preserve">nothing</w:t>
+            </w:r>
+          </w:p>
+        </w:tc>
+        <w:tc>
+          <w:tcPr/>
+          <w:p>
+            <w:pPr>
+              <w:pStyle w:val="Compact"/>
+              <w:jc w:val="center"/>
+            </w:pPr>
+            <w:r>
+              <w:t xml:space="preserve">64</w:t>
+            </w:r>
+          </w:p>
+        </w:tc>
+      </w:tr>
+      <w:tr>
+        <w:tc>
+          <w:tcPr/>
+          <w:p>
+            <w:pPr>
+              <w:pStyle w:val="Compact"/>
+            </w:pPr>
+            <w:r>
+              <w:t xml:space="preserve">Two indicators fell together</w:t>
+            </w:r>
+          </w:p>
+        </w:tc>
+        <w:tc>
+          <w:tcPr/>
+          <w:p>
+            <w:pPr>
+              <w:pStyle w:val="Compact"/>
+            </w:pPr>
+            <w:r>
+              <w:t xml:space="preserve">flat 12</w:t>
+            </w:r>
+          </w:p>
+        </w:tc>
+        <w:tc>
+          <w:tcPr/>
+          <w:p>
+            <w:pPr>
+              <w:pStyle w:val="Compact"/>
+              <w:jc w:val="center"/>
+            </w:pPr>
+            <w:r>
+              <w:rPr>
+                <w:b/>
+                <w:bCs/>
+              </w:rPr>
+              <w:t xml:space="preserve">52</w:t>
+            </w:r>
+          </w:p>
+        </w:tc>
+      </w:tr>
+    </w:tbl>
+    <w:p>
+      <w:pPr>
+        <w:pStyle w:val="BodyText"/>
+      </w:pPr>
+      <w:r>
+        <w:rPr>
+          <w:b/>
+          <w:bCs/>
+        </w:rPr>
+        <w:t xml:space="preserve">52 - Watch.</w:t>
+      </w:r>
+      <w:r>
+        <w:t xml:space="preserve"> </w:t>
+      </w:r>
+      <w:r>
+        <w:t xml:space="preserve">Had appetite alone dropped, the pet would have finished on 82 (Medium</w:t>
+      </w:r>
+      <w:r>
+        <w:t xml:space="preserve"> </w:t>
+      </w:r>
+      <w:r>
+        <w:t xml:space="preserve">Green). The second indicator is what moves them a whole band, which is the intended</w:t>
+      </w:r>
+      <w:r>
+        <w:t xml:space="preserve"> </w:t>
+      </w:r>
+      <w:r>
+        <w:t xml:space="preserve">behaviour and the thing §8.2 question 4 asks you to sanity-check.</w:t>
+      </w:r>
+    </w:p>
+    <w:bookmarkEnd w:id="11"/>
+    <w:bookmarkStart w:id="12" w:name="formal-notation"/>
+    <w:p>
+      <w:pPr>
+        <w:pStyle w:val="Heading4"/>
+      </w:pPr>
+      <w:r>
+        <w:t xml:space="preserve">Formal notation</w:t>
+      </w:r>
+    </w:p>
+    <w:p>
+      <w:pPr>
+        <w:pStyle w:val="BlockText"/>
+      </w:pPr>
+      <w:r>
+        <w:rPr>
+          <w:b/>
+          <w:bCs/>
+        </w:rPr>
+        <w:t xml:space="preserve">Engineering reference — skip this block unless you are implementing the engine.</w:t>
+      </w:r>
+      <w:r>
+        <w:t xml:space="preserve"> </w:t>
+      </w:r>
+      <w:r>
+        <w:t xml:space="preserve">It restates steps 1-7 above exactly and adds nothing to them.</w:t>
+      </w:r>
+    </w:p>
+    <w:p>
+      <w:pPr>
+        <w:pStyle w:val="FirstParagraph"/>
+      </w:pPr>
       <w:r>
         <w:t xml:space="preserve">With baseline means</w:t>
       </w:r>
@@ -1151,13 +2042,13 @@
         <w:t xml:space="preserve"> </w:t>
       </w:r>
       <w:r>
-        <w:t xml:space="preserve">(appetite, energy,</w:t>
-      </w:r>
-      <w:r>
-        <w:t xml:space="preserve"> </w:t>
-      </w:r>
-      <w:r>
-        <w:t xml:space="preserve">sleep, activity) over the last</w:t>
+        <w:t xml:space="preserve">(appetite, energy, sleep, activity)</w:t>
+      </w:r>
+      <w:r>
+        <w:t xml:space="preserve"> </w:t>
+      </w:r>
+      <w:r>
+        <w:t xml:space="preserve">over the last</w:t>
       </w:r>
       <w:r>
         <w:t xml:space="preserve"> </w:t>
@@ -2441,16 +3332,9 @@
         </m:oMath>
       </m:oMathPara>
     </w:p>
-    <w:p>
-      <w:pPr>
-        <w:pStyle w:val="FirstParagraph"/>
-      </w:pPr>
-      <w:r>
-        <w:t xml:space="preserve">Bands (provisional): Bright Green ≥85 · Medium Green ≥70 · Watch ≥50 · Action Needed &lt;50.</w:t>
-      </w:r>
-    </w:p>
-    <w:bookmarkEnd w:id="11"/>
-    <w:bookmarkStart w:id="12" w:name="layer-2---red-flag-override-three-tiers"/>
+    <w:bookmarkEnd w:id="12"/>
+    <w:bookmarkEnd w:id="13"/>
+    <w:bookmarkStart w:id="14" w:name="layer-2---red-flag-override-three-tiers"/>
     <w:p>
       <w:pPr>
         <w:pStyle w:val="Heading3"/>
@@ -2676,8 +3560,8 @@
         <w:t xml:space="preserve">good vitals.</w:t>
       </w:r>
     </w:p>
-    <w:bookmarkEnd w:id="12"/>
-    <w:bookmarkStart w:id="13" w:name="removal-of-diagnostic-outputs"/>
+    <w:bookmarkEnd w:id="14"/>
+    <w:bookmarkStart w:id="15" w:name="removal-of-diagnostic-outputs"/>
     <w:p>
       <w:pPr>
         <w:pStyle w:val="Heading3"/>
@@ -2691,7 +3575,59 @@
         <w:pStyle w:val="FirstParagraph"/>
       </w:pPr>
       <w:r>
-        <w:t xml:space="preserve">The prototype’s</w:t>
+        <w:t xml:space="preserve">The earlier prototype attempted to list possible conditions a pet might have. That</w:t>
+      </w:r>
+      <w:r>
+        <w:t xml:space="preserve"> </w:t>
+      </w:r>
+      <w:r>
+        <w:t xml:space="preserve">capability has been</w:t>
+      </w:r>
+      <w:r>
+        <w:t xml:space="preserve"> </w:t>
+      </w:r>
+      <w:r>
+        <w:rPr>
+          <w:b/>
+          <w:bCs/>
+        </w:rPr>
+        <w:t xml:space="preserve">removed entirely</w:t>
+      </w:r>
+      <w:r>
+        <w:t xml:space="preserve">, not hidden or disabled - the engine can no</w:t>
+      </w:r>
+      <w:r>
+        <w:t xml:space="preserve"> </w:t>
+      </w:r>
+      <w:r>
+        <w:t xml:space="preserve">longer produce a disease name because it no longer has anywhere to put one.</w:t>
+      </w:r>
+    </w:p>
+    <w:p>
+      <w:pPr>
+        <w:pStyle w:val="BodyText"/>
+      </w:pPr>
+      <w:r>
+        <w:t xml:space="preserve">What replaces it is a record of</w:t>
+      </w:r>
+      <w:r>
+        <w:t xml:space="preserve"> </w:t>
+      </w:r>
+      <w:r>
+        <w:rPr>
+          <w:i/>
+          <w:iCs/>
+        </w:rPr>
+        <w:t xml:space="preserve">why we escalated and what the owner should do</w:t>
+      </w:r>
+      <w:r>
+        <w:t xml:space="preserve">, never</w:t>
+      </w:r>
+      <w:r>
+        <w:t xml:space="preserve"> </w:t>
+      </w:r>
+      <w:r>
+        <w:t xml:space="preserve">what we think is wrong:</w:t>
       </w:r>
       <w:r>
         <w:t xml:space="preserve"> </w:t>
@@ -2700,32 +3636,13 @@
         <w:rPr>
           <w:rStyle w:val="VerbatimChar"/>
         </w:rPr>
-        <w:t xml:space="preserve">potential_diseases</w:t>
-      </w:r>
-      <w:r>
-        <w:t xml:space="preserve"> </w:t>
-      </w:r>
-      <w:r>
-        <w:t xml:space="preserve">field is</w:t>
-      </w:r>
-      <w:r>
-        <w:t xml:space="preserve"> </w:t>
-      </w:r>
-      <w:r>
-        <w:rPr>
-          <w:b/>
-          <w:bCs/>
-        </w:rPr>
-        <w:t xml:space="preserve">deleted</w:t>
-      </w:r>
-      <w:r>
-        <w:t xml:space="preserve">. Escalations now carry only</w:t>
-      </w:r>
-      <w:r>
-        <w:t xml:space="preserve"> </w:t>
-      </w:r>
-      <w:r>
-        <w:t xml:space="preserve">safe, internal fields:</w:t>
+        <w:t xml:space="preserve">trigger</w:t>
+      </w:r>
+      <w:r>
+        <w:t xml:space="preserve"> </w:t>
+      </w:r>
+      <w:r>
+        <w:t xml:space="preserve">(a short internal label),</w:t>
       </w:r>
       <w:r>
         <w:t xml:space="preserve"> </w:t>
@@ -2734,7 +3651,7 @@
         <w:rPr>
           <w:rStyle w:val="VerbatimChar"/>
         </w:rPr>
-        <w:t xml:space="preserve">trigger</w:t>
+        <w:t xml:space="preserve">severity_tier</w:t>
       </w:r>
       <w:r>
         <w:t xml:space="preserve">,</w:t>
@@ -2746,10 +3663,13 @@
         <w:rPr>
           <w:rStyle w:val="VerbatimChar"/>
         </w:rPr>
-        <w:t xml:space="preserve">severity_tier</w:t>
-      </w:r>
-      <w:r>
-        <w:t xml:space="preserve">,</w:t>
+        <w:t xml:space="preserve">clinical_reason_for_escalation</w:t>
+      </w:r>
+      <w:r>
+        <w:t xml:space="preserve"> </w:t>
+      </w:r>
+      <w:r>
+        <w:t xml:space="preserve">(describing the reported sign, not a cause),</w:t>
       </w:r>
       <w:r>
         <w:t xml:space="preserve"> </w:t>
@@ -2758,10 +3678,10 @@
         <w:rPr>
           <w:rStyle w:val="VerbatimChar"/>
         </w:rPr>
-        <w:t xml:space="preserve">clinical_reason_for_escalation</w:t>
-      </w:r>
-      <w:r>
-        <w:t xml:space="preserve">,</w:t>
+        <w:t xml:space="preserve">recommended_user_pathway</w:t>
+      </w:r>
+      <w:r>
+        <w:t xml:space="preserve">, and</w:t>
       </w:r>
       <w:r>
         <w:t xml:space="preserve"> </w:t>
@@ -2770,33 +3690,27 @@
         <w:rPr>
           <w:rStyle w:val="VerbatimChar"/>
         </w:rPr>
-        <w:t xml:space="preserve">recommended_user_pathway</w:t>
-      </w:r>
-      <w:r>
-        <w:t xml:space="preserve">,</w:t>
-      </w:r>
-      <w:r>
-        <w:t xml:space="preserve"> </w:t>
-      </w:r>
-      <w:r>
-        <w:rPr>
-          <w:rStyle w:val="VerbatimChar"/>
-        </w:rPr>
         <w:t xml:space="preserve">vet_validation_required</w:t>
       </w:r>
       <w:r>
-        <w:t xml:space="preserve">. A guard test in the notebook</w:t>
-      </w:r>
-      <w:r>
-        <w:t xml:space="preserve"> </w:t>
-      </w:r>
-      <w:r>
-        <w:t xml:space="preserve">asserts no disease term ever appears in a user-facing explanation.</w:t>
-      </w:r>
-    </w:p>
-    <w:bookmarkEnd w:id="13"/>
-    <w:bookmarkEnd w:id="14"/>
-    <w:bookmarkStart w:id="15" w:name="explanation-layer"/>
+        <w:t xml:space="preserve">. An automated test checks every</w:t>
+      </w:r>
+      <w:r>
+        <w:t xml:space="preserve"> </w:t>
+      </w:r>
+      <w:r>
+        <w:t xml:space="preserve">message the engine can produce against a list of condition names and fails the build if</w:t>
+      </w:r>
+      <w:r>
+        <w:t xml:space="preserve"> </w:t>
+      </w:r>
+      <w:r>
+        <w:t xml:space="preserve">one ever appears.</w:t>
+      </w:r>
+    </w:p>
+    <w:bookmarkEnd w:id="15"/>
+    <w:bookmarkEnd w:id="16"/>
+    <w:bookmarkStart w:id="17" w:name="explanation-layer"/>
     <w:p>
       <w:pPr>
         <w:pStyle w:val="Heading2"/>
@@ -2847,8 +3761,8 @@
         <w:t xml:space="preserve">with changes in appetite, weight, urination, or energy.”</w:t>
       </w:r>
     </w:p>
-    <w:bookmarkEnd w:id="15"/>
-    <w:bookmarkStart w:id="16" w:name="test-harness-results"/>
+    <w:bookmarkEnd w:id="17"/>
+    <w:bookmarkStart w:id="18" w:name="test-harness-results"/>
     <w:p>
       <w:pPr>
         <w:pStyle w:val="Heading2"/>
@@ -3283,8 +4197,8 @@
         <w:t xml:space="preserve">user-facing explanation across every scenario and fixture.</w:t>
       </w:r>
     </w:p>
-    <w:bookmarkEnd w:id="16"/>
-    <w:bookmarkStart w:id="17" w:name="assumptions"/>
+    <w:bookmarkEnd w:id="18"/>
+    <w:bookmarkStart w:id="19" w:name="assumptions"/>
     <w:p>
       <w:pPr>
         <w:pStyle w:val="Heading2"/>
@@ -3302,7 +4216,53 @@
         </w:numPr>
       </w:pPr>
       <w:r>
-        <w:t xml:space="preserve">Wellbeing inputs are self-reported on a 1-5 scale and treated as comparable over time.</w:t>
+        <w:t xml:space="preserve">Owners rate appetite, energy and sleep on a 1-5 scale, and we assume one owner’s</w:t>
+      </w:r>
+      <w:r>
+        <w:t xml:space="preserve"> </w:t>
+      </w:r>
+      <w:r>
+        <w:t xml:space="preserve">“3”</w:t>
+      </w:r>
+      <w:r>
+        <w:t xml:space="preserve"> </w:t>
+      </w:r>
+      <w:r>
+        <w:t xml:space="preserve">this week means the same as their</w:t>
+      </w:r>
+      <w:r>
+        <w:t xml:space="preserve"> </w:t>
+      </w:r>
+      <w:r>
+        <w:t xml:space="preserve">“3”</w:t>
+      </w:r>
+      <w:r>
+        <w:t xml:space="preserve"> </w:t>
+      </w:r>
+      <w:r>
+        <w:t xml:space="preserve">last week. We do</w:t>
+      </w:r>
+      <w:r>
+        <w:t xml:space="preserve"> </w:t>
+      </w:r>
+      <w:r>
+        <w:rPr>
+          <w:b/>
+          <w:bCs/>
+        </w:rPr>
+        <w:t xml:space="preserve">not</w:t>
+      </w:r>
+      <w:r>
+        <w:t xml:space="preserve"> </w:t>
+      </w:r>
+      <w:r>
+        <w:t xml:space="preserve">assume one owner’s 3</w:t>
+      </w:r>
+      <w:r>
+        <w:t xml:space="preserve"> </w:t>
+      </w:r>
+      <w:r>
+        <w:t xml:space="preserve">means the same as another owner’s 3.</w:t>
       </w:r>
     </w:p>
     <w:p>
@@ -3314,19 +4274,7 @@
         </w:numPr>
       </w:pPr>
       <w:r>
-        <w:t xml:space="preserve">Four or more recent check-ins are enough to estimate a</w:t>
-      </w:r>
-      <w:r>
-        <w:t xml:space="preserve"> </w:t>
-      </w:r>
-      <w:r>
-        <w:t xml:space="preserve">“normal”</w:t>
-      </w:r>
-      <w:r>
-        <w:t xml:space="preserve"> </w:t>
-      </w:r>
-      <w:r>
-        <w:t xml:space="preserve">baseline.</w:t>
+        <w:t xml:space="preserve">Four or more recent check-ins are enough to establish what is normal for a pet.</w:t>
       </w:r>
     </w:p>
     <w:p>
@@ -3338,13 +4286,13 @@
         </w:numPr>
       </w:pPr>
       <w:r>
-        <w:t xml:space="preserve">Weights, the 60-point deviation constant, band cut-offs and the look-back window</w:t>
-      </w:r>
-      <w:r>
-        <w:t xml:space="preserve"> </w:t>
-      </w:r>
-      <w:r>
-        <w:t xml:space="preserve">(3 check-ins for</w:t>
+        <w:t xml:space="preserve">The importance shares, the 60-point figure for a total collapse, the band cut-offs and</w:t>
+      </w:r>
+      <w:r>
+        <w:t xml:space="preserve"> </w:t>
+      </w:r>
+      <w:r>
+        <w:t xml:space="preserve">the three-check-in look-back for</w:t>
       </w:r>
       <w:r>
         <w:t xml:space="preserve"> </w:t>
@@ -3356,20 +4304,26 @@
         <w:t xml:space="preserve"> </w:t>
       </w:r>
       <w:r>
-        <w:t xml:space="preserve">patterns) are</w:t>
-      </w:r>
-      <w:r>
-        <w:t xml:space="preserve"> </w:t>
-      </w:r>
-      <w:r>
-        <w:rPr>
-          <w:b/>
-          <w:bCs/>
-        </w:rPr>
-        <w:t xml:space="preserve">engineering placeholders</w:t>
-      </w:r>
-      <w:r>
-        <w:t xml:space="preserve">.</w:t>
+        <w:t xml:space="preserve">signs are all</w:t>
+      </w:r>
+      <w:r>
+        <w:t xml:space="preserve"> </w:t>
+      </w:r>
+      <w:r>
+        <w:rPr>
+          <w:b/>
+          <w:bCs/>
+        </w:rPr>
+        <w:t xml:space="preserve">numbers we picked</w:t>
+      </w:r>
+      <w:r>
+        <w:t xml:space="preserve">, not</w:t>
+      </w:r>
+      <w:r>
+        <w:t xml:space="preserve"> </w:t>
+      </w:r>
+      <w:r>
+        <w:t xml:space="preserve">numbers derived from evidence. §8 exists to change them.</w:t>
       </w:r>
     </w:p>
     <w:p>
@@ -3381,27 +4335,33 @@
         </w:numPr>
       </w:pPr>
       <w:r>
-        <w:t xml:space="preserve">Owner concern level and check-in consistency are engagement signals and are</w:t>
-      </w:r>
-      <w:r>
-        <w:t xml:space="preserve"> </w:t>
-      </w:r>
-      <w:r>
-        <w:rPr>
-          <w:b/>
-          <w:bCs/>
-        </w:rPr>
-        <w:t xml:space="preserve">not</w:t>
-      </w:r>
-      <w:r>
-        <w:t xml:space="preserve"> </w:t>
-      </w:r>
-      <w:r>
-        <w:t xml:space="preserve">treated as direct health evidence.</w:t>
-      </w:r>
-    </w:p>
-    <w:bookmarkEnd w:id="17"/>
-    <w:bookmarkStart w:id="18" w:name="limitations"/>
+        <w:t xml:space="preserve">How worried the owner says they are, and how consistently they check in, are treated as</w:t>
+      </w:r>
+      <w:r>
+        <w:t xml:space="preserve"> </w:t>
+      </w:r>
+      <w:r>
+        <w:t xml:space="preserve">engagement signals only -</w:t>
+      </w:r>
+      <w:r>
+        <w:t xml:space="preserve"> </w:t>
+      </w:r>
+      <w:r>
+        <w:rPr>
+          <w:b/>
+          <w:bCs/>
+        </w:rPr>
+        <w:t xml:space="preserve">never</w:t>
+      </w:r>
+      <w:r>
+        <w:t xml:space="preserve"> </w:t>
+      </w:r>
+      <w:r>
+        <w:t xml:space="preserve">as evidence about the pet’s health.</w:t>
+      </w:r>
+    </w:p>
+    <w:bookmarkEnd w:id="19"/>
+    <w:bookmarkStart w:id="20" w:name="limitations"/>
     <w:p>
       <w:pPr>
         <w:pStyle w:val="Heading2"/>
@@ -3480,8 +4440,8 @@
         <w:t xml:space="preserve">The 1-5 self-report scale is coarse and subjective between owners.</w:t>
       </w:r>
     </w:p>
-    <w:bookmarkEnd w:id="18"/>
-    <w:bookmarkStart w:id="21" w:name="open-questions-for-veterinary-review"/>
+    <w:bookmarkEnd w:id="20"/>
+    <w:bookmarkStart w:id="23" w:name="open-questions-for-veterinary-review"/>
     <w:p>
       <w:pPr>
         <w:pStyle w:val="Heading2"/>
@@ -3490,7 +4450,7 @@
         <w:t xml:space="preserve">8. Open questions for veterinary review</w:t>
       </w:r>
     </w:p>
-    <w:bookmarkStart w:id="19" w:name="general"/>
+    <w:bookmarkStart w:id="21" w:name="general"/>
     <w:p>
       <w:pPr>
         <w:pStyle w:val="Heading3"/>
@@ -3607,8 +4567,8 @@
         <w:t xml:space="preserve">Is the non-diagnostic explanation wording safe and clear enough for owners?</w:t>
       </w:r>
     </w:p>
-    <w:bookmarkEnd w:id="19"/>
-    <w:bookmarkStart w:id="20" w:name="X16c4ac0320fa94322957087df2183117f9bbb32"/>
+    <w:bookmarkEnd w:id="21"/>
+    <w:bookmarkStart w:id="22" w:name="X16c4ac0320fa94322957087df2183117f9bbb32"/>
     <w:p>
       <w:pPr>
         <w:pStyle w:val="Heading3"/>
@@ -3622,15 +4582,15 @@
         <w:pStyle w:val="FirstParagraph"/>
       </w:pPr>
       <w:r>
-        <w:t xml:space="preserve">The score starts at 100 and only ever subtracts for</w:t>
-      </w:r>
-      <w:r>
-        <w:t xml:space="preserve"> </w:t>
-      </w:r>
-      <w:r>
-        <w:rPr>
-          <w:b/>
-          <w:bCs/>
+        <w:t xml:space="preserve">The score starts at 100 and only ever subtracts, and only for changes in the</w:t>
+      </w:r>
+      <w:r>
+        <w:t xml:space="preserve"> </w:t>
+      </w:r>
+      <w:r>
+        <w:rPr>
+          <w:i/>
+          <w:iCs/>
         </w:rPr>
         <w:t xml:space="preserve">downward</w:t>
       </w:r>
@@ -3638,66 +4598,86 @@
         <w:t xml:space="preserve"> </w:t>
       </w:r>
       <w:r>
-        <w:t xml:space="preserve">deviations from the</w:t>
-      </w:r>
-      <w:r>
-        <w:t xml:space="preserve"> </w:t>
-      </w:r>
-      <w:r>
-        <w:t xml:space="preserve">pet’s own baseline. Two things decide how much a given change costs: the</w:t>
-      </w:r>
-      <w:r>
-        <w:t xml:space="preserve"> </w:t>
-      </w:r>
-      <w:r>
-        <w:rPr>
-          <w:b/>
-          <w:bCs/>
-        </w:rPr>
-        <w:t xml:space="preserve">weight</w:t>
-      </w:r>
-      <w:r>
-        <w:t xml:space="preserve"> </w:t>
-      </w:r>
-      <w:r>
-        <w:t xml:space="preserve">of</w:t>
-      </w:r>
-      <w:r>
-        <w:t xml:space="preserve"> </w:t>
-      </w:r>
-      <w:r>
-        <w:t xml:space="preserve">that indicator (its relative importance) and the shared</w:t>
-      </w:r>
-      <w:r>
-        <w:t xml:space="preserve"> </w:t>
-      </w:r>
-      <w:r>
-        <w:rPr>
-          <w:b/>
-          <w:bCs/>
-        </w:rPr>
-        <w:t xml:space="preserve">deviation constant</w:t>
-      </w:r>
-      <w:r>
-        <w:t xml:space="preserve"> </w:t>
-      </w:r>
-      <w:r>
-        <w:rPr>
-          <w:rStyle w:val="VerbatimChar"/>
-        </w:rPr>
-        <w:t xml:space="preserve">D = 60</w:t>
-      </w:r>
-      <w:r>
-        <w:t xml:space="preserve"> </w:t>
-      </w:r>
-      <w:r>
-        <w:t xml:space="preserve">(how many points a full deviation can remove). The weights within each breed profile</w:t>
-      </w:r>
-      <w:r>
-        <w:t xml:space="preserve"> </w:t>
-      </w:r>
-      <w:r>
-        <w:t xml:space="preserve">sum to 1.0, so the profiles are directly comparable.</w:t>
+        <w:t xml:space="preserve">direction. Two things decide what a given change costs:</w:t>
+      </w:r>
+    </w:p>
+    <w:p>
+      <w:pPr>
+        <w:pStyle w:val="Compact"/>
+        <w:numPr>
+          <w:ilvl w:val="0"/>
+          <w:numId w:val="1006"/>
+        </w:numPr>
+      </w:pPr>
+      <w:r>
+        <w:rPr>
+          <w:b/>
+          <w:bCs/>
+        </w:rPr>
+        <w:t xml:space="preserve">How much that indicator matters</w:t>
+      </w:r>
+      <w:r>
+        <w:t xml:space="preserve"> </w:t>
+      </w:r>
+      <w:r>
+        <w:t xml:space="preserve">relative to the other three, expressed as a share</w:t>
+      </w:r>
+      <w:r>
+        <w:t xml:space="preserve"> </w:t>
+      </w:r>
+      <w:r>
+        <w:t xml:space="preserve">of 100%.</w:t>
+      </w:r>
+    </w:p>
+    <w:p>
+      <w:pPr>
+        <w:pStyle w:val="Compact"/>
+        <w:numPr>
+          <w:ilvl w:val="0"/>
+          <w:numId w:val="1006"/>
+        </w:numPr>
+      </w:pPr>
+      <w:r>
+        <w:rPr>
+          <w:b/>
+          <w:bCs/>
+        </w:rPr>
+        <w:t xml:space="preserve">How much a total collapse would cost</w:t>
+      </w:r>
+      <w:r>
+        <w:t xml:space="preserve"> </w:t>
+      </w:r>
+      <w:r>
+        <w:t xml:space="preserve">- set at 60 points, and shared out between</w:t>
+      </w:r>
+      <w:r>
+        <w:t xml:space="preserve"> </w:t>
+      </w:r>
+      <w:r>
+        <w:t xml:space="preserve">the four indicators according to (1).</w:t>
+      </w:r>
+    </w:p>
+    <w:p>
+      <w:pPr>
+        <w:pStyle w:val="FirstParagraph"/>
+      </w:pPr>
+      <w:r>
+        <w:t xml:space="preserve">The shares always add to 100% within a profile, which is what lets the two breed profiles</w:t>
+      </w:r>
+      <w:r>
+        <w:t xml:space="preserve"> </w:t>
+      </w:r>
+      <w:r>
+        <w:t xml:space="preserve">be compared to one another. This is the same calculation described step by step in §3</w:t>
+      </w:r>
+      <w:r>
+        <w:t xml:space="preserve"> </w:t>
+      </w:r>
+      <w:r>
+        <w:t xml:space="preserve">“How the score is worked out”</w:t>
+      </w:r>
+      <w:r>
+        <w:t xml:space="preserve">; below it is restated as plain point costs.</w:t>
       </w:r>
     </w:p>
     <w:p>
@@ -3917,35 +4897,128 @@
         <w:pStyle w:val="BodyText"/>
       </w:pPr>
       <w:r>
-        <w:t xml:space="preserve">Because the abstract weights are hard to judge clinically, here is what they mean in</w:t>
-      </w:r>
-      <w:r>
-        <w:t xml:space="preserve"> </w:t>
-      </w:r>
-      <w:r>
-        <w:rPr>
-          <w:b/>
-          <w:bCs/>
-        </w:rPr>
-        <w:t xml:space="preserve">practice</w:t>
-      </w:r>
-      <w:r>
-        <w:t xml:space="preserve"> </w:t>
-      </w:r>
-      <w:r>
-        <w:t xml:space="preserve">— points removed from the 0-100 score, so the relative severity is visible</w:t>
-      </w:r>
-      <w:r>
-        <w:t xml:space="preserve"> </w:t>
-      </w:r>
-      <w:r>
-        <w:t xml:space="preserve">without doing the maths. Appetite/energy/sleep are 1-5 scales; activity is compared as a</w:t>
-      </w:r>
-      <w:r>
-        <w:t xml:space="preserve"> </w:t>
-      </w:r>
-      <w:r>
-        <w:t xml:space="preserve">percentage of the baseline minutes.</w:t>
+        <w:t xml:space="preserve">Percentage shares are hard to judge clinically, so</w:t>
+      </w:r>
+      <w:r>
+        <w:t xml:space="preserve"> </w:t>
+      </w:r>
+      <w:r>
+        <w:rPr>
+          <w:b/>
+          <w:bCs/>
+        </w:rPr>
+        <w:t xml:space="preserve">this is the table to review</w:t>
+      </w:r>
+      <w:r>
+        <w:t xml:space="preserve"> </w:t>
+      </w:r>
+      <w:r>
+        <w:t xml:space="preserve">- the</w:t>
+      </w:r>
+      <w:r>
+        <w:t xml:space="preserve"> </w:t>
+      </w:r>
+      <w:r>
+        <w:t xml:space="preserve">same weights expressed as points removed from the 0-100 score. Nothing here needs working</w:t>
+      </w:r>
+      <w:r>
+        <w:t xml:space="preserve"> </w:t>
+      </w:r>
+      <w:r>
+        <w:t xml:space="preserve">out; the numbers are what an owner would actually see happen. Appetite, energy and sleep</w:t>
+      </w:r>
+      <w:r>
+        <w:t xml:space="preserve"> </w:t>
+      </w:r>
+      <w:r>
+        <w:t xml:space="preserve">are 1-5 scales, so</w:t>
+      </w:r>
+      <w:r>
+        <w:t xml:space="preserve"> </w:t>
+      </w:r>
+      <w:r>
+        <w:t xml:space="preserve">“down 1 point”</w:t>
+      </w:r>
+      <w:r>
+        <w:t xml:space="preserve"> </w:t>
+      </w:r>
+      <w:r>
+        <w:t xml:space="preserve">means something like 4→3. Activity is compared as a</w:t>
+      </w:r>
+      <w:r>
+        <w:t xml:space="preserve"> </w:t>
+      </w:r>
+      <w:r>
+        <w:t xml:space="preserve">percentage of the pet’s usual minutes.</w:t>
+      </w:r>
+    </w:p>
+    <w:p>
+      <w:pPr>
+        <w:pStyle w:val="BodyText"/>
+      </w:pPr>
+      <w:r>
+        <w:rPr>
+          <w:i/>
+          <w:iCs/>
+        </w:rPr>
+        <w:t xml:space="preserve">(These are the figures with no body-condition adjustment applied. A pet recorded as above</w:t>
+      </w:r>
+      <w:r>
+        <w:rPr>
+          <w:i/>
+          <w:iCs/>
+        </w:rPr>
+        <w:t xml:space="preserve"> </w:t>
+      </w:r>
+      <w:r>
+        <w:rPr>
+          <w:i/>
+          <w:iCs/>
+        </w:rPr>
+        <w:t xml:space="preserve">or below their breed’s healthy weight range shifts the shares somewhat - see</w:t>
+      </w:r>
+      <w:r>
+        <w:rPr>
+          <w:i/>
+          <w:iCs/>
+        </w:rPr>
+        <w:t xml:space="preserve"> </w:t>
+      </w:r>
+      <w:r>
+        <w:rPr>
+          <w:rStyle w:val="VerbatimChar"/>
+          <w:i/>
+          <w:iCs/>
+        </w:rPr>
+        <w:t xml:space="preserve">PawHealthAI_Vitality_Score.md</w:t>
+      </w:r>
+      <w:r>
+        <w:rPr>
+          <w:i/>
+          <w:iCs/>
+        </w:rPr>
+        <w:t xml:space="preserve"> </w:t>
+      </w:r>
+      <w:r>
+        <w:rPr>
+          <w:i/>
+          <w:iCs/>
+        </w:rPr>
+        <w:t xml:space="preserve">§6, which the weight subsystem added after this table was</w:t>
+      </w:r>
+      <w:r>
+        <w:rPr>
+          <w:i/>
+          <w:iCs/>
+        </w:rPr>
+        <w:t xml:space="preserve"> </w:t>
+      </w:r>
+      <w:r>
+        <w:rPr>
+          <w:i/>
+          <w:iCs/>
+        </w:rPr>
+        <w:t xml:space="preserve">written.)</w:t>
       </w:r>
     </w:p>
     <w:tbl>
@@ -4322,7 +5395,7 @@
         <w:pStyle w:val="Compact"/>
         <w:numPr>
           <w:ilvl w:val="0"/>
-          <w:numId w:val="1006"/>
+          <w:numId w:val="1007"/>
         </w:numPr>
       </w:pPr>
       <w:r>
@@ -4380,7 +5453,7 @@
         <w:pStyle w:val="Compact"/>
         <w:numPr>
           <w:ilvl w:val="0"/>
-          <w:numId w:val="1006"/>
+          <w:numId w:val="1007"/>
         </w:numPr>
       </w:pPr>
       <w:r>
@@ -4430,7 +5503,7 @@
         <w:pStyle w:val="Compact"/>
         <w:numPr>
           <w:ilvl w:val="0"/>
-          <w:numId w:val="1006"/>
+          <w:numId w:val="1007"/>
         </w:numPr>
       </w:pPr>
       <w:r>
@@ -4496,7 +5569,7 @@
         <w:pStyle w:val="Compact"/>
         <w:numPr>
           <w:ilvl w:val="0"/>
-          <w:numId w:val="1006"/>
+          <w:numId w:val="1007"/>
         </w:numPr>
       </w:pPr>
       <w:r>
@@ -4542,7 +5615,7 @@
         <w:pStyle w:val="Compact"/>
         <w:numPr>
           <w:ilvl w:val="0"/>
-          <w:numId w:val="1006"/>
+          <w:numId w:val="1007"/>
         </w:numPr>
       </w:pPr>
       <w:r>
@@ -4576,7 +5649,7 @@
         <w:pStyle w:val="Compact"/>
         <w:numPr>
           <w:ilvl w:val="0"/>
-          <w:numId w:val="1006"/>
+          <w:numId w:val="1007"/>
         </w:numPr>
       </w:pPr>
       <w:r>
@@ -4604,7 +5677,7 @@
         <w:pStyle w:val="Compact"/>
         <w:numPr>
           <w:ilvl w:val="0"/>
-          <w:numId w:val="1006"/>
+          <w:numId w:val="1007"/>
         </w:numPr>
       </w:pPr>
       <w:r>
@@ -4644,7 +5717,7 @@
         <w:pStyle w:val="Compact"/>
         <w:numPr>
           <w:ilvl w:val="0"/>
-          <w:numId w:val="1006"/>
+          <w:numId w:val="1007"/>
         </w:numPr>
       </w:pPr>
       <w:r>
@@ -4683,9 +5756,9 @@
         <w:t xml:space="preserve">out of the health trend entirely?</w:t>
       </w:r>
     </w:p>
-    <w:bookmarkEnd w:id="20"/>
-    <w:bookmarkEnd w:id="21"/>
-    <w:bookmarkStart w:id="22" w:name="out-of-scope"/>
+    <w:bookmarkEnd w:id="22"/>
+    <w:bookmarkEnd w:id="23"/>
+    <w:bookmarkStart w:id="24" w:name="out-of-scope"/>
     <w:p>
       <w:pPr>
         <w:pStyle w:val="Heading2"/>
@@ -4706,6 +5779,1370 @@
       </w:r>
       <w:r>
         <w:t xml:space="preserve">behaviour, and final clinical rules - all out of scope until veterinary review is complete.</w:t>
+      </w:r>
+    </w:p>
+    <w:bookmarkEnd w:id="24"/>
+    <w:bookmarkStart w:id="30" w:name="references"/>
+    <w:p>
+      <w:pPr>
+        <w:pStyle w:val="Heading2"/>
+      </w:pPr>
+      <w:r>
+        <w:t xml:space="preserve">10. References</w:t>
+      </w:r>
+    </w:p>
+    <w:p>
+      <w:pPr>
+        <w:pStyle w:val="FirstParagraph"/>
+      </w:pPr>
+      <w:r>
+        <w:rPr>
+          <w:b/>
+          <w:bCs/>
+        </w:rPr>
+        <w:t xml:space="preserve">How to read this list.</w:t>
+      </w:r>
+      <w:r>
+        <w:t xml:space="preserve"> </w:t>
+      </w:r>
+      <w:r>
+        <w:t xml:space="preserve">These references establish that the engine’s</w:t>
+      </w:r>
+      <w:r>
+        <w:t xml:space="preserve"> </w:t>
+      </w:r>
+      <w:r>
+        <w:rPr>
+          <w:i/>
+          <w:iCs/>
+        </w:rPr>
+        <w:t xml:space="preserve">approach</w:t>
+      </w:r>
+      <w:r>
+        <w:t xml:space="preserve"> </w:t>
+      </w:r>
+      <w:r>
+        <w:t xml:space="preserve">is a</w:t>
+      </w:r>
+      <w:r>
+        <w:t xml:space="preserve"> </w:t>
+      </w:r>
+      <w:r>
+        <w:t xml:space="preserve">recognised one and that its thresholds sit in a plausible range. They are</w:t>
+      </w:r>
+      <w:r>
+        <w:t xml:space="preserve"> </w:t>
+      </w:r>
+      <w:r>
+        <w:rPr>
+          <w:b/>
+          <w:bCs/>
+        </w:rPr>
+        <w:t xml:space="preserve">not</w:t>
+      </w:r>
+      <w:r>
+        <w:t xml:space="preserve"> </w:t>
+      </w:r>
+      <w:r>
+        <w:t xml:space="preserve">the</w:t>
+      </w:r>
+      <w:r>
+        <w:t xml:space="preserve"> </w:t>
+      </w:r>
+      <w:r>
+        <w:t xml:space="preserve">derivation of the numbers. Every constant in this report - the 0-100 scale, the band</w:t>
+      </w:r>
+      <w:r>
+        <w:t xml:space="preserve"> </w:t>
+      </w:r>
+      <w:r>
+        <w:t xml:space="preserve">cut-offs at 85/70/50, the</w:t>
+      </w:r>
+      <w:r>
+        <w:t xml:space="preserve"> </w:t>
+      </w:r>
+      <w:r>
+        <w:rPr>
+          <w:rStyle w:val="VerbatimChar"/>
+        </w:rPr>
+        <w:t xml:space="preserve">DEVIATION_WEIGHT</w:t>
+      </w:r>
+      <w:r>
+        <w:t xml:space="preserve"> </w:t>
+      </w:r>
+      <w:r>
+        <w:t xml:space="preserve">of 60, the weighting profiles in §8.2, the</w:t>
+      </w:r>
+      <w:r>
+        <w:t xml:space="preserve"> </w:t>
+      </w:r>
+      <w:r>
+        <w:t xml:space="preserve">-8 worming nudge, the -12 compound deduction - is an engineering placeholder chosen for</w:t>
+      </w:r>
+      <w:r>
+        <w:t xml:space="preserve"> </w:t>
+      </w:r>
+      <w:r>
+        <w:t xml:space="preserve">v0.2. Where the literature and a constant disagree, the literature wins and the constant</w:t>
+      </w:r>
+      <w:r>
+        <w:t xml:space="preserve"> </w:t>
+      </w:r>
+      <w:r>
+        <w:t xml:space="preserve">should change. That is the point of §8.</w:t>
+      </w:r>
+    </w:p>
+    <w:p>
+      <w:pPr>
+        <w:pStyle w:val="BodyText"/>
+      </w:pPr>
+      <w:r>
+        <w:rPr>
+          <w:b/>
+          <w:bCs/>
+        </w:rPr>
+        <w:t xml:space="preserve">Scope note.</w:t>
+      </w:r>
+      <w:r>
+        <w:t xml:space="preserve"> </w:t>
+      </w:r>
+      <w:r>
+        <w:t xml:space="preserve">Sections 1-9 above document the engine as it stood before the weight</w:t>
+      </w:r>
+      <w:r>
+        <w:t xml:space="preserve"> </w:t>
+      </w:r>
+      <w:r>
+        <w:t xml:space="preserve">subsystem (</w:t>
+      </w:r>
+      <w:r>
+        <w:rPr>
+          <w:rStyle w:val="VerbatimChar"/>
+        </w:rPr>
+        <w:t xml:space="preserve">phavit/weight.py</w:t>
+      </w:r>
+      <w:r>
+        <w:t xml:space="preserve">) was added. References [3]-[8] cover that later work, which</w:t>
+      </w:r>
+      <w:r>
+        <w:t xml:space="preserve"> </w:t>
+      </w:r>
+      <w:r>
+        <w:t xml:space="preserve">is currently documented in</w:t>
+      </w:r>
+      <w:r>
+        <w:t xml:space="preserve"> </w:t>
+      </w:r>
+      <w:r>
+        <w:rPr>
+          <w:rStyle w:val="VerbatimChar"/>
+        </w:rPr>
+        <w:t xml:space="preserve">PawHealthAI_Vitality_Score.md</w:t>
+      </w:r>
+      <w:r>
+        <w:t xml:space="preserve"> </w:t>
+      </w:r>
+      <w:r>
+        <w:t xml:space="preserve">rather than here. Bringing this</w:t>
+      </w:r>
+      <w:r>
+        <w:t xml:space="preserve"> </w:t>
+      </w:r>
+      <w:r>
+        <w:t xml:space="preserve">report up to date is outstanding - see the note at the end of this section.</w:t>
+      </w:r>
+    </w:p>
+    <w:bookmarkStart w:id="25" w:name="scoring-architecture"/>
+    <w:p>
+      <w:pPr>
+        <w:pStyle w:val="Heading3"/>
+      </w:pPr>
+      <w:r>
+        <w:t xml:space="preserve">Scoring architecture</w:t>
+      </w:r>
+    </w:p>
+    <w:p>
+      <w:pPr>
+        <w:pStyle w:val="FirstParagraph"/>
+      </w:pPr>
+      <w:r>
+        <w:rPr>
+          <w:b/>
+          <w:bCs/>
+        </w:rPr>
+        <w:t xml:space="preserve">[1]</w:t>
+      </w:r>
+      <w:r>
+        <w:t xml:space="preserve"> </w:t>
+      </w:r>
+      <w:r>
+        <w:t xml:space="preserve">Royal College of Physicians (2017).</w:t>
+      </w:r>
+      <w:r>
+        <w:t xml:space="preserve"> </w:t>
+      </w:r>
+      <w:r>
+        <w:rPr>
+          <w:i/>
+          <w:iCs/>
+        </w:rPr>
+        <w:t xml:space="preserve">National Early Warning Score (NEWS) 2:</w:t>
+      </w:r>
+      <w:r>
+        <w:rPr>
+          <w:i/>
+          <w:iCs/>
+        </w:rPr>
+        <w:t xml:space="preserve"> </w:t>
+      </w:r>
+      <w:r>
+        <w:rPr>
+          <w:i/>
+          <w:iCs/>
+        </w:rPr>
+        <w:t xml:space="preserve">Standardising the assessment of acute-illness severity in the NHS.</w:t>
+      </w:r>
+      <w:r>
+        <w:t xml:space="preserve"> </w:t>
+      </w:r>
+      <w:r>
+        <w:t xml:space="preserve">Updated report of a</w:t>
+      </w:r>
+      <w:r>
+        <w:t xml:space="preserve"> </w:t>
+      </w:r>
+      <w:r>
+        <w:t xml:space="preserve">working party. London: RCP.</w:t>
+      </w:r>
+      <w:r>
+        <w:t xml:space="preserve"> </w:t>
+      </w:r>
+      <w:r>
+        <w:t xml:space="preserve">https://www.rcp.ac.uk/media/a4ibkkbf/news2-final-report_0_0.pdf</w:t>
+      </w:r>
+    </w:p>
+    <w:p>
+      <w:pPr>
+        <w:pStyle w:val="BlockText"/>
+      </w:pPr>
+      <w:r>
+        <w:rPr>
+          <w:i/>
+          <w:iCs/>
+        </w:rPr>
+        <w:t xml:space="preserve">Supports §3.</w:t>
+      </w:r>
+      <w:r>
+        <w:t xml:space="preserve"> </w:t>
+      </w:r>
+      <w:r>
+        <w:t xml:space="preserve">NEWS2 aggregates weighted parameters into a single number, sorts it into</w:t>
+      </w:r>
+      <w:r>
+        <w:t xml:space="preserve"> </w:t>
+      </w:r>
+      <w:r>
+        <w:t xml:space="preserve">banded escalation tiers, and lets a clinical trigger override the aggregate. That is the</w:t>
+      </w:r>
+      <w:r>
+        <w:t xml:space="preserve"> </w:t>
+      </w:r>
+      <w:r>
+        <w:t xml:space="preserve">same three-layer structure described in §3, and it is the established precedent for the</w:t>
+      </w:r>
+      <w:r>
+        <w:t xml:space="preserve"> </w:t>
+      </w:r>
+      <w:r>
+        <w:t xml:space="preserve">design decision in §3</w:t>
+      </w:r>
+      <w:r>
+        <w:t xml:space="preserve"> </w:t>
+      </w:r>
+      <w:r>
+        <w:t xml:space="preserve">“Layer 2”</w:t>
+      </w:r>
+      <w:r>
+        <w:t xml:space="preserve"> </w:t>
+      </w:r>
+      <w:r>
+        <w:t xml:space="preserve">that an override must</w:t>
+      </w:r>
+      <w:r>
+        <w:t xml:space="preserve"> </w:t>
+      </w:r>
+      <w:r>
+        <w:rPr>
+          <w:b/>
+          <w:bCs/>
+        </w:rPr>
+        <w:t xml:space="preserve">bypass</w:t>
+      </w:r>
+      <w:r>
+        <w:t xml:space="preserve"> </w:t>
+      </w:r>
+      <w:r>
+        <w:t xml:space="preserve">the score rather than be</w:t>
+      </w:r>
+      <w:r>
+        <w:t xml:space="preserve"> </w:t>
+      </w:r>
+      <w:r>
+        <w:t xml:space="preserve">folded into it as a deduction.</w:t>
+      </w:r>
+    </w:p>
+    <w:p>
+      <w:pPr>
+        <w:pStyle w:val="FirstParagraph"/>
+      </w:pPr>
+      <w:r>
+        <w:rPr>
+          <w:b/>
+          <w:bCs/>
+        </w:rPr>
+        <w:t xml:space="preserve">[2]</w:t>
+      </w:r>
+      <w:r>
+        <w:t xml:space="preserve"> </w:t>
+      </w:r>
+      <w:r>
+        <w:t xml:space="preserve">Reid, J., Wiseman-Orr, L. and Scott, M. (2020). Development of an early warning</w:t>
+      </w:r>
+      <w:r>
+        <w:t xml:space="preserve"> </w:t>
+      </w:r>
+      <w:r>
+        <w:t xml:space="preserve">system for owners using a validated health-related quality of life (HRQL) instrument for</w:t>
+      </w:r>
+      <w:r>
+        <w:t xml:space="preserve"> </w:t>
+      </w:r>
+      <w:r>
+        <w:t xml:space="preserve">companion animals and its use in a large cohort of dogs.</w:t>
+      </w:r>
+      <w:r>
+        <w:t xml:space="preserve"> </w:t>
+      </w:r>
+      <w:r>
+        <w:rPr>
+          <w:i/>
+          <w:iCs/>
+        </w:rPr>
+        <w:t xml:space="preserve">Journal of Small Animal</w:t>
+      </w:r>
+      <w:r>
+        <w:rPr>
+          <w:i/>
+          <w:iCs/>
+        </w:rPr>
+        <w:t xml:space="preserve"> </w:t>
+      </w:r>
+      <w:r>
+        <w:rPr>
+          <w:i/>
+          <w:iCs/>
+        </w:rPr>
+        <w:t xml:space="preserve">Practice</w:t>
+      </w:r>
+      <w:r>
+        <w:t xml:space="preserve">. https://pmc.ncbi.nlm.nih.gov/articles/PMC7541963/</w:t>
+      </w:r>
+    </w:p>
+    <w:p>
+      <w:pPr>
+        <w:pStyle w:val="BlockText"/>
+      </w:pPr>
+      <w:r>
+        <w:rPr>
+          <w:i/>
+          <w:iCs/>
+        </w:rPr>
+        <w:t xml:space="preserve">Supports §3 Layer 1, §4.</w:t>
+      </w:r>
+      <w:r>
+        <w:t xml:space="preserve"> </w:t>
+      </w:r>
+      <w:r>
+        <w:t xml:space="preserve">The nearest published analogue to this engine: an</w:t>
+      </w:r>
+      <w:r>
+        <w:t xml:space="preserve"> </w:t>
+      </w:r>
+      <w:r>
+        <w:t xml:space="preserve">owner-completed, psychometrically validated instrument scoring four behavioural domains</w:t>
+      </w:r>
+      <w:r>
+        <w:t xml:space="preserve"> </w:t>
+      </w:r>
+      <w:r>
+        <w:t xml:space="preserve">(energy, happiness, activity, calmness) closely comparable to the check-in’s appetite,</w:t>
+      </w:r>
+      <w:r>
+        <w:t xml:space="preserve"> </w:t>
+      </w:r>
+      <w:r>
+        <w:t xml:space="preserve">energy, sleep and activity, used as an early-warning system across a large cohort. The</w:t>
+      </w:r>
+      <w:r>
+        <w:t xml:space="preserve"> </w:t>
+      </w:r>
+      <w:r>
+        <w:t xml:space="preserve">basis for treating owner-reported domains tracked against the animal’s own history as</w:t>
+      </w:r>
+      <w:r>
+        <w:t xml:space="preserve"> </w:t>
+      </w:r>
+      <w:r>
+        <w:t xml:space="preserve">carrying real signal, and for framing the output as wellbeing tracking rather than</w:t>
+      </w:r>
+      <w:r>
+        <w:t xml:space="preserve"> </w:t>
+      </w:r>
+      <w:r>
+        <w:t xml:space="preserve">diagnosis (§3</w:t>
+      </w:r>
+      <w:r>
+        <w:t xml:space="preserve"> </w:t>
+      </w:r>
+      <w:r>
+        <w:t xml:space="preserve">“Removal of diagnostic outputs”</w:t>
+      </w:r>
+      <w:r>
+        <w:t xml:space="preserve">).</w:t>
+      </w:r>
+    </w:p>
+    <w:bookmarkEnd w:id="25"/>
+    <w:bookmarkStart w:id="26" w:name="body-condition"/>
+    <w:p>
+      <w:pPr>
+        <w:pStyle w:val="Heading3"/>
+      </w:pPr>
+      <w:r>
+        <w:t xml:space="preserve">Body condition</w:t>
+      </w:r>
+    </w:p>
+    <w:p>
+      <w:pPr>
+        <w:pStyle w:val="FirstParagraph"/>
+      </w:pPr>
+      <w:r>
+        <w:rPr>
+          <w:b/>
+          <w:bCs/>
+        </w:rPr>
+        <w:t xml:space="preserve">[3]</w:t>
+      </w:r>
+      <w:r>
+        <w:t xml:space="preserve"> </w:t>
+      </w:r>
+      <w:r>
+        <w:t xml:space="preserve">Laflamme, D. P. (1997). Development and validation of a body condition score</w:t>
+      </w:r>
+      <w:r>
+        <w:t xml:space="preserve"> </w:t>
+      </w:r>
+      <w:r>
+        <w:t xml:space="preserve">system for dogs.</w:t>
+      </w:r>
+      <w:r>
+        <w:t xml:space="preserve"> </w:t>
+      </w:r>
+      <w:r>
+        <w:rPr>
+          <w:i/>
+          <w:iCs/>
+        </w:rPr>
+        <w:t xml:space="preserve">Canine Practice</w:t>
+      </w:r>
+      <w:r>
+        <w:t xml:space="preserve">, 22(4), 10-15.</w:t>
+      </w:r>
+      <w:r>
+        <w:t xml:space="preserve"> </w:t>
+      </w:r>
+      <w:r>
+        <w:rPr>
+          <w:i/>
+          <w:iCs/>
+        </w:rPr>
+        <w:t xml:space="preserve">(Companion paper for cats: Laflamme,</w:t>
+      </w:r>
+      <w:r>
+        <w:rPr>
+          <w:i/>
+          <w:iCs/>
+        </w:rPr>
+        <w:t xml:space="preserve"> </w:t>
+      </w:r>
+      <w:r>
+        <w:rPr>
+          <w:i/>
+          <w:iCs/>
+        </w:rPr>
+        <w:t xml:space="preserve">D. P. (1997). Development and validation of a body condition score system for cats: a</w:t>
+      </w:r>
+      <w:r>
+        <w:rPr>
+          <w:i/>
+          <w:iCs/>
+        </w:rPr>
+        <w:t xml:space="preserve"> </w:t>
+      </w:r>
+      <w:r>
+        <w:rPr>
+          <w:i/>
+          <w:iCs/>
+        </w:rPr>
+        <w:t xml:space="preserve">clinical tool. Feline Practice, 25(5-6), 13-18.)</w:t>
+      </w:r>
+    </w:p>
+    <w:p>
+      <w:pPr>
+        <w:pStyle w:val="BlockText"/>
+      </w:pPr>
+      <w:r>
+        <w:rPr>
+          <w:i/>
+          <w:iCs/>
+        </w:rPr>
+        <w:t xml:space="preserve">Supports:</w:t>
+      </w:r>
+      <w:r>
+        <w:t xml:space="preserve"> </w:t>
+      </w:r>
+      <w:r>
+        <w:t xml:space="preserve">the 9-point BCS scale as the validated clinical measure of body condition,</w:t>
+      </w:r>
+      <w:r>
+        <w:t xml:space="preserve"> </w:t>
+      </w:r>
+      <w:r>
+        <w:t xml:space="preserve">shown to be repeatable both within and between scorers.</w:t>
+      </w:r>
+    </w:p>
+    <w:p>
+      <w:pPr>
+        <w:pStyle w:val="FirstParagraph"/>
+      </w:pPr>
+      <w:r>
+        <w:rPr>
+          <w:b/>
+          <w:bCs/>
+        </w:rPr>
+        <w:t xml:space="preserve">[4]</w:t>
+      </w:r>
+      <w:r>
+        <w:t xml:space="preserve"> </w:t>
+      </w:r>
+      <w:r>
+        <w:t xml:space="preserve">World Small Animal Veterinary Association, Global Nutrition Committee.</w:t>
+      </w:r>
+      <w:r>
+        <w:t xml:space="preserve"> </w:t>
+      </w:r>
+      <w:r>
+        <w:rPr>
+          <w:i/>
+          <w:iCs/>
+        </w:rPr>
+        <w:t xml:space="preserve">WSAVA Global Nutrition Toolkit.</w:t>
+      </w:r>
+      <w:r>
+        <w:t xml:space="preserve"> </w:t>
+      </w:r>
+      <w:r>
+        <w:t xml:space="preserve">https://wsava.org/wp-content/uploads/2021/04/WSAVA-Global-Nutrition-Toolkit-English.pdf</w:t>
+      </w:r>
+    </w:p>
+    <w:p>
+      <w:pPr>
+        <w:pStyle w:val="BlockText"/>
+      </w:pPr>
+      <w:r>
+        <w:rPr>
+          <w:i/>
+          <w:iCs/>
+        </w:rPr>
+        <w:t xml:space="preserve">Supports:</w:t>
+      </w:r>
+      <w:r>
+        <w:t xml:space="preserve"> </w:t>
+      </w:r>
+      <w:r>
+        <w:t xml:space="preserve">BCS as the international standard (4-5/9 ideal for dogs, 5/9 for cats).</w:t>
+      </w:r>
+      <w:r>
+        <w:t xml:space="preserve"> </w:t>
+      </w:r>
+      <w:r>
+        <w:rPr>
+          <w:b/>
+          <w:bCs/>
+        </w:rPr>
+        <w:t xml:space="preserve">This is the reference the breed weight table in</w:t>
+      </w:r>
+      <w:r>
+        <w:rPr>
+          <w:b/>
+          <w:bCs/>
+        </w:rPr>
+        <w:t xml:space="preserve"> </w:t>
+      </w:r>
+      <w:r>
+        <w:rPr>
+          <w:rStyle w:val="VerbatimChar"/>
+          <w:b/>
+          <w:bCs/>
+        </w:rPr>
+        <w:t xml:space="preserve">weight.py</w:t>
+      </w:r>
+      <w:r>
+        <w:rPr>
+          <w:b/>
+          <w:bCs/>
+        </w:rPr>
+        <w:t xml:space="preserve"> </w:t>
+      </w:r>
+      <w:r>
+        <w:rPr>
+          <w:b/>
+          <w:bCs/>
+        </w:rPr>
+        <w:t xml:space="preserve">is a stand-in for.</w:t>
+      </w:r>
+      <w:r>
+        <w:t xml:space="preserve"> </w:t>
+      </w:r>
+      <w:r>
+        <w:t xml:space="preserve">Where</w:t>
+      </w:r>
+      <w:r>
+        <w:t xml:space="preserve"> </w:t>
+      </w:r>
+      <w:r>
+        <w:t xml:space="preserve">an owner- or vet-recorded BCS exists it should supersede the table entirely: BCS measures</w:t>
+      </w:r>
+      <w:r>
+        <w:t xml:space="preserve"> </w:t>
+      </w:r>
+      <w:r>
+        <w:t xml:space="preserve">body condition directly, while a weight range only infers it from frame.</w:t>
+      </w:r>
+    </w:p>
+    <w:p>
+      <w:pPr>
+        <w:pStyle w:val="FirstParagraph"/>
+      </w:pPr>
+      <w:r>
+        <w:rPr>
+          <w:b/>
+          <w:bCs/>
+        </w:rPr>
+        <w:t xml:space="preserve">[5]</w:t>
+      </w:r>
+      <w:r>
+        <w:t xml:space="preserve"> </w:t>
+      </w:r>
+      <w:r>
+        <w:t xml:space="preserve">German, A. J. (2018). Dangerous trends in pet obesity.</w:t>
+      </w:r>
+      <w:r>
+        <w:t xml:space="preserve"> </w:t>
+      </w:r>
+      <w:r>
+        <w:rPr>
+          <w:i/>
+          <w:iCs/>
+        </w:rPr>
+        <w:t xml:space="preserve">Veterinary Record</w:t>
+      </w:r>
+      <w:r>
+        <w:t xml:space="preserve">,</w:t>
+      </w:r>
+      <w:r>
+        <w:t xml:space="preserve"> </w:t>
+      </w:r>
+      <w:r>
+        <w:t xml:space="preserve">182(1), 25. https://bvajournals.onlinelibrary.wiley.com/doi/10.1136/vr.k2</w:t>
+      </w:r>
+    </w:p>
+    <w:p>
+      <w:pPr>
+        <w:pStyle w:val="BlockText"/>
+      </w:pPr>
+      <w:r>
+        <w:rPr>
+          <w:i/>
+          <w:iCs/>
+        </w:rPr>
+        <w:t xml:space="preserve">Supports:</w:t>
+      </w:r>
+      <w:r>
+        <w:t xml:space="preserve"> </w:t>
+      </w:r>
+      <w:r>
+        <w:t xml:space="preserve">the scale of overweight in the pet population - body-condition surveys of UK</w:t>
+      </w:r>
+      <w:r>
+        <w:t xml:space="preserve"> </w:t>
+      </w:r>
+      <w:r>
+        <w:t xml:space="preserve">dogs put 56-65% in the overweight range - and therefore why a breed reference must be</w:t>
+      </w:r>
+      <w:r>
+        <w:t xml:space="preserve"> </w:t>
+      </w:r>
+      <w:r>
+        <w:t xml:space="preserve">built from breed standards rather than from what pets actually weigh.</w:t>
+      </w:r>
+    </w:p>
+    <w:p>
+      <w:pPr>
+        <w:pStyle w:val="FirstParagraph"/>
+      </w:pPr>
+      <w:r>
+        <w:rPr>
+          <w:b/>
+          <w:bCs/>
+        </w:rPr>
+        <w:t xml:space="preserve">[6]</w:t>
+      </w:r>
+      <w:r>
+        <w:t xml:space="preserve"> </w:t>
+      </w:r>
+      <w:r>
+        <w:t xml:space="preserve">Pegram, C., et al. (2021). Frequency, breed predisposition and demographic risk</w:t>
+      </w:r>
+      <w:r>
+        <w:t xml:space="preserve"> </w:t>
+      </w:r>
+      <w:r>
+        <w:t xml:space="preserve">factors for overweight status in dogs in the UK.</w:t>
+      </w:r>
+      <w:r>
+        <w:t xml:space="preserve"> </w:t>
+      </w:r>
+      <w:r>
+        <w:rPr>
+          <w:i/>
+          <w:iCs/>
+        </w:rPr>
+        <w:t xml:space="preserve">Journal of Small Animal Practice</w:t>
+      </w:r>
+      <w:r>
+        <w:t xml:space="preserve">,</w:t>
+      </w:r>
+      <w:r>
+        <w:t xml:space="preserve"> </w:t>
+      </w:r>
+      <w:r>
+        <w:t xml:space="preserve">62(7). VetCompass Programme, Royal Veterinary College.</w:t>
+      </w:r>
+      <w:r>
+        <w:t xml:space="preserve"> </w:t>
+      </w:r>
+      <w:r>
+        <w:t xml:space="preserve">https://onlinelibrary.wiley.com/doi/10.1111/jsap.13325</w:t>
+      </w:r>
+    </w:p>
+    <w:p>
+      <w:pPr>
+        <w:pStyle w:val="BlockText"/>
+      </w:pPr>
+      <w:r>
+        <w:rPr>
+          <w:i/>
+          <w:iCs/>
+        </w:rPr>
+        <w:t xml:space="preserve">Supports:</w:t>
+      </w:r>
+      <w:r>
+        <w:t xml:space="preserve"> </w:t>
+      </w:r>
+      <w:r>
+        <w:t xml:space="preserve">breed-level variation in overweight risk, and hence holding the reference per</w:t>
+      </w:r>
+      <w:r>
+        <w:t xml:space="preserve"> </w:t>
+      </w:r>
+      <w:r>
+        <w:t xml:space="preserve">breed rather than per species.</w:t>
+      </w:r>
+      <w:r>
+        <w:t xml:space="preserve"> </w:t>
+      </w:r>
+      <w:r>
+        <w:rPr>
+          <w:b/>
+          <w:bCs/>
+        </w:rPr>
+        <w:t xml:space="preserve">Read with care:</w:t>
+      </w:r>
+      <w:r>
+        <w:t xml:space="preserve"> </w:t>
+      </w:r>
+      <w:r>
+        <w:t xml:space="preserve">this measures overweight status</w:t>
+      </w:r>
+      <w:r>
+        <w:t xml:space="preserve"> </w:t>
+      </w:r>
+      <w:r>
+        <w:rPr>
+          <w:i/>
+          <w:iCs/>
+        </w:rPr>
+        <w:t xml:space="preserve">recorded by a vet in clinical notes</w:t>
+      </w:r>
+      <w:r>
+        <w:t xml:space="preserve"> </w:t>
+      </w:r>
+      <w:r>
+        <w:t xml:space="preserve">(~5.7% annual period prevalence), far below the</w:t>
+      </w:r>
+      <w:r>
+        <w:t xml:space="preserve"> </w:t>
+      </w:r>
+      <w:r>
+        <w:t xml:space="preserve">56-65% found by direct body-condition assessment [5]. The RVC describes the recorded</w:t>
+      </w:r>
+      <w:r>
+        <w:t xml:space="preserve"> </w:t>
+      </w:r>
+      <w:r>
+        <w:t xml:space="preserve">figure as</w:t>
+      </w:r>
+      <w:r>
+        <w:t xml:space="preserve"> </w:t>
+      </w:r>
+      <w:r>
+        <w:t xml:space="preserve">“the tip of the iceberg.”</w:t>
+      </w:r>
+      <w:r>
+        <w:t xml:space="preserve"> </w:t>
+      </w:r>
+      <w:r>
+        <w:t xml:space="preserve">Do not quote the two interchangeably.</w:t>
+      </w:r>
+    </w:p>
+    <w:bookmarkEnd w:id="26"/>
+    <w:bookmarkStart w:id="27" w:name="weight-change-as-a-signal"/>
+    <w:p>
+      <w:pPr>
+        <w:pStyle w:val="Heading3"/>
+      </w:pPr>
+      <w:r>
+        <w:t xml:space="preserve">Weight change as a signal</w:t>
+      </w:r>
+    </w:p>
+    <w:p>
+      <w:pPr>
+        <w:pStyle w:val="FirstParagraph"/>
+      </w:pPr>
+      <w:r>
+        <w:rPr>
+          <w:b/>
+          <w:bCs/>
+        </w:rPr>
+        <w:t xml:space="preserve">[7]</w:t>
+      </w:r>
+      <w:r>
+        <w:t xml:space="preserve"> </w:t>
+      </w:r>
+      <w:r>
+        <w:t xml:space="preserve">Freeman, L. M., Lachaud, M. P., Matthews, S., Rhodes, L. and Zollers, B. (2016).</w:t>
+      </w:r>
+      <w:r>
+        <w:t xml:space="preserve"> </w:t>
+      </w:r>
+      <w:r>
+        <w:t xml:space="preserve">Evaluation of weight loss over time in cats with chronic kidney disease.</w:t>
+      </w:r>
+      <w:r>
+        <w:t xml:space="preserve"> </w:t>
+      </w:r>
+      <w:r>
+        <w:rPr>
+          <w:i/>
+          <w:iCs/>
+        </w:rPr>
+        <w:t xml:space="preserve">Journal of</w:t>
+      </w:r>
+      <w:r>
+        <w:rPr>
+          <w:i/>
+          <w:iCs/>
+        </w:rPr>
+        <w:t xml:space="preserve"> </w:t>
+      </w:r>
+      <w:r>
+        <w:rPr>
+          <w:i/>
+          <w:iCs/>
+        </w:rPr>
+        <w:t xml:space="preserve">Veterinary Internal Medicine</w:t>
+      </w:r>
+      <w:r>
+        <w:t xml:space="preserve">, 30(5), 1661-1666. doi:10.1111/jvim.14561, PMID 27527534</w:t>
+      </w:r>
+      <w:r>
+        <w:t xml:space="preserve"> </w:t>
+      </w:r>
+      <w:r>
+        <w:t xml:space="preserve">https://onlinelibrary.wiley.com/doi/abs/10.1111/jvim.14561</w:t>
+      </w:r>
+    </w:p>
+    <w:p>
+      <w:pPr>
+        <w:pStyle w:val="BlockText"/>
+      </w:pPr>
+      <w:r>
+        <w:rPr>
+          <w:i/>
+          <w:iCs/>
+        </w:rPr>
+        <w:t xml:space="preserve">Supports:</w:t>
+      </w:r>
+      <w:r>
+        <w:t xml:space="preserve"> </w:t>
+      </w:r>
+      <w:r>
+        <w:t xml:space="preserve">weight loss as an early-warning signal, and the rough placement of the 5%</w:t>
+      </w:r>
+      <w:r>
+        <w:t xml:space="preserve"> </w:t>
+      </w:r>
+      <w:r>
+        <w:t xml:space="preserve">“notable”</w:t>
+      </w:r>
+      <w:r>
+        <w:t xml:space="preserve"> </w:t>
+      </w:r>
+      <w:r>
+        <w:t xml:space="preserve">and 10%</w:t>
+      </w:r>
+      <w:r>
+        <w:t xml:space="preserve"> </w:t>
+      </w:r>
+      <w:r>
+        <w:t xml:space="preserve">“urgent”</w:t>
+      </w:r>
+      <w:r>
+        <w:t xml:space="preserve"> </w:t>
+      </w:r>
+      <w:r>
+        <w:t xml:space="preserve">thresholds. In 569 cats, weight loss was detectable up to</w:t>
+      </w:r>
+      <w:r>
+        <w:t xml:space="preserve"> </w:t>
+      </w:r>
+      <w:r>
+        <w:t xml:space="preserve">three years before CKD diagnosis, with around 10% of body weight lost in the year</w:t>
+      </w:r>
+      <w:r>
+        <w:t xml:space="preserve"> </w:t>
+      </w:r>
+      <w:r>
+        <w:t xml:space="preserve">preceding it. This is a</w:t>
+      </w:r>
+      <w:r>
+        <w:t xml:space="preserve"> </w:t>
+      </w:r>
+      <w:r>
+        <w:rPr>
+          <w:i/>
+          <w:iCs/>
+        </w:rPr>
+        <w:t xml:space="preserve">post-hoc</w:t>
+      </w:r>
+      <w:r>
+        <w:t xml:space="preserve"> </w:t>
+      </w:r>
+      <w:r>
+        <w:t xml:space="preserve">sanity check on thresholds chosen by engineering</w:t>
+      </w:r>
+      <w:r>
+        <w:t xml:space="preserve"> </w:t>
+      </w:r>
+      <w:r>
+        <w:t xml:space="preserve">judgement, not their source.</w:t>
+      </w:r>
+    </w:p>
+    <w:p>
+      <w:pPr>
+        <w:pStyle w:val="FirstParagraph"/>
+      </w:pPr>
+      <w:r>
+        <w:rPr>
+          <w:b/>
+          <w:bCs/>
+        </w:rPr>
+        <w:t xml:space="preserve">[8]</w:t>
+      </w:r>
+      <w:r>
+        <w:t xml:space="preserve"> </w:t>
+      </w:r>
+      <w:r>
+        <w:t xml:space="preserve">Salt, C., Morris, P. J., German, A. J., et al. (2017). Growth standard charts for</w:t>
+      </w:r>
+      <w:r>
+        <w:t xml:space="preserve"> </w:t>
+      </w:r>
+      <w:r>
+        <w:t xml:space="preserve">monitoring bodyweight in dogs of different sizes.</w:t>
+      </w:r>
+      <w:r>
+        <w:t xml:space="preserve"> </w:t>
+      </w:r>
+      <w:r>
+        <w:rPr>
+          <w:i/>
+          <w:iCs/>
+        </w:rPr>
+        <w:t xml:space="preserve">PLoS ONE</w:t>
+      </w:r>
+      <w:r>
+        <w:t xml:space="preserve">, 12(9), e0182064. WALTHAM</w:t>
+      </w:r>
+      <w:r>
+        <w:t xml:space="preserve"> </w:t>
+      </w:r>
+      <w:r>
+        <w:t xml:space="preserve">Centre for Pet Nutrition. doi:10.1371/journal.pone.0182064</w:t>
+      </w:r>
+      <w:r>
+        <w:t xml:space="preserve"> </w:t>
+      </w:r>
+      <w:r>
+        <w:t xml:space="preserve">https://journals.plos.org/plosone/article?id=10.1371/journal.pone.0182064</w:t>
+      </w:r>
+    </w:p>
+    <w:p>
+      <w:pPr>
+        <w:pStyle w:val="BlockText"/>
+      </w:pPr>
+      <w:r>
+        <w:rPr>
+          <w:i/>
+          <w:iCs/>
+        </w:rPr>
+        <w:t xml:space="preserve">Supports:</w:t>
+      </w:r>
+      <w:r>
+        <w:t xml:space="preserve"> </w:t>
+      </w:r>
+      <w:r>
+        <w:t xml:space="preserve">suppressing gain rules while a pet is still growing. Drawn from a</w:t>
+      </w:r>
+      <w:r>
+        <w:t xml:space="preserve"> </w:t>
+      </w:r>
+      <w:r>
+        <w:t xml:space="preserve">primary-care database holding 3.1 million purebred dogs of the selected breeds aged</w:t>
+      </w:r>
+      <w:r>
+        <w:t xml:space="preserve"> </w:t>
+      </w:r>
+      <w:r>
+        <w:t xml:space="preserve">10.4 weeks to 2.25 years; centile curves were built for 100 breed-specific models, with</w:t>
+      </w:r>
+      <w:r>
+        <w:t xml:space="preserve"> </w:t>
+      </w:r>
+      <w:r>
+        <w:t xml:space="preserve">the clinical charts based on five size categories.</w:t>
+      </w:r>
+      <w:r>
+        <w:t xml:space="preserve"> </w:t>
+      </w:r>
+      <w:r>
+        <w:rPr>
+          <w:b/>
+          <w:bCs/>
+        </w:rPr>
+        <w:t xml:space="preserve">The obvious upgrade path:</w:t>
+      </w:r>
+      <w:r>
+        <w:t xml:space="preserve"> </w:t>
+      </w:r>
+      <w:r>
+        <w:t xml:space="preserve">the</w:t>
+      </w:r>
+      <w:r>
+        <w:t xml:space="preserve"> </w:t>
+      </w:r>
+      <w:r>
+        <w:t xml:space="preserve">engine gates growth on a crude</w:t>
+      </w:r>
+      <w:r>
+        <w:t xml:space="preserve"> </w:t>
+      </w:r>
+      <w:r>
+        <w:t xml:space="preserve">“adult from N months”</w:t>
+      </w:r>
+      <w:r>
+        <w:t xml:space="preserve"> </w:t>
+      </w:r>
+      <w:r>
+        <w:t xml:space="preserve">cut-off per breed, which these</w:t>
+      </w:r>
+      <w:r>
+        <w:t xml:space="preserve"> </w:t>
+      </w:r>
+      <w:r>
+        <w:t xml:space="preserve">percentile curves would replace with a real growth trajectory.</w:t>
+      </w:r>
+    </w:p>
+    <w:bookmarkEnd w:id="27"/>
+    <w:bookmarkStart w:id="28" w:name="known-citation-gaps"/>
+    <w:p>
+      <w:pPr>
+        <w:pStyle w:val="Heading3"/>
+      </w:pPr>
+      <w:r>
+        <w:t xml:space="preserve">Known citation gaps</w:t>
+      </w:r>
+    </w:p>
+    <w:p>
+      <w:pPr>
+        <w:pStyle w:val="FirstParagraph"/>
+      </w:pPr>
+      <w:r>
+        <w:t xml:space="preserve">Two parts of the engine are</w:t>
+      </w:r>
+      <w:r>
+        <w:t xml:space="preserve"> </w:t>
+      </w:r>
+      <w:r>
+        <w:rPr>
+          <w:b/>
+          <w:bCs/>
+        </w:rPr>
+        <w:t xml:space="preserve">not</w:t>
+      </w:r>
+      <w:r>
+        <w:t xml:space="preserve"> </w:t>
+      </w:r>
+      <w:r>
+        <w:t xml:space="preserve">covered by anything above and should not be presented</w:t>
+      </w:r>
+      <w:r>
+        <w:t xml:space="preserve"> </w:t>
+      </w:r>
+      <w:r>
+        <w:t xml:space="preserve">as though they are:</w:t>
+      </w:r>
+    </w:p>
+    <w:p>
+      <w:pPr>
+        <w:pStyle w:val="Compact"/>
+        <w:numPr>
+          <w:ilvl w:val="0"/>
+          <w:numId w:val="1008"/>
+        </w:numPr>
+      </w:pPr>
+      <w:r>
+        <w:rPr>
+          <w:b/>
+          <w:bCs/>
+        </w:rPr>
+        <w:t xml:space="preserve">The breed weight table.</w:t>
+      </w:r>
+      <w:r>
+        <w:t xml:space="preserve"> </w:t>
+      </w:r>
+      <w:r>
+        <w:t xml:space="preserve">No open, normative, per-breed healthy-weight dataset exists.</w:t>
+      </w:r>
+      <w:r>
+        <w:t xml:space="preserve"> </w:t>
+      </w:r>
+      <w:r>
+        <w:t xml:space="preserve">The 19 entries in</w:t>
+      </w:r>
+      <w:r>
+        <w:t xml:space="preserve"> </w:t>
+      </w:r>
+      <w:r>
+        <w:rPr>
+          <w:rStyle w:val="VerbatimChar"/>
+        </w:rPr>
+        <w:t xml:space="preserve">weight.py</w:t>
+      </w:r>
+      <w:r>
+        <w:t xml:space="preserve"> </w:t>
+      </w:r>
+      <w:r>
+        <w:t xml:space="preserve">are assembled from published breed standards and are the</w:t>
+      </w:r>
+      <w:r>
+        <w:t xml:space="preserve"> </w:t>
+      </w:r>
+      <w:r>
+        <w:t xml:space="preserve">weakest-sourced component of the system. Reference [4] is the intended replacement</w:t>
+      </w:r>
+      <w:r>
+        <w:t xml:space="preserve"> </w:t>
+      </w:r>
+      <w:r>
+        <w:t xml:space="preserve">wherever a BCS is available.</w:t>
+      </w:r>
+    </w:p>
+    <w:p>
+      <w:pPr>
+        <w:pStyle w:val="Compact"/>
+        <w:numPr>
+          <w:ilvl w:val="0"/>
+          <w:numId w:val="1008"/>
+        </w:numPr>
+      </w:pPr>
+      <w:r>
+        <w:rPr>
+          <w:b/>
+          <w:bCs/>
+        </w:rPr>
+        <w:t xml:space="preserve">The non-diagnostic constraint.</w:t>
+      </w:r>
+      <w:r>
+        <w:t xml:space="preserve"> </w:t>
+      </w:r>
+      <w:r>
+        <w:t xml:space="preserve">The engine’s most important safety property - that it</w:t>
+      </w:r>
+      <w:r>
+        <w:t xml:space="preserve"> </w:t>
+      </w:r>
+      <w:r>
+        <w:t xml:space="preserve">never names a disease (§3</w:t>
+      </w:r>
+      <w:r>
+        <w:t xml:space="preserve"> </w:t>
+      </w:r>
+      <w:r>
+        <w:t xml:space="preserve">“Removal of diagnostic outputs”</w:t>
+      </w:r>
+      <w:r>
+        <w:t xml:space="preserve">) - rests on product judgement</w:t>
+      </w:r>
+      <w:r>
+        <w:t xml:space="preserve"> </w:t>
+      </w:r>
+      <w:r>
+        <w:t xml:space="preserve">rather than a cited standard. Veterinary telehealth and VCPR guidance (AVMA, RCVS) is</w:t>
+      </w:r>
+      <w:r>
+        <w:t xml:space="preserve"> </w:t>
+      </w:r>
+      <w:r>
+        <w:t xml:space="preserve">the likely place to look. This should be resolved before any external publication.</w:t>
+      </w:r>
+    </w:p>
+    <w:bookmarkEnd w:id="28"/>
+    <w:bookmarkStart w:id="29" w:name="X027aa25a41e5da70d1c7db7dcdc88b48479a3c9"/>
+    <w:p>
+      <w:pPr>
+        <w:pStyle w:val="Heading3"/>
+      </w:pPr>
+      <w:r>
+        <w:t xml:space="preserve">Outstanding: this report predates the weight subsystem</w:t>
+      </w:r>
+    </w:p>
+    <w:p>
+      <w:pPr>
+        <w:pStyle w:val="FirstParagraph"/>
+      </w:pPr>
+      <w:r>
+        <w:t xml:space="preserve">Sections 1-9 do not describe</w:t>
+      </w:r>
+      <w:r>
+        <w:t xml:space="preserve"> </w:t>
+      </w:r>
+      <w:r>
+        <w:rPr>
+          <w:rStyle w:val="VerbatimChar"/>
+        </w:rPr>
+        <w:t xml:space="preserve">phavit/weight.py</w:t>
+      </w:r>
+      <w:r>
+        <w:t xml:space="preserve"> </w:t>
+      </w:r>
+      <w:r>
+        <w:t xml:space="preserve">at all. Specifically still to update: the</w:t>
+      </w:r>
+      <w:r>
+        <w:t xml:space="preserve"> </w:t>
+      </w:r>
+      <w:r>
+        <w:t xml:space="preserve">deliverables list and fixture count in §2; the module list in §3; the score equation in §3</w:t>
+      </w:r>
+      <w:r>
+        <w:t xml:space="preserve"> </w:t>
+      </w:r>
+      <w:r>
+        <w:t xml:space="preserve">Layer 1 (no weight term); the Layer 2 trigger table in §3 (missing</w:t>
+      </w:r>
+      <w:r>
+        <w:t xml:space="preserve"> </w:t>
+      </w:r>
+      <w:r>
+        <w:rPr>
+          <w:rStyle w:val="VerbatimChar"/>
+        </w:rPr>
+        <w:t xml:space="preserve">notable_weight_loss</w:t>
+      </w:r>
+      <w:r>
+        <w:t xml:space="preserve">,</w:t>
+      </w:r>
+      <w:r>
+        <w:t xml:space="preserve"> </w:t>
+      </w:r>
+      <w:r>
+        <w:rPr>
+          <w:rStyle w:val="VerbatimChar"/>
+        </w:rPr>
+        <w:t xml:space="preserve">weight_loss_with_signs</w:t>
+      </w:r>
+      <w:r>
+        <w:t xml:space="preserve">,</w:t>
+      </w:r>
+      <w:r>
+        <w:t xml:space="preserve"> </w:t>
+      </w:r>
+      <w:r>
+        <w:rPr>
+          <w:rStyle w:val="VerbatimChar"/>
+        </w:rPr>
+        <w:t xml:space="preserve">rapid_weight_gain</w:t>
+      </w:r>
+      <w:r>
+        <w:t xml:space="preserve">); the test results in §5; the age/species</w:t>
+      </w:r>
+      <w:r>
+        <w:t xml:space="preserve"> </w:t>
+      </w:r>
+      <w:r>
+        <w:t xml:space="preserve">claim in §7; the weighting table in §8.2 (predates the body-status modifiers); and §8’s</w:t>
+      </w:r>
+      <w:r>
+        <w:t xml:space="preserve"> </w:t>
+      </w:r>
+      <w:r>
+        <w:t xml:space="preserve">open questions (nothing on the weight thresholds). Until that is done,</w:t>
+      </w:r>
+      <w:r>
+        <w:t xml:space="preserve"> </w:t>
+      </w:r>
+      <w:r>
+        <w:rPr>
+          <w:rStyle w:val="VerbatimChar"/>
+        </w:rPr>
+        <w:t xml:space="preserve">PawHealthAI_Vitality_Score.md</w:t>
+      </w:r>
+      <w:r>
+        <w:t xml:space="preserve"> </w:t>
+      </w:r>
+      <w:r>
+        <w:t xml:space="preserve">is the current description of the weight subsystem.</w:t>
       </w:r>
     </w:p>
     <w:p>
@@ -4741,7 +7178,9 @@
         <w:t xml:space="preserve">than treated as final.</w:t>
       </w:r>
     </w:p>
-    <w:bookmarkEnd w:id="22"/>
+    <w:bookmarkEnd w:id="29"/>
+    <w:bookmarkEnd w:id="30"/>
+    <w:bookmarkEnd w:id="31"/>
     <w:sectPr>
       <w:footnotePr>
         <w:numRestart w:val="eachSect"/>
@@ -5086,6 +7525,66 @@
     </w:lvlOverride>
   </w:num>
   <w:num w:numId="1006">
+    <w:abstractNumId w:val="99411"/>
+    <w:lvlOverride w:ilvl="0">
+      <w:startOverride w:val="1"/>
+    </w:lvlOverride>
+    <w:lvlOverride w:ilvl="1">
+      <w:startOverride w:val="1"/>
+    </w:lvlOverride>
+    <w:lvlOverride w:ilvl="2">
+      <w:startOverride w:val="1"/>
+    </w:lvlOverride>
+    <w:lvlOverride w:ilvl="3">
+      <w:startOverride w:val="1"/>
+    </w:lvlOverride>
+    <w:lvlOverride w:ilvl="4">
+      <w:startOverride w:val="1"/>
+    </w:lvlOverride>
+    <w:lvlOverride w:ilvl="5">
+      <w:startOverride w:val="1"/>
+    </w:lvlOverride>
+    <w:lvlOverride w:ilvl="6">
+      <w:startOverride w:val="1"/>
+    </w:lvlOverride>
+    <w:lvlOverride w:ilvl="7">
+      <w:startOverride w:val="1"/>
+    </w:lvlOverride>
+    <w:lvlOverride w:ilvl="8">
+      <w:startOverride w:val="1"/>
+    </w:lvlOverride>
+  </w:num>
+  <w:num w:numId="1007">
+    <w:abstractNumId w:val="99411"/>
+    <w:lvlOverride w:ilvl="0">
+      <w:startOverride w:val="1"/>
+    </w:lvlOverride>
+    <w:lvlOverride w:ilvl="1">
+      <w:startOverride w:val="1"/>
+    </w:lvlOverride>
+    <w:lvlOverride w:ilvl="2">
+      <w:startOverride w:val="1"/>
+    </w:lvlOverride>
+    <w:lvlOverride w:ilvl="3">
+      <w:startOverride w:val="1"/>
+    </w:lvlOverride>
+    <w:lvlOverride w:ilvl="4">
+      <w:startOverride w:val="1"/>
+    </w:lvlOverride>
+    <w:lvlOverride w:ilvl="5">
+      <w:startOverride w:val="1"/>
+    </w:lvlOverride>
+    <w:lvlOverride w:ilvl="6">
+      <w:startOverride w:val="1"/>
+    </w:lvlOverride>
+    <w:lvlOverride w:ilvl="7">
+      <w:startOverride w:val="1"/>
+    </w:lvlOverride>
+    <w:lvlOverride w:ilvl="8">
+      <w:startOverride w:val="1"/>
+    </w:lvlOverride>
+  </w:num>
+  <w:num w:numId="1008">
     <w:abstractNumId w:val="99411"/>
     <w:lvlOverride w:ilvl="0">
       <w:startOverride w:val="1"/>

--- a/vitality_score_engine_v0_2_report.docx
+++ b/vitality_score_engine_v0_2_report.docx
@@ -2,6 +2,48 @@
 <file path=word/document.xml><?xml version="1.0" encoding="utf-8"?>
 <w:document xmlns:w="http://schemas.openxmlformats.org/wordprocessingml/2006/main" xmlns:m="http://schemas.openxmlformats.org/officeDocument/2006/math" xmlns:r="http://schemas.openxmlformats.org/officeDocument/2006/relationships" xmlns:o="urn:schemas-microsoft-com:office:office" xmlns:v="urn:schemas-microsoft-com:vml" xmlns:w10="urn:schemas-microsoft-com:office:word" xmlns:a="http://schemas.openxmlformats.org/drawingml/2006/main" xmlns:pic="http://schemas.openxmlformats.org/drawingml/2006/picture" xmlns:wp="http://schemas.openxmlformats.org/drawingml/2006/wordprocessingDrawing">
   <w:body>
+    <w:p>
+      <w:pPr>
+        <w:pStyle w:val="Title"/>
+      </w:pPr>
+      <w:r>
+        <w:t xml:space="preserve">Vitality Score Engine v0.2 - Technical Report</w:t>
+      </w:r>
+    </w:p>
+    <w:p>
+      <w:pPr>
+        <w:pStyle w:val="Subtitle"/>
+      </w:pPr>
+      <w:r>
+        <w:t xml:space="preserve">PawHealthAI</w:t>
+      </w:r>
+    </w:p>
+    <w:sdt>
+      <w:sdtPr>
+        <w:docPartObj>
+          <w:docPartGallery w:val="Table of Contents"/>
+          <w:docPartUnique/>
+        </w:docPartObj>
+      </w:sdtPr>
+      <w:sdtContent>
+        <w:p>
+          <w:pPr>
+            <w:pStyle w:val="TOCHeading"/>
+          </w:pPr>
+          <w:r>
+            <w:t xml:space="preserve">Table of Contents</w:t>
+          </w:r>
+        </w:p>
+        <w:p>
+          <w:r>
+            <w:fldChar w:fldCharType="begin" w:dirty="true"/>
+            <w:instrText xml:space="preserve">TOC \o "1-3" \h \z \u</w:instrText>
+            <w:fldChar w:fldCharType="separate"/>
+            <w:fldChar w:fldCharType="end"/>
+          </w:r>
+        </w:p>
+      </w:sdtContent>
+    </w:sdt>
     <w:p>
       <w:pPr>
         <w:pStyle w:val="FirstParagraph"/>
@@ -359,7 +401,7 @@
                 <w:b/>
                 <w:bCs/>
               </w:rPr>
-              <w:t xml:space="preserve">92 tests.</w:t>
+              <w:t xml:space="preserve">107 tests.</w:t>
             </w:r>
           </w:p>
         </w:tc>
@@ -390,10 +432,10 @@
                 <w:b/>
                 <w:bCs/>
               </w:rPr>
-              <w:t xml:space="preserve">30 check-in fixtures</w:t>
-            </w:r>
-            <w:r>
-              <w:t xml:space="preserve">, each declaring its own expected band, tier and weight outcome. Ten are weight scenarios (</w:t>
+              <w:t xml:space="preserve">31 check-in fixtures</w:t>
+            </w:r>
+            <w:r>
+              <w:t xml:space="preserve">, each declaring its own expected band, tier and weight outcome. Eleven are weight scenarios (</w:t>
             </w:r>
             <w:r>
               <w:rPr>
@@ -1314,7 +1356,7 @@
           <w:i/>
           <w:iCs/>
         </w:rPr>
-        <w:t xml:space="preserve">percent of body weight lost per</w:t>
+        <w:t xml:space="preserve">percent of body weight changed per</w:t>
       </w:r>
       <w:r>
         <w:rPr>
@@ -1343,7 +1385,19 @@
         <w:t xml:space="preserve"> </w:t>
       </w:r>
       <w:r>
-        <w:t xml:space="preserve">them apart.</w:t>
+        <w:t xml:space="preserve">them apart. Working in percent rather than kilos also makes a fixed weight mean what it</w:t>
+      </w:r>
+      <w:r>
+        <w:t xml:space="preserve"> </w:t>
+      </w:r>
+      <w:r>
+        <w:t xml:space="preserve">should for the animal carrying it: 5 kg off a beagle is a collapse, 5 kg off a Great</w:t>
+      </w:r>
+      <w:r>
+        <w:t xml:space="preserve"> </w:t>
+      </w:r>
+      <w:r>
+        <w:t xml:space="preserve">Dane is a fortnight of wet weather.</w:t>
       </w:r>
     </w:p>
     <w:p>
@@ -1516,7 +1570,7 @@
         <w:pStyle w:val="BodyText"/>
       </w:pPr>
       <w:r>
-        <w:t xml:space="preserve">Two things are deliberately suppressed. A pet still</w:t>
+        <w:t xml:space="preserve">Loss and gain are scored</w:t>
       </w:r>
       <w:r>
         <w:t xml:space="preserve"> </w:t>
@@ -1526,25 +1580,36 @@
           <w:b/>
           <w:bCs/>
         </w:rPr>
-        <w:t xml:space="preserve">growing</w:t>
-      </w:r>
-      <w:r>
-        <w:t xml:space="preserve"> </w:t>
-      </w:r>
-      <w:r>
-        <w:t xml:space="preserve">(younger than its breed’s</w:t>
-      </w:r>
-      <w:r>
-        <w:t xml:space="preserve"> </w:t>
-      </w:r>
-      <w:r>
-        <w:t xml:space="preserve">adult age) has its gain rules switched off entirely, and its loss thresholds tightened,</w:t>
-      </w:r>
-      <w:r>
-        <w:t xml:space="preserve"> </w:t>
-      </w:r>
-      <w:r>
-        <w:t xml:space="preserve">because a growing animal losing weight matters more. A pet on a recorded</w:t>
+        <w:t xml:space="preserve">symmetrically</w:t>
+      </w:r>
+      <w:r>
+        <w:t xml:space="preserve">: both run up the same ramp, so a change of the</w:t>
+      </w:r>
+      <w:r>
+        <w:t xml:space="preserve"> </w:t>
+      </w:r>
+      <w:r>
+        <w:t xml:space="preserve">same size costs the same points whichever way the pet moved. What differs is the</w:t>
+      </w:r>
+      <w:r>
+        <w:t xml:space="preserve"> </w:t>
+      </w:r>
+      <w:r>
+        <w:t xml:space="preserve">escalation each direction reaches at the top of that ramp - a loss routes to urgent vet</w:t>
+      </w:r>
+      <w:r>
+        <w:t xml:space="preserve"> </w:t>
+      </w:r>
+      <w:r>
+        <w:t xml:space="preserve">review, a gain to a monitor advisory - and the suppressions that apply on the way.</w:t>
+      </w:r>
+    </w:p>
+    <w:p>
+      <w:pPr>
+        <w:pStyle w:val="BodyText"/>
+      </w:pPr>
+      <w:r>
+        <w:t xml:space="preserve">Three things are deliberately suppressed. A pet still</w:t>
       </w:r>
       <w:r>
         <w:t xml:space="preserve"> </w:t>
@@ -1554,6 +1619,34 @@
           <w:b/>
           <w:bCs/>
         </w:rPr>
+        <w:t xml:space="preserve">growing</w:t>
+      </w:r>
+      <w:r>
+        <w:t xml:space="preserve"> </w:t>
+      </w:r>
+      <w:r>
+        <w:t xml:space="preserve">(younger than its</w:t>
+      </w:r>
+      <w:r>
+        <w:t xml:space="preserve"> </w:t>
+      </w:r>
+      <w:r>
+        <w:t xml:space="preserve">breed’s adult age) has its gain rules switched off entirely, and its loss thresholds</w:t>
+      </w:r>
+      <w:r>
+        <w:t xml:space="preserve"> </w:t>
+      </w:r>
+      <w:r>
+        <w:t xml:space="preserve">tightened, because a growing animal losing weight matters more. A pet on a recorded</w:t>
+      </w:r>
+      <w:r>
+        <w:t xml:space="preserve"> </w:t>
+      </w:r>
+      <w:r>
+        <w:rPr>
+          <w:b/>
+          <w:bCs/>
+        </w:rPr>
         <w:t xml:space="preserve">weight-management plan</w:t>
       </w:r>
       <w:r>
@@ -1566,7 +1659,53 @@
         <w:t xml:space="preserve"> </w:t>
       </w:r>
       <w:r>
-        <w:t xml:space="preserve">8%/4 weeks for a dog, 4% for a cat. Loss faster than that escalates regardless of the plan.</w:t>
+        <w:t xml:space="preserve">8%/4 weeks for a dog, 4% for a cat; loss faster than that escalates regardless of the</w:t>
+      </w:r>
+      <w:r>
+        <w:t xml:space="preserve"> </w:t>
+      </w:r>
+      <w:r>
+        <w:t xml:space="preserve">plan. And a pet already</w:t>
+      </w:r>
+      <w:r>
+        <w:t xml:space="preserve"> </w:t>
+      </w:r>
+      <w:r>
+        <w:rPr>
+          <w:b/>
+          <w:bCs/>
+        </w:rPr>
+        <w:t xml:space="preserve">below their breed reference</w:t>
+      </w:r>
+      <w:r>
+        <w:t xml:space="preserve"> </w:t>
+      </w:r>
+      <w:r>
+        <w:t xml:space="preserve">is not penalised for gaining,</w:t>
+      </w:r>
+      <w:r>
+        <w:t xml:space="preserve"> </w:t>
+      </w:r>
+      <w:r>
+        <w:t xml:space="preserve">because that is the problem resolving rather than a new one - deducting there would take</w:t>
+      </w:r>
+      <w:r>
+        <w:t xml:space="preserve"> </w:t>
+      </w:r>
+      <w:r>
+        <w:t xml:space="preserve">points off a pet for getting better, and would fall hardest on the pets that had the</w:t>
+      </w:r>
+      <w:r>
+        <w:t xml:space="preserve"> </w:t>
+      </w:r>
+      <w:r>
+        <w:t xml:space="preserve">furthest to come back. The same suppression removes the monitor advisory, so the score</w:t>
+      </w:r>
+      <w:r>
+        <w:t xml:space="preserve"> </w:t>
+      </w:r>
+      <w:r>
+        <w:t xml:space="preserve">and the safety net cannot disagree about whether the gain is a problem.</w:t>
       </w:r>
     </w:p>
     <w:bookmarkEnd w:id="11"/>
@@ -1734,10 +1873,16 @@
           <w:b/>
           <w:bCs/>
         </w:rPr>
-        <w:t xml:space="preserve">Weight loss deducts points directly</w:t>
-      </w:r>
-      <w:r>
-        <w:t xml:space="preserve">, on a ramp, and fades as the reading ages.</w:t>
+        <w:t xml:space="preserve">Weight change deducts points directly</w:t>
+      </w:r>
+      <w:r>
+        <w:t xml:space="preserve">, on a ramp whose height the weighting</w:t>
+      </w:r>
+      <w:r>
+        <w:t xml:space="preserve"> </w:t>
+      </w:r>
+      <w:r>
+        <w:t xml:space="preserve">profile sets, and fades as the reading ages.</w:t>
       </w:r>
     </w:p>
     <w:p>
@@ -3033,12 +3178,13 @@
         <w:tblLook w:firstRow="1" w:lastRow="0" w:firstColumn="0" w:lastColumn="0" w:noHBand="0" w:noVBand="0" w:val="0020"/>
       </w:tblPr>
       <w:tblGrid>
-        <w:gridCol w:w="1003"/>
-        <w:gridCol w:w="1115"/>
-        <w:gridCol w:w="892"/>
-        <w:gridCol w:w="780"/>
-        <w:gridCol w:w="1115"/>
-        <w:gridCol w:w="3011"/>
+        <w:gridCol w:w="810"/>
+        <w:gridCol w:w="900"/>
+        <w:gridCol w:w="720"/>
+        <w:gridCol w:w="630"/>
+        <w:gridCol w:w="900"/>
+        <w:gridCol w:w="2430"/>
+        <w:gridCol w:w="1530"/>
       </w:tblGrid>
       <w:tr>
         <w:trPr>
@@ -3127,6 +3273,18 @@
             </w:r>
           </w:p>
         </w:tc>
+        <w:tc>
+          <w:tcPr/>
+          <w:p>
+            <w:pPr>
+              <w:pStyle w:val="Compact"/>
+              <w:jc w:val="center"/>
+            </w:pPr>
+            <w:r>
+              <w:t xml:space="preserve">Weight ramp cap</w:t>
+            </w:r>
+          </w:p>
+        </w:tc>
       </w:tr>
       <w:tr>
         <w:tc>
@@ -3200,6 +3358,18 @@
             </w:r>
           </w:p>
         </w:tc>
+        <w:tc>
+          <w:tcPr/>
+          <w:p>
+            <w:pPr>
+              <w:pStyle w:val="Compact"/>
+              <w:jc w:val="center"/>
+            </w:pPr>
+            <w:r>
+              <w:t xml:space="preserve">15.00</w:t>
+            </w:r>
+          </w:p>
+        </w:tc>
       </w:tr>
       <w:tr>
         <w:tc>
@@ -3273,6 +3443,18 @@
             </w:r>
           </w:p>
         </w:tc>
+        <w:tc>
+          <w:tcPr/>
+          <w:p>
+            <w:pPr>
+              <w:pStyle w:val="Compact"/>
+              <w:jc w:val="center"/>
+            </w:pPr>
+            <w:r>
+              <w:t xml:space="preserve">18.00</w:t>
+            </w:r>
+          </w:p>
+        </w:tc>
       </w:tr>
       <w:tr>
         <w:tc>
@@ -3282,55 +3464,65 @@
               <w:pStyle w:val="Compact"/>
             </w:pPr>
             <w:r>
-              <w:t xml:space="preserve">Standard, well above reference</w:t>
-            </w:r>
-          </w:p>
-        </w:tc>
-        <w:tc>
-          <w:tcPr/>
-          <w:p>
-            <w:pPr>
-              <w:pStyle w:val="Compact"/>
-              <w:jc w:val="center"/>
-            </w:pPr>
-            <w:r>
-              <w:t xml:space="preserve">0.273</w:t>
-            </w:r>
-          </w:p>
-        </w:tc>
-        <w:tc>
-          <w:tcPr/>
-          <w:p>
-            <w:pPr>
-              <w:pStyle w:val="Compact"/>
-              <w:jc w:val="center"/>
-            </w:pPr>
-            <w:r>
-              <w:t xml:space="preserve">0.273</w:t>
-            </w:r>
-          </w:p>
-        </w:tc>
-        <w:tc>
-          <w:tcPr/>
-          <w:p>
-            <w:pPr>
-              <w:pStyle w:val="Compact"/>
-              <w:jc w:val="center"/>
-            </w:pPr>
-            <w:r>
-              <w:t xml:space="preserve">0.182</w:t>
-            </w:r>
-          </w:p>
-        </w:tc>
-        <w:tc>
-          <w:tcPr/>
-          <w:p>
-            <w:pPr>
-              <w:pStyle w:val="Compact"/>
-              <w:jc w:val="center"/>
-            </w:pPr>
-            <w:r>
-              <w:t xml:space="preserve">0.273</w:t>
+              <w:t xml:space="preserve">Standard, above reference,</w:t>
+            </w:r>
+            <w:r>
+              <w:t xml:space="preserve"> </w:t>
+            </w:r>
+            <w:r>
+              <w:rPr>
+                <w:i/>
+                <w:iCs/>
+              </w:rPr>
+              <w:t xml:space="preserve">still gaining</w:t>
+            </w:r>
+          </w:p>
+        </w:tc>
+        <w:tc>
+          <w:tcPr/>
+          <w:p>
+            <w:pPr>
+              <w:pStyle w:val="Compact"/>
+              <w:jc w:val="center"/>
+            </w:pPr>
+            <w:r>
+              <w:t xml:space="preserve">0.279</w:t>
+            </w:r>
+          </w:p>
+        </w:tc>
+        <w:tc>
+          <w:tcPr/>
+          <w:p>
+            <w:pPr>
+              <w:pStyle w:val="Compact"/>
+              <w:jc w:val="center"/>
+            </w:pPr>
+            <w:r>
+              <w:t xml:space="preserve">0.279</w:t>
+            </w:r>
+          </w:p>
+        </w:tc>
+        <w:tc>
+          <w:tcPr/>
+          <w:p>
+            <w:pPr>
+              <w:pStyle w:val="Compact"/>
+              <w:jc w:val="center"/>
+            </w:pPr>
+            <w:r>
+              <w:t xml:space="preserve">0.186</w:t>
+            </w:r>
+          </w:p>
+        </w:tc>
+        <w:tc>
+          <w:tcPr/>
+          <w:p>
+            <w:pPr>
+              <w:pStyle w:val="Compact"/>
+              <w:jc w:val="center"/>
+            </w:pPr>
+            <w:r>
+              <w:t xml:space="preserve">0.256</w:t>
             </w:r>
           </w:p>
         </w:tc>
@@ -3343,6 +3535,18 @@
             </w:pPr>
             <w:r>
               <w:t xml:space="preserve">20%</w:t>
+            </w:r>
+          </w:p>
+        </w:tc>
+        <w:tc>
+          <w:tcPr/>
+          <w:p>
+            <w:pPr>
+              <w:pStyle w:val="Compact"/>
+              <w:jc w:val="center"/>
+            </w:pPr>
+            <w:r>
+              <w:t xml:space="preserve">18.00</w:t>
             </w:r>
           </w:p>
         </w:tc>
@@ -3355,19 +3559,7 @@
               <w:pStyle w:val="Compact"/>
             </w:pPr>
             <w:r>
-              <w:t xml:space="preserve">Standard, below reference</w:t>
-            </w:r>
-          </w:p>
-        </w:tc>
-        <w:tc>
-          <w:tcPr/>
-          <w:p>
-            <w:pPr>
-              <w:pStyle w:val="Compact"/>
-              <w:jc w:val="center"/>
-            </w:pPr>
-            <w:r>
-              <w:t xml:space="preserve">0.364</w:t>
+              <w:t xml:space="preserve">Standard, well above reference</w:t>
             </w:r>
           </w:p>
         </w:tc>
@@ -3391,6 +3583,18 @@
               <w:jc w:val="center"/>
             </w:pPr>
             <w:r>
+              <w:t xml:space="preserve">0.273</w:t>
+            </w:r>
+          </w:p>
+        </w:tc>
+        <w:tc>
+          <w:tcPr/>
+          <w:p>
+            <w:pPr>
+              <w:pStyle w:val="Compact"/>
+              <w:jc w:val="center"/>
+            </w:pPr>
+            <w:r>
               <w:t xml:space="preserve">0.182</w:t>
             </w:r>
           </w:p>
@@ -3403,19 +3607,31 @@
               <w:jc w:val="center"/>
             </w:pPr>
             <w:r>
-              <w:t xml:space="preserve">0.182</w:t>
-            </w:r>
-          </w:p>
-        </w:tc>
-        <w:tc>
-          <w:tcPr/>
-          <w:p>
-            <w:pPr>
-              <w:pStyle w:val="Compact"/>
-              <w:jc w:val="center"/>
-            </w:pPr>
-            <w:r>
-              <w:t xml:space="preserve">25%</w:t>
+              <w:t xml:space="preserve">0.273</w:t>
+            </w:r>
+          </w:p>
+        </w:tc>
+        <w:tc>
+          <w:tcPr/>
+          <w:p>
+            <w:pPr>
+              <w:pStyle w:val="Compact"/>
+              <w:jc w:val="center"/>
+            </w:pPr>
+            <w:r>
+              <w:t xml:space="preserve">20%</w:t>
+            </w:r>
+          </w:p>
+        </w:tc>
+        <w:tc>
+          <w:tcPr/>
+          <w:p>
+            <w:pPr>
+              <w:pStyle w:val="Compact"/>
+              <w:jc w:val="center"/>
+            </w:pPr>
+            <w:r>
+              <w:t xml:space="preserve">19.50</w:t>
             </w:r>
           </w:p>
         </w:tc>
@@ -3428,67 +3644,89 @@
               <w:pStyle w:val="Compact"/>
             </w:pPr>
             <w:r>
-              <w:t xml:space="preserve">High-energy</w:t>
-            </w:r>
-          </w:p>
-        </w:tc>
-        <w:tc>
-          <w:tcPr/>
-          <w:p>
-            <w:pPr>
-              <w:pStyle w:val="Compact"/>
-              <w:jc w:val="center"/>
-            </w:pPr>
-            <w:r>
-              <w:t xml:space="preserve">0.200</w:t>
-            </w:r>
-          </w:p>
-        </w:tc>
-        <w:tc>
-          <w:tcPr/>
-          <w:p>
-            <w:pPr>
-              <w:pStyle w:val="Compact"/>
-              <w:jc w:val="center"/>
-            </w:pPr>
-            <w:r>
-              <w:t xml:space="preserve">0.250</w:t>
-            </w:r>
-          </w:p>
-        </w:tc>
-        <w:tc>
-          <w:tcPr/>
-          <w:p>
-            <w:pPr>
-              <w:pStyle w:val="Compact"/>
-              <w:jc w:val="center"/>
-            </w:pPr>
-            <w:r>
-              <w:t xml:space="preserve">0.100</w:t>
-            </w:r>
-          </w:p>
-        </w:tc>
-        <w:tc>
-          <w:tcPr/>
-          <w:p>
-            <w:pPr>
-              <w:pStyle w:val="Compact"/>
-              <w:jc w:val="center"/>
-            </w:pPr>
-            <w:r>
-              <w:t xml:space="preserve">0.450</w:t>
-            </w:r>
-          </w:p>
-        </w:tc>
-        <w:tc>
-          <w:tcPr/>
-          <w:p>
-            <w:pPr>
-              <w:pStyle w:val="Compact"/>
-              <w:jc w:val="center"/>
-            </w:pPr>
-            <w:r>
-              <w:t xml:space="preserve">25%</w:t>
+              <w:t xml:space="preserve">Standard, well above reference,</w:t>
+            </w:r>
+            <w:r>
+              <w:t xml:space="preserve"> </w:t>
+            </w:r>
+            <w:r>
+              <w:rPr>
+                <w:i/>
+                <w:iCs/>
+              </w:rPr>
+              <w:t xml:space="preserve">still gaining</w:t>
+            </w:r>
+          </w:p>
+        </w:tc>
+        <w:tc>
+          <w:tcPr/>
+          <w:p>
+            <w:pPr>
+              <w:pStyle w:val="Compact"/>
+              <w:jc w:val="center"/>
+            </w:pPr>
+            <w:r>
+              <w:t xml:space="preserve">0.261</w:t>
+            </w:r>
+          </w:p>
+        </w:tc>
+        <w:tc>
+          <w:tcPr/>
+          <w:p>
+            <w:pPr>
+              <w:pStyle w:val="Compact"/>
+              <w:jc w:val="center"/>
+            </w:pPr>
+            <w:r>
+              <w:t xml:space="preserve">0.261</w:t>
+            </w:r>
+          </w:p>
+        </w:tc>
+        <w:tc>
+          <w:tcPr/>
+          <w:p>
+            <w:pPr>
+              <w:pStyle w:val="Compact"/>
+              <w:jc w:val="center"/>
+            </w:pPr>
+            <w:r>
+              <w:t xml:space="preserve">0.174</w:t>
+            </w:r>
+          </w:p>
+        </w:tc>
+        <w:tc>
+          <w:tcPr/>
+          <w:p>
+            <w:pPr>
+              <w:pStyle w:val="Compact"/>
+              <w:jc w:val="center"/>
+            </w:pPr>
+            <w:r>
+              <w:t xml:space="preserve">0.304</w:t>
+            </w:r>
+          </w:p>
+        </w:tc>
+        <w:tc>
+          <w:tcPr/>
+          <w:p>
+            <w:pPr>
+              <w:pStyle w:val="Compact"/>
+              <w:jc w:val="center"/>
+            </w:pPr>
+            <w:r>
+              <w:t xml:space="preserve">20%</w:t>
+            </w:r>
+          </w:p>
+        </w:tc>
+        <w:tc>
+          <w:tcPr/>
+          <w:p>
+            <w:pPr>
+              <w:pStyle w:val="Compact"/>
+              <w:jc w:val="center"/>
+            </w:pPr>
+            <w:r>
+              <w:t xml:space="preserve">19.50</w:t>
             </w:r>
           </w:p>
         </w:tc>
@@ -3501,67 +3739,79 @@
               <w:pStyle w:val="Compact"/>
             </w:pPr>
             <w:r>
-              <w:t xml:space="preserve">High-energy, above reference</w:t>
-            </w:r>
-          </w:p>
-        </w:tc>
-        <w:tc>
-          <w:tcPr/>
-          <w:p>
-            <w:pPr>
-              <w:pStyle w:val="Compact"/>
-              <w:jc w:val="center"/>
-            </w:pPr>
-            <w:r>
-              <w:t xml:space="preserve">0.190</w:t>
-            </w:r>
-          </w:p>
-        </w:tc>
-        <w:tc>
-          <w:tcPr/>
-          <w:p>
-            <w:pPr>
-              <w:pStyle w:val="Compact"/>
-              <w:jc w:val="center"/>
-            </w:pPr>
-            <w:r>
-              <w:t xml:space="preserve">0.238</w:t>
-            </w:r>
-          </w:p>
-        </w:tc>
-        <w:tc>
-          <w:tcPr/>
-          <w:p>
-            <w:pPr>
-              <w:pStyle w:val="Compact"/>
-              <w:jc w:val="center"/>
-            </w:pPr>
-            <w:r>
-              <w:t xml:space="preserve">0.095</w:t>
-            </w:r>
-          </w:p>
-        </w:tc>
-        <w:tc>
-          <w:tcPr/>
-          <w:p>
-            <w:pPr>
-              <w:pStyle w:val="Compact"/>
-              <w:jc w:val="center"/>
-            </w:pPr>
-            <w:r>
-              <w:t xml:space="preserve">0.476</w:t>
-            </w:r>
-          </w:p>
-        </w:tc>
-        <w:tc>
-          <w:tcPr/>
-          <w:p>
-            <w:pPr>
-              <w:pStyle w:val="Compact"/>
-              <w:jc w:val="center"/>
-            </w:pPr>
-            <w:r>
-              <w:t xml:space="preserve">20%</w:t>
+              <w:t xml:space="preserve">Standard, below reference</w:t>
+            </w:r>
+          </w:p>
+        </w:tc>
+        <w:tc>
+          <w:tcPr/>
+          <w:p>
+            <w:pPr>
+              <w:pStyle w:val="Compact"/>
+              <w:jc w:val="center"/>
+            </w:pPr>
+            <w:r>
+              <w:t xml:space="preserve">0.364</w:t>
+            </w:r>
+          </w:p>
+        </w:tc>
+        <w:tc>
+          <w:tcPr/>
+          <w:p>
+            <w:pPr>
+              <w:pStyle w:val="Compact"/>
+              <w:jc w:val="center"/>
+            </w:pPr>
+            <w:r>
+              <w:t xml:space="preserve">0.273</w:t>
+            </w:r>
+          </w:p>
+        </w:tc>
+        <w:tc>
+          <w:tcPr/>
+          <w:p>
+            <w:pPr>
+              <w:pStyle w:val="Compact"/>
+              <w:jc w:val="center"/>
+            </w:pPr>
+            <w:r>
+              <w:t xml:space="preserve">0.182</w:t>
+            </w:r>
+          </w:p>
+        </w:tc>
+        <w:tc>
+          <w:tcPr/>
+          <w:p>
+            <w:pPr>
+              <w:pStyle w:val="Compact"/>
+              <w:jc w:val="center"/>
+            </w:pPr>
+            <w:r>
+              <w:t xml:space="preserve">0.182</w:t>
+            </w:r>
+          </w:p>
+        </w:tc>
+        <w:tc>
+          <w:tcPr/>
+          <w:p>
+            <w:pPr>
+              <w:pStyle w:val="Compact"/>
+              <w:jc w:val="center"/>
+            </w:pPr>
+            <w:r>
+              <w:t xml:space="preserve">25%</w:t>
+            </w:r>
+          </w:p>
+        </w:tc>
+        <w:tc>
+          <w:tcPr/>
+          <w:p>
+            <w:pPr>
+              <w:pStyle w:val="Compact"/>
+              <w:jc w:val="center"/>
+            </w:pPr>
+            <w:r>
+              <w:t xml:space="preserve">19.50</w:t>
             </w:r>
           </w:p>
         </w:tc>
@@ -3574,67 +3824,89 @@
               <w:pStyle w:val="Compact"/>
             </w:pPr>
             <w:r>
-              <w:t xml:space="preserve">High-energy, well above reference</w:t>
-            </w:r>
-          </w:p>
-        </w:tc>
-        <w:tc>
-          <w:tcPr/>
-          <w:p>
-            <w:pPr>
-              <w:pStyle w:val="Compact"/>
-              <w:jc w:val="center"/>
-            </w:pPr>
-            <w:r>
-              <w:t xml:space="preserve">0.182</w:t>
-            </w:r>
-          </w:p>
-        </w:tc>
-        <w:tc>
-          <w:tcPr/>
-          <w:p>
-            <w:pPr>
-              <w:pStyle w:val="Compact"/>
-              <w:jc w:val="center"/>
-            </w:pPr>
-            <w:r>
-              <w:t xml:space="preserve">0.227</w:t>
-            </w:r>
-          </w:p>
-        </w:tc>
-        <w:tc>
-          <w:tcPr/>
-          <w:p>
-            <w:pPr>
-              <w:pStyle w:val="Compact"/>
-              <w:jc w:val="center"/>
-            </w:pPr>
-            <w:r>
-              <w:t xml:space="preserve">0.091</w:t>
-            </w:r>
-          </w:p>
-        </w:tc>
-        <w:tc>
-          <w:tcPr/>
-          <w:p>
-            <w:pPr>
-              <w:pStyle w:val="Compact"/>
-              <w:jc w:val="center"/>
-            </w:pPr>
-            <w:r>
-              <w:t xml:space="preserve">0.500</w:t>
-            </w:r>
-          </w:p>
-        </w:tc>
-        <w:tc>
-          <w:tcPr/>
-          <w:p>
-            <w:pPr>
-              <w:pStyle w:val="Compact"/>
-              <w:jc w:val="center"/>
-            </w:pPr>
-            <w:r>
-              <w:t xml:space="preserve">20%</w:t>
+              <w:t xml:space="preserve">Standard, below reference,</w:t>
+            </w:r>
+            <w:r>
+              <w:t xml:space="preserve"> </w:t>
+            </w:r>
+            <w:r>
+              <w:rPr>
+                <w:i/>
+                <w:iCs/>
+              </w:rPr>
+              <w:t xml:space="preserve">still losing</w:t>
+            </w:r>
+          </w:p>
+        </w:tc>
+        <w:tc>
+          <w:tcPr/>
+          <w:p>
+            <w:pPr>
+              <w:pStyle w:val="Compact"/>
+              <w:jc w:val="center"/>
+            </w:pPr>
+            <w:r>
+              <w:t xml:space="preserve">0.391</w:t>
+            </w:r>
+          </w:p>
+        </w:tc>
+        <w:tc>
+          <w:tcPr/>
+          <w:p>
+            <w:pPr>
+              <w:pStyle w:val="Compact"/>
+              <w:jc w:val="center"/>
+            </w:pPr>
+            <w:r>
+              <w:t xml:space="preserve">0.261</w:t>
+            </w:r>
+          </w:p>
+        </w:tc>
+        <w:tc>
+          <w:tcPr/>
+          <w:p>
+            <w:pPr>
+              <w:pStyle w:val="Compact"/>
+              <w:jc w:val="center"/>
+            </w:pPr>
+            <w:r>
+              <w:t xml:space="preserve">0.174</w:t>
+            </w:r>
+          </w:p>
+        </w:tc>
+        <w:tc>
+          <w:tcPr/>
+          <w:p>
+            <w:pPr>
+              <w:pStyle w:val="Compact"/>
+              <w:jc w:val="center"/>
+            </w:pPr>
+            <w:r>
+              <w:t xml:space="preserve">0.174</w:t>
+            </w:r>
+          </w:p>
+        </w:tc>
+        <w:tc>
+          <w:tcPr/>
+          <w:p>
+            <w:pPr>
+              <w:pStyle w:val="Compact"/>
+              <w:jc w:val="center"/>
+            </w:pPr>
+            <w:r>
+              <w:t xml:space="preserve">25%</w:t>
+            </w:r>
+          </w:p>
+        </w:tc>
+        <w:tc>
+          <w:tcPr/>
+          <w:p>
+            <w:pPr>
+              <w:pStyle w:val="Compact"/>
+              <w:jc w:val="center"/>
+            </w:pPr>
+            <w:r>
+              <w:t xml:space="preserve">19.50</w:t>
             </w:r>
           </w:p>
         </w:tc>
@@ -3647,6 +3919,451 @@
               <w:pStyle w:val="Compact"/>
             </w:pPr>
             <w:r>
+              <w:t xml:space="preserve">High-energy</w:t>
+            </w:r>
+          </w:p>
+        </w:tc>
+        <w:tc>
+          <w:tcPr/>
+          <w:p>
+            <w:pPr>
+              <w:pStyle w:val="Compact"/>
+              <w:jc w:val="center"/>
+            </w:pPr>
+            <w:r>
+              <w:t xml:space="preserve">0.200</w:t>
+            </w:r>
+          </w:p>
+        </w:tc>
+        <w:tc>
+          <w:tcPr/>
+          <w:p>
+            <w:pPr>
+              <w:pStyle w:val="Compact"/>
+              <w:jc w:val="center"/>
+            </w:pPr>
+            <w:r>
+              <w:t xml:space="preserve">0.250</w:t>
+            </w:r>
+          </w:p>
+        </w:tc>
+        <w:tc>
+          <w:tcPr/>
+          <w:p>
+            <w:pPr>
+              <w:pStyle w:val="Compact"/>
+              <w:jc w:val="center"/>
+            </w:pPr>
+            <w:r>
+              <w:t xml:space="preserve">0.100</w:t>
+            </w:r>
+          </w:p>
+        </w:tc>
+        <w:tc>
+          <w:tcPr/>
+          <w:p>
+            <w:pPr>
+              <w:pStyle w:val="Compact"/>
+              <w:jc w:val="center"/>
+            </w:pPr>
+            <w:r>
+              <w:t xml:space="preserve">0.450</w:t>
+            </w:r>
+          </w:p>
+        </w:tc>
+        <w:tc>
+          <w:tcPr/>
+          <w:p>
+            <w:pPr>
+              <w:pStyle w:val="Compact"/>
+              <w:jc w:val="center"/>
+            </w:pPr>
+            <w:r>
+              <w:t xml:space="preserve">25%</w:t>
+            </w:r>
+          </w:p>
+        </w:tc>
+        <w:tc>
+          <w:tcPr/>
+          <w:p>
+            <w:pPr>
+              <w:pStyle w:val="Compact"/>
+              <w:jc w:val="center"/>
+            </w:pPr>
+            <w:r>
+              <w:t xml:space="preserve">15.00</w:t>
+            </w:r>
+          </w:p>
+        </w:tc>
+      </w:tr>
+      <w:tr>
+        <w:tc>
+          <w:tcPr/>
+          <w:p>
+            <w:pPr>
+              <w:pStyle w:val="Compact"/>
+            </w:pPr>
+            <w:r>
+              <w:t xml:space="preserve">High-energy, above reference</w:t>
+            </w:r>
+          </w:p>
+        </w:tc>
+        <w:tc>
+          <w:tcPr/>
+          <w:p>
+            <w:pPr>
+              <w:pStyle w:val="Compact"/>
+              <w:jc w:val="center"/>
+            </w:pPr>
+            <w:r>
+              <w:t xml:space="preserve">0.190</w:t>
+            </w:r>
+          </w:p>
+        </w:tc>
+        <w:tc>
+          <w:tcPr/>
+          <w:p>
+            <w:pPr>
+              <w:pStyle w:val="Compact"/>
+              <w:jc w:val="center"/>
+            </w:pPr>
+            <w:r>
+              <w:t xml:space="preserve">0.238</w:t>
+            </w:r>
+          </w:p>
+        </w:tc>
+        <w:tc>
+          <w:tcPr/>
+          <w:p>
+            <w:pPr>
+              <w:pStyle w:val="Compact"/>
+              <w:jc w:val="center"/>
+            </w:pPr>
+            <w:r>
+              <w:t xml:space="preserve">0.095</w:t>
+            </w:r>
+          </w:p>
+        </w:tc>
+        <w:tc>
+          <w:tcPr/>
+          <w:p>
+            <w:pPr>
+              <w:pStyle w:val="Compact"/>
+              <w:jc w:val="center"/>
+            </w:pPr>
+            <w:r>
+              <w:t xml:space="preserve">0.476</w:t>
+            </w:r>
+          </w:p>
+        </w:tc>
+        <w:tc>
+          <w:tcPr/>
+          <w:p>
+            <w:pPr>
+              <w:pStyle w:val="Compact"/>
+              <w:jc w:val="center"/>
+            </w:pPr>
+            <w:r>
+              <w:t xml:space="preserve">20%</w:t>
+            </w:r>
+          </w:p>
+        </w:tc>
+        <w:tc>
+          <w:tcPr/>
+          <w:p>
+            <w:pPr>
+              <w:pStyle w:val="Compact"/>
+              <w:jc w:val="center"/>
+            </w:pPr>
+            <w:r>
+              <w:t xml:space="preserve">18.00</w:t>
+            </w:r>
+          </w:p>
+        </w:tc>
+      </w:tr>
+      <w:tr>
+        <w:tc>
+          <w:tcPr/>
+          <w:p>
+            <w:pPr>
+              <w:pStyle w:val="Compact"/>
+            </w:pPr>
+            <w:r>
+              <w:t xml:space="preserve">High-energy, above reference,</w:t>
+            </w:r>
+            <w:r>
+              <w:t xml:space="preserve"> </w:t>
+            </w:r>
+            <w:r>
+              <w:rPr>
+                <w:i/>
+                <w:iCs/>
+              </w:rPr>
+              <w:t xml:space="preserve">still gaining</w:t>
+            </w:r>
+          </w:p>
+        </w:tc>
+        <w:tc>
+          <w:tcPr/>
+          <w:p>
+            <w:pPr>
+              <w:pStyle w:val="Compact"/>
+              <w:jc w:val="center"/>
+            </w:pPr>
+            <w:r>
+              <w:t xml:space="preserve">0.186</w:t>
+            </w:r>
+          </w:p>
+        </w:tc>
+        <w:tc>
+          <w:tcPr/>
+          <w:p>
+            <w:pPr>
+              <w:pStyle w:val="Compact"/>
+              <w:jc w:val="center"/>
+            </w:pPr>
+            <w:r>
+              <w:t xml:space="preserve">0.233</w:t>
+            </w:r>
+          </w:p>
+        </w:tc>
+        <w:tc>
+          <w:tcPr/>
+          <w:p>
+            <w:pPr>
+              <w:pStyle w:val="Compact"/>
+              <w:jc w:val="center"/>
+            </w:pPr>
+            <w:r>
+              <w:t xml:space="preserve">0.093</w:t>
+            </w:r>
+          </w:p>
+        </w:tc>
+        <w:tc>
+          <w:tcPr/>
+          <w:p>
+            <w:pPr>
+              <w:pStyle w:val="Compact"/>
+              <w:jc w:val="center"/>
+            </w:pPr>
+            <w:r>
+              <w:t xml:space="preserve">0.488</w:t>
+            </w:r>
+          </w:p>
+        </w:tc>
+        <w:tc>
+          <w:tcPr/>
+          <w:p>
+            <w:pPr>
+              <w:pStyle w:val="Compact"/>
+              <w:jc w:val="center"/>
+            </w:pPr>
+            <w:r>
+              <w:t xml:space="preserve">20%</w:t>
+            </w:r>
+          </w:p>
+        </w:tc>
+        <w:tc>
+          <w:tcPr/>
+          <w:p>
+            <w:pPr>
+              <w:pStyle w:val="Compact"/>
+              <w:jc w:val="center"/>
+            </w:pPr>
+            <w:r>
+              <w:t xml:space="preserve">18.00</w:t>
+            </w:r>
+          </w:p>
+        </w:tc>
+      </w:tr>
+      <w:tr>
+        <w:tc>
+          <w:tcPr/>
+          <w:p>
+            <w:pPr>
+              <w:pStyle w:val="Compact"/>
+            </w:pPr>
+            <w:r>
+              <w:t xml:space="preserve">High-energy, well above reference</w:t>
+            </w:r>
+          </w:p>
+        </w:tc>
+        <w:tc>
+          <w:tcPr/>
+          <w:p>
+            <w:pPr>
+              <w:pStyle w:val="Compact"/>
+              <w:jc w:val="center"/>
+            </w:pPr>
+            <w:r>
+              <w:t xml:space="preserve">0.182</w:t>
+            </w:r>
+          </w:p>
+        </w:tc>
+        <w:tc>
+          <w:tcPr/>
+          <w:p>
+            <w:pPr>
+              <w:pStyle w:val="Compact"/>
+              <w:jc w:val="center"/>
+            </w:pPr>
+            <w:r>
+              <w:t xml:space="preserve">0.227</w:t>
+            </w:r>
+          </w:p>
+        </w:tc>
+        <w:tc>
+          <w:tcPr/>
+          <w:p>
+            <w:pPr>
+              <w:pStyle w:val="Compact"/>
+              <w:jc w:val="center"/>
+            </w:pPr>
+            <w:r>
+              <w:t xml:space="preserve">0.091</w:t>
+            </w:r>
+          </w:p>
+        </w:tc>
+        <w:tc>
+          <w:tcPr/>
+          <w:p>
+            <w:pPr>
+              <w:pStyle w:val="Compact"/>
+              <w:jc w:val="center"/>
+            </w:pPr>
+            <w:r>
+              <w:t xml:space="preserve">0.500</w:t>
+            </w:r>
+          </w:p>
+        </w:tc>
+        <w:tc>
+          <w:tcPr/>
+          <w:p>
+            <w:pPr>
+              <w:pStyle w:val="Compact"/>
+              <w:jc w:val="center"/>
+            </w:pPr>
+            <w:r>
+              <w:t xml:space="preserve">20%</w:t>
+            </w:r>
+          </w:p>
+        </w:tc>
+        <w:tc>
+          <w:tcPr/>
+          <w:p>
+            <w:pPr>
+              <w:pStyle w:val="Compact"/>
+              <w:jc w:val="center"/>
+            </w:pPr>
+            <w:r>
+              <w:t xml:space="preserve">19.50</w:t>
+            </w:r>
+          </w:p>
+        </w:tc>
+      </w:tr>
+      <w:tr>
+        <w:tc>
+          <w:tcPr/>
+          <w:p>
+            <w:pPr>
+              <w:pStyle w:val="Compact"/>
+            </w:pPr>
+            <w:r>
+              <w:t xml:space="preserve">High-energy, well above reference,</w:t>
+            </w:r>
+            <w:r>
+              <w:t xml:space="preserve"> </w:t>
+            </w:r>
+            <w:r>
+              <w:rPr>
+                <w:i/>
+                <w:iCs/>
+              </w:rPr>
+              <w:t xml:space="preserve">still gaining</w:t>
+            </w:r>
+          </w:p>
+        </w:tc>
+        <w:tc>
+          <w:tcPr/>
+          <w:p>
+            <w:pPr>
+              <w:pStyle w:val="Compact"/>
+              <w:jc w:val="center"/>
+            </w:pPr>
+            <w:r>
+              <w:t xml:space="preserve">0.174</w:t>
+            </w:r>
+          </w:p>
+        </w:tc>
+        <w:tc>
+          <w:tcPr/>
+          <w:p>
+            <w:pPr>
+              <w:pStyle w:val="Compact"/>
+              <w:jc w:val="center"/>
+            </w:pPr>
+            <w:r>
+              <w:t xml:space="preserve">0.217</w:t>
+            </w:r>
+          </w:p>
+        </w:tc>
+        <w:tc>
+          <w:tcPr/>
+          <w:p>
+            <w:pPr>
+              <w:pStyle w:val="Compact"/>
+              <w:jc w:val="center"/>
+            </w:pPr>
+            <w:r>
+              <w:t xml:space="preserve">0.087</w:t>
+            </w:r>
+          </w:p>
+        </w:tc>
+        <w:tc>
+          <w:tcPr/>
+          <w:p>
+            <w:pPr>
+              <w:pStyle w:val="Compact"/>
+              <w:jc w:val="center"/>
+            </w:pPr>
+            <w:r>
+              <w:t xml:space="preserve">0.522</w:t>
+            </w:r>
+          </w:p>
+        </w:tc>
+        <w:tc>
+          <w:tcPr/>
+          <w:p>
+            <w:pPr>
+              <w:pStyle w:val="Compact"/>
+              <w:jc w:val="center"/>
+            </w:pPr>
+            <w:r>
+              <w:t xml:space="preserve">20%</w:t>
+            </w:r>
+          </w:p>
+        </w:tc>
+        <w:tc>
+          <w:tcPr/>
+          <w:p>
+            <w:pPr>
+              <w:pStyle w:val="Compact"/>
+              <w:jc w:val="center"/>
+            </w:pPr>
+            <w:r>
+              <w:t xml:space="preserve">19.50</w:t>
+            </w:r>
+          </w:p>
+        </w:tc>
+      </w:tr>
+      <w:tr>
+        <w:tc>
+          <w:tcPr/>
+          <w:p>
+            <w:pPr>
+              <w:pStyle w:val="Compact"/>
+            </w:pPr>
+            <w:r>
               <w:t xml:space="preserve">High-energy, below reference</w:t>
             </w:r>
           </w:p>
@@ -3708,6 +4425,113 @@
             </w:pPr>
             <w:r>
               <w:t xml:space="preserve">25%</w:t>
+            </w:r>
+          </w:p>
+        </w:tc>
+        <w:tc>
+          <w:tcPr/>
+          <w:p>
+            <w:pPr>
+              <w:pStyle w:val="Compact"/>
+              <w:jc w:val="center"/>
+            </w:pPr>
+            <w:r>
+              <w:t xml:space="preserve">19.50</w:t>
+            </w:r>
+          </w:p>
+        </w:tc>
+      </w:tr>
+      <w:tr>
+        <w:tc>
+          <w:tcPr/>
+          <w:p>
+            <w:pPr>
+              <w:pStyle w:val="Compact"/>
+            </w:pPr>
+            <w:r>
+              <w:t xml:space="preserve">High-energy, below reference,</w:t>
+            </w:r>
+            <w:r>
+              <w:t xml:space="preserve"> </w:t>
+            </w:r>
+            <w:r>
+              <w:rPr>
+                <w:i/>
+                <w:iCs/>
+              </w:rPr>
+              <w:t xml:space="preserve">still losing</w:t>
+            </w:r>
+          </w:p>
+        </w:tc>
+        <w:tc>
+          <w:tcPr/>
+          <w:p>
+            <w:pPr>
+              <w:pStyle w:val="Compact"/>
+              <w:jc w:val="center"/>
+            </w:pPr>
+            <w:r>
+              <w:t xml:space="preserve">0.304</w:t>
+            </w:r>
+          </w:p>
+        </w:tc>
+        <w:tc>
+          <w:tcPr/>
+          <w:p>
+            <w:pPr>
+              <w:pStyle w:val="Compact"/>
+              <w:jc w:val="center"/>
+            </w:pPr>
+            <w:r>
+              <w:t xml:space="preserve">0.217</w:t>
+            </w:r>
+          </w:p>
+        </w:tc>
+        <w:tc>
+          <w:tcPr/>
+          <w:p>
+            <w:pPr>
+              <w:pStyle w:val="Compact"/>
+              <w:jc w:val="center"/>
+            </w:pPr>
+            <w:r>
+              <w:t xml:space="preserve">0.087</w:t>
+            </w:r>
+          </w:p>
+        </w:tc>
+        <w:tc>
+          <w:tcPr/>
+          <w:p>
+            <w:pPr>
+              <w:pStyle w:val="Compact"/>
+              <w:jc w:val="center"/>
+            </w:pPr>
+            <w:r>
+              <w:t xml:space="preserve">0.391</w:t>
+            </w:r>
+          </w:p>
+        </w:tc>
+        <w:tc>
+          <w:tcPr/>
+          <w:p>
+            <w:pPr>
+              <w:pStyle w:val="Compact"/>
+              <w:jc w:val="center"/>
+            </w:pPr>
+            <w:r>
+              <w:t xml:space="preserve">25%</w:t>
+            </w:r>
+          </w:p>
+        </w:tc>
+        <w:tc>
+          <w:tcPr/>
+          <w:p>
+            <w:pPr>
+              <w:pStyle w:val="Compact"/>
+              <w:jc w:val="center"/>
+            </w:pPr>
+            <w:r>
+              <w:t xml:space="preserve">19.50</w:t>
             </w:r>
           </w:p>
         </w:tc>
@@ -3718,19 +4542,37 @@
         <w:pStyle w:val="BodyText"/>
       </w:pPr>
       <w:r>
-        <w:t xml:space="preserve">The reasoning: for a pet carrying extra weight, sustained low activity is both more</w:t>
-      </w:r>
-      <w:r>
-        <w:t xml:space="preserve"> </w:t>
-      </w:r>
-      <w:r>
-        <w:t xml:space="preserve">consequential and the lever an owner can actually pull, so activity is weighted up and the</w:t>
-      </w:r>
-      <w:r>
-        <w:t xml:space="preserve"> </w:t>
-      </w:r>
-      <w:r>
-        <w:t xml:space="preserve">bar for calling it a</w:t>
+        <w:t xml:space="preserve">Three separate things are happening in that table.</w:t>
+      </w:r>
+    </w:p>
+    <w:p>
+      <w:pPr>
+        <w:pStyle w:val="BodyText"/>
+      </w:pPr>
+      <w:r>
+        <w:rPr>
+          <w:b/>
+          <w:bCs/>
+        </w:rPr>
+        <w:t xml:space="preserve">Where the pet sits shifts the emphasis.</w:t>
+      </w:r>
+      <w:r>
+        <w:t xml:space="preserve"> </w:t>
+      </w:r>
+      <w:r>
+        <w:t xml:space="preserve">For a pet carrying extra weight, sustained low</w:t>
+      </w:r>
+      <w:r>
+        <w:t xml:space="preserve"> </w:t>
+      </w:r>
+      <w:r>
+        <w:t xml:space="preserve">activity is both more consequential and the lever an owner can actually pull, so activity</w:t>
+      </w:r>
+      <w:r>
+        <w:t xml:space="preserve"> </w:t>
+      </w:r>
+      <w:r>
+        <w:t xml:space="preserve">is weighted up and the bar for calling it a</w:t>
       </w:r>
       <w:r>
         <w:t xml:space="preserve"> </w:t>
@@ -3758,25 +4600,49 @@
         <w:t xml:space="preserve"> </w:t>
       </w:r>
       <w:r>
-        <w:t xml:space="preserve">their reference</w:t>
-      </w:r>
-      <w:r>
-        <w:t xml:space="preserve"> </w:t>
-      </w:r>
-      <w:r>
-        <w:t xml:space="preserve">the lever is intake rather than exercise, so appetite is weighted up instead. Neither is a</w:t>
-      </w:r>
-      <w:r>
-        <w:t xml:space="preserve"> </w:t>
-      </w:r>
-      <w:r>
-        <w:t xml:space="preserve">deduction in itself - being heavy or light never costs points directly, it only changes</w:t>
-      </w:r>
-      <w:r>
-        <w:t xml:space="preserve"> </w:t>
-      </w:r>
-      <w:r>
-        <w:t xml:space="preserve">which changes matter most. Breeds not in the reference table, and all crossbreeds, return</w:t>
+        <w:t xml:space="preserve">their reference the lever is intake rather than exercise, so appetite is weighted</w:t>
+      </w:r>
+      <w:r>
+        <w:t xml:space="preserve"> </w:t>
+      </w:r>
+      <w:r>
+        <w:t xml:space="preserve">up instead. Neither is a deduction in itself - being heavy or light never costs points</w:t>
+      </w:r>
+      <w:r>
+        <w:t xml:space="preserve"> </w:t>
+      </w:r>
+      <w:r>
+        <w:t xml:space="preserve">directly, it only changes which changes matter most.</w:t>
+      </w:r>
+    </w:p>
+    <w:p>
+      <w:pPr>
+        <w:pStyle w:val="BodyText"/>
+      </w:pPr>
+      <w:r>
+        <w:rPr>
+          <w:b/>
+          <w:bCs/>
+        </w:rPr>
+        <w:t xml:space="preserve">Where the pet sits also sets how tall the weight ramp is.</w:t>
+      </w:r>
+      <w:r>
+        <w:t xml:space="preserve"> </w:t>
+      </w:r>
+      <w:r>
+        <w:t xml:space="preserve">A pet already outside their</w:t>
+      </w:r>
+      <w:r>
+        <w:t xml:space="preserve"> </w:t>
+      </w:r>
+      <w:r>
+        <w:t xml:space="preserve">healthy range has more at stake in a weight move than one sitting comfortably inside it, so</w:t>
+      </w:r>
+      <w:r>
+        <w:t xml:space="preserve"> </w:t>
+      </w:r>
+      <w:r>
+        <w:t xml:space="preserve">the same 6%/4wk change costs them more: the</w:t>
       </w:r>
       <w:r>
         <w:t xml:space="preserve"> </w:t>
@@ -3785,13 +4651,240 @@
         <w:rPr>
           <w:rStyle w:val="VerbatimChar"/>
         </w:rPr>
+        <w:t xml:space="preserve">weight_cap_multiplier</w:t>
+      </w:r>
+      <w:r>
+        <w:t xml:space="preserve"> </w:t>
+      </w:r>
+      <w:r>
+        <w:t xml:space="preserve">scales</w:t>
+      </w:r>
+      <w:r>
+        <w:t xml:space="preserve"> </w:t>
+      </w:r>
+      <w:r>
+        <w:rPr>
+          <w:rStyle w:val="VerbatimChar"/>
+        </w:rPr>
+        <w:t xml:space="preserve">MAX_WEIGHT_PENALTY</w:t>
+      </w:r>
+      <w:r>
+        <w:t xml:space="preserve"> </w:t>
+      </w:r>
+      <w:r>
+        <w:t xml:space="preserve">from 15 to 18 or 19.5. It scales the ramp</w:t>
+      </w:r>
+      <w:r>
+        <w:t xml:space="preserve"> </w:t>
+      </w:r>
+      <w:r>
+        <w:rPr>
+          <w:b/>
+          <w:bCs/>
+        </w:rPr>
+        <w:t xml:space="preserve">only</w:t>
+      </w:r>
+      <w:r>
+        <w:t xml:space="preserve"> </w:t>
+      </w:r>
+      <w:r>
+        <w:t xml:space="preserve">- it never moves</w:t>
+      </w:r>
+      <w:r>
+        <w:t xml:space="preserve"> </w:t>
+      </w:r>
+      <w:r>
+        <w:t xml:space="preserve">where the deduction starts (2%/4wk) or where it tops out (10%/4wk), so every pet keeps</w:t>
+      </w:r>
+      <w:r>
+        <w:t xml:space="preserve"> </w:t>
+      </w:r>
+      <w:r>
+        <w:t xml:space="preserve">identical red-flag boundaries and only the number of points differs.</w:t>
+      </w:r>
+    </w:p>
+    <w:p>
+      <w:pPr>
+        <w:pStyle w:val="BodyText"/>
+      </w:pPr>
+      <w:r>
+        <w:t xml:space="preserve">That cap is deliberately</w:t>
+      </w:r>
+      <w:r>
+        <w:t xml:space="preserve"> </w:t>
+      </w:r>
+      <w:r>
+        <w:rPr>
+          <w:b/>
+          <w:bCs/>
+        </w:rPr>
+        <w:t xml:space="preserve">not</w:t>
+      </w:r>
+      <w:r>
+        <w:t xml:space="preserve"> </w:t>
+      </w:r>
+      <w:r>
+        <w:t xml:space="preserve">a fifth member of the sum-to-1.0 budget. Those four split</w:t>
+      </w:r>
+      <w:r>
+        <w:t xml:space="preserve"> </w:t>
+      </w:r>
+      <w:r>
+        <w:t xml:space="preserve">how much a</w:t>
+      </w:r>
+      <w:r>
+        <w:t xml:space="preserve"> </w:t>
+      </w:r>
+      <w:r>
+        <w:rPr>
+          <w:i/>
+          <w:iCs/>
+        </w:rPr>
+        <w:t xml:space="preserve">behavioural</w:t>
+      </w:r>
+      <w:r>
+        <w:t xml:space="preserve"> </w:t>
+      </w:r>
+      <w:r>
+        <w:t xml:space="preserve">change can cost; the weight ramp is a separate term added on top.</w:t>
+      </w:r>
+      <w:r>
+        <w:t xml:space="preserve"> </w:t>
+      </w:r>
+      <w:r>
+        <w:t xml:space="preserve">Folding it in would have raised weight’s importance by lowering the other four, which is a</w:t>
+      </w:r>
+      <w:r>
+        <w:t xml:space="preserve"> </w:t>
+      </w:r>
+      <w:r>
+        <w:t xml:space="preserve">different claim from the one intended here.</w:t>
+      </w:r>
+    </w:p>
+    <w:p>
+      <w:pPr>
+        <w:pStyle w:val="BodyText"/>
+      </w:pPr>
+      <w:r>
+        <w:rPr>
+          <w:b/>
+          <w:bCs/>
+        </w:rPr>
+        <w:t xml:space="preserve">Which way the weight is moving amplifies the emphasis.</w:t>
+      </w:r>
+      <w:r>
+        <w:t xml:space="preserve"> </w:t>
+      </w:r>
+      <w:r>
+        <w:t xml:space="preserve">A pet above their range and</w:t>
+      </w:r>
+      <w:r>
+        <w:t xml:space="preserve"> </w:t>
+      </w:r>
+      <w:r>
+        <w:t xml:space="preserve">still gaining, or below it and still losing, is moving</w:t>
+      </w:r>
+      <w:r>
+        <w:t xml:space="preserve"> </w:t>
+      </w:r>
+      <w:r>
+        <w:rPr>
+          <w:i/>
+          <w:iCs/>
+        </w:rPr>
+        <w:t xml:space="preserve">away</w:t>
+      </w:r>
+      <w:r>
+        <w:t xml:space="preserve"> </w:t>
+      </w:r>
+      <w:r>
+        <w:t xml:space="preserve">from where they should be, so</w:t>
+      </w:r>
+      <w:r>
+        <w:t xml:space="preserve"> </w:t>
+      </w:r>
+      <w:r>
+        <w:t xml:space="preserve">the lever leans further - the base bump is multiplied by</w:t>
+      </w:r>
+      <w:r>
+        <w:t xml:space="preserve"> </w:t>
+      </w:r>
+      <w:r>
+        <w:rPr>
+          <w:rStyle w:val="VerbatimChar"/>
+        </w:rPr>
+        <w:t xml:space="preserve">ADVERSE_TREND_EMPHASIS</w:t>
+      </w:r>
+      <w:r>
+        <w:t xml:space="preserve"> </w:t>
+      </w:r>
+      <w:r>
+        <w:t xml:space="preserve">= 1.5 and</w:t>
+      </w:r>
+      <w:r>
+        <w:t xml:space="preserve"> </w:t>
+      </w:r>
+      <w:r>
+        <w:t xml:space="preserve">the profile renormalised again. The amplification is deliberately one-sided: a pet moving</w:t>
+      </w:r>
+      <w:r>
+        <w:t xml:space="preserve"> </w:t>
+      </w:r>
+      <w:r>
+        <w:t xml:space="preserve">back towards their range keeps the base emphasis rather than a reduced one, because the</w:t>
+      </w:r>
+      <w:r>
+        <w:t xml:space="preserve"> </w:t>
+      </w:r>
+      <w:r>
+        <w:t xml:space="preserve">situation is resolving and there is no case for leaning harder on an owner already fixing</w:t>
+      </w:r>
+      <w:r>
+        <w:t xml:space="preserve"> </w:t>
+      </w:r>
+      <w:r>
+        <w:t xml:space="preserve">it - but nor is there one for easing off the indicator doing the fixing. It also expires</w:t>
+      </w:r>
+      <w:r>
+        <w:t xml:space="preserve"> </w:t>
+      </w:r>
+      <w:r>
+        <w:t xml:space="preserve">with the reading: once the signal has decayed to nothing it stops steering which indicators</w:t>
+      </w:r>
+      <w:r>
+        <w:t xml:space="preserve"> </w:t>
+      </w:r>
+      <w:r>
+        <w:t xml:space="preserve">matter, exactly as it stops deducting points.</w:t>
+      </w:r>
+    </w:p>
+    <w:p>
+      <w:pPr>
+        <w:pStyle w:val="BodyText"/>
+      </w:pPr>
+      <w:r>
+        <w:t xml:space="preserve">Breeds not in the reference table, and all crossbreeds, return</w:t>
+      </w:r>
+      <w:r>
+        <w:t xml:space="preserve"> </w:t>
+      </w:r>
+      <w:r>
+        <w:rPr>
+          <w:rStyle w:val="VerbatimChar"/>
+        </w:rPr>
         <w:t xml:space="preserve">no_reference</w:t>
       </w:r>
       <w:r>
         <w:t xml:space="preserve"> </w:t>
       </w:r>
       <w:r>
-        <w:t xml:space="preserve">and use the unmodified base profile.</w:t>
+        <w:t xml:space="preserve">and use the</w:t>
+      </w:r>
+      <w:r>
+        <w:t xml:space="preserve"> </w:t>
+      </w:r>
+      <w:r>
+        <w:t xml:space="preserve">unmodified base profile with a cap multiplier of 1.0.</w:t>
       </w:r>
     </w:p>
     <w:bookmarkEnd w:id="13"/>
@@ -4828,6 +5921,295 @@
       <w:pPr>
         <w:pStyle w:val="FirstParagraph"/>
       </w:pPr>
+      <w:r>
+        <w:t xml:space="preserve">The body-status bumps</w:t>
+      </w:r>
+      <w:r>
+        <w:t xml:space="preserve"> </w:t>
+      </w:r>
+      <m:oMath>
+        <m:sSub>
+          <m:e>
+            <m:r>
+              <m:t>β</m:t>
+            </m:r>
+          </m:e>
+          <m:sub>
+            <m:r>
+              <m:t>a</m:t>
+            </m:r>
+          </m:sub>
+        </m:sSub>
+        <m:r>
+          <m:rPr>
+            <m:sty m:val="p"/>
+          </m:rPr>
+          <m:t>,</m:t>
+        </m:r>
+        <m:sSub>
+          <m:e>
+            <m:r>
+              <m:t>β</m:t>
+            </m:r>
+          </m:e>
+          <m:sub>
+            <m:r>
+              <m:t>m</m:t>
+            </m:r>
+          </m:sub>
+        </m:sSub>
+      </m:oMath>
+      <w:r>
+        <w:t xml:space="preserve"> </w:t>
+      </w:r>
+      <w:r>
+        <w:t xml:space="preserve">are scaled by</w:t>
+      </w:r>
+      <w:r>
+        <w:t xml:space="preserve"> </w:t>
+      </w:r>
+      <m:oMath>
+        <m:r>
+          <m:t>λ</m:t>
+        </m:r>
+        <m:r>
+          <m:rPr>
+            <m:sty m:val="p"/>
+          </m:rPr>
+          <m:t>=</m:t>
+        </m:r>
+        <m:r>
+          <m:t>1.5</m:t>
+        </m:r>
+      </m:oMath>
+      <w:r>
+        <w:t xml:space="preserve"> </w:t>
+      </w:r>
+      <w:r>
+        <w:t xml:space="preserve">when the trend runs</w:t>
+      </w:r>
+      <w:r>
+        <w:t xml:space="preserve"> </w:t>
+      </w:r>
+      <w:r>
+        <w:t xml:space="preserve">adverse to the pet’s body status - above the reference and gaining, or below it and</w:t>
+      </w:r>
+      <w:r>
+        <w:t xml:space="preserve"> </w:t>
+      </w:r>
+      <w:r>
+        <w:t xml:space="preserve">losing - and by</w:t>
+      </w:r>
+      <w:r>
+        <w:t xml:space="preserve"> </w:t>
+      </w:r>
+      <m:oMath>
+        <m:r>
+          <m:t>λ</m:t>
+        </m:r>
+        <m:r>
+          <m:rPr>
+            <m:sty m:val="p"/>
+          </m:rPr>
+          <m:t>=</m:t>
+        </m:r>
+        <m:r>
+          <m:t>1</m:t>
+        </m:r>
+      </m:oMath>
+      <w:r>
+        <w:t xml:space="preserve"> </w:t>
+      </w:r>
+      <w:r>
+        <w:t xml:space="preserve">otherwise, including once the reading has gone fully stale:</w:t>
+      </w:r>
+    </w:p>
+    <w:p>
+      <w:pPr>
+        <w:pStyle w:val="BodyText"/>
+      </w:pPr>
+      <m:oMathPara>
+        <m:oMathParaPr>
+          <m:jc m:val="center"/>
+        </m:oMathParaPr>
+        <m:oMath>
+          <m:r>
+            <m:t>λ</m:t>
+          </m:r>
+          <m:r>
+            <m:rPr>
+              <m:sty m:val="p"/>
+            </m:rPr>
+            <m:t>=</m:t>
+          </m:r>
+          <m:d>
+            <m:dPr>
+              <m:begChr m:val="{"/>
+              <m:sepChr m:val=""/>
+              <m:endChr m:val=""/>
+              <m:grow/>
+            </m:dPr>
+            <m:e>
+              <m:m>
+                <m:mPr>
+                  <m:baseJc m:val="center"/>
+                  <m:plcHide m:val="on"/>
+                  <m:mcs>
+                    <m:mc>
+                      <m:mcPr>
+                        <m:mcJc m:val="left"/>
+                        <m:count m:val="1"/>
+                      </m:mcPr>
+                    </m:mc>
+                    <m:mc>
+                      <m:mcPr>
+                        <m:mcJc m:val="left"/>
+                        <m:count m:val="1"/>
+                      </m:mcPr>
+                    </m:mc>
+                  </m:mcs>
+                </m:mPr>
+                <m:mr>
+                  <m:e>
+                    <m:r>
+                      <m:t>1.5</m:t>
+                    </m:r>
+                  </m:e>
+                  <m:e>
+                    <m:r>
+                      <m:rPr>
+                        <m:sty m:val="p"/>
+                      </m:rPr>
+                      <m:t>(</m:t>
+                    </m:r>
+                    <m:r>
+                      <m:rPr>
+                        <m:nor/>
+                        <m:sty m:val="p"/>
+                      </m:rPr>
+                      <m:t>above reference</m:t>
+                    </m:r>
+                    <m:r>
+                      <m:rPr>
+                        <m:sty m:val="p"/>
+                      </m:rPr>
+                      <m:t>∧</m:t>
+                    </m:r>
+                    <m:r>
+                      <m:rPr>
+                        <m:nor/>
+                        <m:sty m:val="p"/>
+                      </m:rPr>
+                      <m:t>gain</m:t>
+                    </m:r>
+                    <m:r>
+                      <m:rPr>
+                        <m:sty m:val="p"/>
+                      </m:rPr>
+                      <m:t>)</m:t>
+                    </m:r>
+                    <m:r>
+                      <m:rPr>
+                        <m:sty m:val="p"/>
+                      </m:rPr>
+                      <m:t>∨</m:t>
+                    </m:r>
+                    <m:r>
+                      <m:rPr>
+                        <m:sty m:val="p"/>
+                      </m:rPr>
+                      <m:t>(</m:t>
+                    </m:r>
+                    <m:r>
+                      <m:rPr>
+                        <m:nor/>
+                        <m:sty m:val="p"/>
+                      </m:rPr>
+                      <m:t>below reference</m:t>
+                    </m:r>
+                    <m:r>
+                      <m:rPr>
+                        <m:sty m:val="p"/>
+                      </m:rPr>
+                      <m:t>∧</m:t>
+                    </m:r>
+                    <m:r>
+                      <m:rPr>
+                        <m:nor/>
+                        <m:sty m:val="p"/>
+                      </m:rPr>
+                      <m:t>loss</m:t>
+                    </m:r>
+                    <m:r>
+                      <m:rPr>
+                        <m:sty m:val="p"/>
+                      </m:rPr>
+                      <m:t>)</m:t>
+                    </m:r>
+                    <m:r>
+                      <m:rPr>
+                        <m:sty m:val="p"/>
+                      </m:rPr>
+                      <m:t>,</m:t>
+                    </m:r>
+                    <m:r>
+                      <m:t> </m:t>
+                    </m:r>
+                    <m:r>
+                      <m:t>φ</m:t>
+                    </m:r>
+                    <m:r>
+                      <m:rPr>
+                        <m:sty m:val="p"/>
+                      </m:rPr>
+                      <m:t>(</m:t>
+                    </m:r>
+                    <m:r>
+                      <m:t>t</m:t>
+                    </m:r>
+                    <m:r>
+                      <m:rPr>
+                        <m:sty m:val="p"/>
+                      </m:rPr>
+                      <m:t>)</m:t>
+                    </m:r>
+                    <m:r>
+                      <m:rPr>
+                        <m:sty m:val="p"/>
+                      </m:rPr>
+                      <m:t>&gt;</m:t>
+                    </m:r>
+                    <m:r>
+                      <m:t>0</m:t>
+                    </m:r>
+                  </m:e>
+                </m:mr>
+                <m:mr>
+                  <m:e>
+                    <m:r>
+                      <m:t>1</m:t>
+                    </m:r>
+                  </m:e>
+                  <m:e>
+                    <m:r>
+                      <m:rPr>
+                        <m:nor/>
+                        <m:sty m:val="p"/>
+                      </m:rPr>
+                      <m:t>otherwise</m:t>
+                    </m:r>
+                  </m:e>
+                </m:mr>
+              </m:m>
+            </m:e>
+          </m:d>
+        </m:oMath>
+      </m:oMathPara>
+    </w:p>
+    <w:p>
+      <w:pPr>
+        <w:pStyle w:val="FirstParagraph"/>
+      </w:pPr>
       <m:oMathPara>
         <m:oMathParaPr>
           <m:jc m:val="center"/>
@@ -4878,6 +6260,9 @@
                   <m:sty m:val="p"/>
                 </m:rPr>
                 <m:t>+</m:t>
+              </m:r>
+              <m:r>
+                <m:t>λ</m:t>
               </m:r>
               <m:sSub>
                 <m:e>
@@ -4941,6 +6326,9 @@
                   <m:sty m:val="p"/>
                 </m:rPr>
                 <m:t>+</m:t>
+              </m:r>
+              <m:r>
+                <m:t>λ</m:t>
               </m:r>
               <m:sSub>
                 <m:e>
@@ -5078,7 +6466,29 @@
         <w:t xml:space="preserve"> </w:t>
       </w:r>
       <w:r>
-        <w:t xml:space="preserve">be the weight trend’s rate in % of body weight lost per 4 weeks, and</w:t>
+        <w:t xml:space="preserve">be the weight trend’s</w:t>
+      </w:r>
+      <w:r>
+        <w:t xml:space="preserve"> </w:t>
+      </w:r>
+      <w:r>
+        <w:rPr>
+          <w:b/>
+          <w:bCs/>
+        </w:rPr>
+        <w:t xml:space="preserve">signed</w:t>
+      </w:r>
+      <w:r>
+        <w:t xml:space="preserve"> </w:t>
+      </w:r>
+      <w:r>
+        <w:t xml:space="preserve">rate in % of body weight per 4 weeks - positive</w:t>
+      </w:r>
+      <w:r>
+        <w:t xml:space="preserve"> </w:t>
+      </w:r>
+      <w:r>
+        <w:t xml:space="preserve">for a loss, negative for a gain - and</w:t>
       </w:r>
       <w:r>
         <w:t xml:space="preserve"> </w:t>
@@ -5092,13 +6502,7 @@
         <w:t xml:space="preserve"> </w:t>
       </w:r>
       <w:r>
-        <w:t xml:space="preserve">the</w:t>
-      </w:r>
-      <w:r>
-        <w:t xml:space="preserve"> </w:t>
-      </w:r>
-      <w:r>
-        <w:t xml:space="preserve">staleness factor at check-in date</w:t>
+        <w:t xml:space="preserve">the staleness factor at check-in date</w:t>
       </w:r>
       <w:r>
         <w:t xml:space="preserve"> </w:t>
@@ -5109,7 +6513,13 @@
         </m:r>
       </m:oMath>
       <w:r>
-        <w:t xml:space="preserve">, where</w:t>
+        <w:t xml:space="preserve">,</w:t>
+      </w:r>
+      <w:r>
+        <w:t xml:space="preserve"> </w:t>
+      </w:r>
+      <w:r>
+        <w:t xml:space="preserve">where</w:t>
       </w:r>
       <w:r>
         <w:t xml:space="preserve"> </w:t>
@@ -5290,7 +6700,7 @@
         <w:pStyle w:val="FirstParagraph"/>
       </w:pPr>
       <w:r>
-        <w:t xml:space="preserve">The weight deduction</w:t>
+        <w:t xml:space="preserve">The deduction</w:t>
       </w:r>
       <w:r>
         <w:t xml:space="preserve"> </w:t>
@@ -5313,7 +6723,49 @@
         <w:t xml:space="preserve"> </w:t>
       </w:r>
       <w:r>
-        <w:t xml:space="preserve">and the fractional declining-strength</w:t>
+        <w:t xml:space="preserve">runs off</w:t>
+      </w:r>
+      <w:r>
+        <w:t xml:space="preserve"> </w:t>
+      </w:r>
+      <m:oMath>
+        <m:r>
+          <m:rPr>
+            <m:sty m:val="p"/>
+          </m:rPr>
+          <m:t>|</m:t>
+        </m:r>
+        <m:r>
+          <m:t>r</m:t>
+        </m:r>
+        <m:r>
+          <m:rPr>
+            <m:sty m:val="p"/>
+          </m:rPr>
+          <m:t>|</m:t>
+        </m:r>
+      </m:oMath>
+      <w:r>
+        <w:t xml:space="preserve">, so it is</w:t>
+      </w:r>
+      <w:r>
+        <w:t xml:space="preserve"> </w:t>
+      </w:r>
+      <w:r>
+        <w:rPr>
+          <w:b/>
+          <w:bCs/>
+        </w:rPr>
+        <w:t xml:space="preserve">symmetric in direction</w:t>
+      </w:r>
+      <w:r>
+        <w:t xml:space="preserve">: a gain and a loss</w:t>
+      </w:r>
+      <w:r>
+        <w:t xml:space="preserve"> </w:t>
+      </w:r>
+      <w:r>
+        <w:t xml:space="preserve">of the same size cost the same points. The fractional declining-strength</w:t>
       </w:r>
       <w:r>
         <w:t xml:space="preserve"> </w:t>
@@ -5327,13 +6779,46 @@
         <w:t xml:space="preserve"> </w:t>
       </w:r>
       <w:r>
-        <w:t xml:space="preserve">are both zero</w:t>
-      </w:r>
-      <w:r>
-        <w:t xml:space="preserve"> </w:t>
-      </w:r>
-      <w:r>
-        <w:t xml:space="preserve">unless the trend is usable, downward and unmanaged:</w:t>
+        <w:t xml:space="preserve">is not</w:t>
+      </w:r>
+      <w:r>
+        <w:t xml:space="preserve"> </w:t>
+      </w:r>
+      <w:r>
+        <w:t xml:space="preserve">symmetric - it uses signed</w:t>
+      </w:r>
+      <w:r>
+        <w:t xml:space="preserve"> </w:t>
+      </w:r>
+      <m:oMath>
+        <m:r>
+          <m:t>r</m:t>
+        </m:r>
+      </m:oMath>
+      <w:r>
+        <w:t xml:space="preserve">, because only a</w:t>
+      </w:r>
+      <w:r>
+        <w:t xml:space="preserve"> </w:t>
+      </w:r>
+      <w:r>
+        <w:rPr>
+          <w:i/>
+          <w:iCs/>
+        </w:rPr>
+        <w:t xml:space="preserve">fall</w:t>
+      </w:r>
+      <w:r>
+        <w:t xml:space="preserve"> </w:t>
+      </w:r>
+      <w:r>
+        <w:t xml:space="preserve">belongs in a tally of indicators</w:t>
+      </w:r>
+      <w:r>
+        <w:t xml:space="preserve"> </w:t>
+      </w:r>
+      <w:r>
+        <w:t xml:space="preserve">declining together. Both are zero unless the trend is usable and unsuppressed:</w:t>
       </w:r>
     </w:p>
     <w:p>
@@ -5395,7 +6880,19 @@
                 </m:fPr>
                 <m:num>
                   <m:r>
+                    <m:rPr>
+                      <m:sty m:val="p"/>
+                    </m:rPr>
+                    <m:t>|</m:t>
+                  </m:r>
+                  <m:r>
                     <m:t>r</m:t>
+                  </m:r>
+                  <m:r>
+                    <m:rPr>
+                      <m:sty m:val="p"/>
+                    </m:rPr>
+                    <m:t>|</m:t>
                   </m:r>
                   <m:r>
                     <m:rPr>
@@ -5423,6 +6920,12 @@
           </m:r>
           <m:r>
             <m:t>15</m:t>
+          </m:r>
+          <m:r>
+            <m:t> </m:t>
+          </m:r>
+          <m:r>
+            <m:t>κ</m:t>
           </m:r>
           <m:r>
             <m:rPr>
@@ -5462,7 +6965,19 @@
             <m:t>for </m:t>
           </m:r>
           <m:r>
+            <m:rPr>
+              <m:sty m:val="p"/>
+            </m:rPr>
+            <m:t>|</m:t>
+          </m:r>
+          <m:r>
             <m:t>r</m:t>
+          </m:r>
+          <m:r>
+            <m:rPr>
+              <m:sty m:val="p"/>
+            </m:rPr>
+            <m:t>|</m:t>
           </m:r>
           <m:r>
             <m:rPr>
@@ -5540,6 +7055,142 @@
     <w:p>
       <w:pPr>
         <w:pStyle w:val="FirstParagraph"/>
+      </w:pPr>
+      <w:r>
+        <w:t xml:space="preserve">where</w:t>
+      </w:r>
+      <w:r>
+        <w:t xml:space="preserve"> </w:t>
+      </w:r>
+      <m:oMath>
+        <m:r>
+          <m:t>κ</m:t>
+        </m:r>
+      </m:oMath>
+      <w:r>
+        <w:t xml:space="preserve"> </w:t>
+      </w:r>
+      <w:r>
+        <w:t xml:space="preserve">is the profile’s weight-ramp cap multiplier -</w:t>
+      </w:r>
+      <w:r>
+        <w:t xml:space="preserve"> </w:t>
+      </w:r>
+      <m:oMath>
+        <m:r>
+          <m:t>1.2</m:t>
+        </m:r>
+      </m:oMath>
+      <w:r>
+        <w:t xml:space="preserve"> </w:t>
+      </w:r>
+      <w:r>
+        <w:t xml:space="preserve">above the breed</w:t>
+      </w:r>
+      <w:r>
+        <w:t xml:space="preserve"> </w:t>
+      </w:r>
+      <w:r>
+        <w:t xml:space="preserve">reference,</w:t>
+      </w:r>
+      <w:r>
+        <w:t xml:space="preserve"> </w:t>
+      </w:r>
+      <m:oMath>
+        <m:r>
+          <m:t>1.3</m:t>
+        </m:r>
+      </m:oMath>
+      <w:r>
+        <w:t xml:space="preserve"> </w:t>
+      </w:r>
+      <w:r>
+        <w:t xml:space="preserve">well above or below it, and</w:t>
+      </w:r>
+      <w:r>
+        <w:t xml:space="preserve"> </w:t>
+      </w:r>
+      <m:oMath>
+        <m:r>
+          <m:t>1</m:t>
+        </m:r>
+      </m:oMath>
+      <w:r>
+        <w:t xml:space="preserve"> </w:t>
+      </w:r>
+      <w:r>
+        <w:t xml:space="preserve">otherwise. Note</w:t>
+      </w:r>
+      <w:r>
+        <w:t xml:space="preserve"> </w:t>
+      </w:r>
+      <m:oMath>
+        <m:r>
+          <m:t>κ</m:t>
+        </m:r>
+      </m:oMath>
+      <w:r>
+        <w:t xml:space="preserve"> </w:t>
+      </w:r>
+      <w:r>
+        <w:t xml:space="preserve">multiplies the</w:t>
+      </w:r>
+      <w:r>
+        <w:t xml:space="preserve"> </w:t>
+      </w:r>
+      <w:r>
+        <w:t xml:space="preserve">height of the ramp, not its endpoints: the 2% floor and the 10% cap are the same for</w:t>
+      </w:r>
+      <w:r>
+        <w:t xml:space="preserve"> </w:t>
+      </w:r>
+      <w:r>
+        <w:t xml:space="preserve">every pet.</w:t>
+      </w:r>
+    </w:p>
+    <w:p>
+      <w:pPr>
+        <w:pStyle w:val="BodyText"/>
+      </w:pPr>
+      <m:oMath>
+        <m:sSub>
+          <m:e>
+            <m:r>
+              <m:t>P</m:t>
+            </m:r>
+          </m:e>
+          <m:sub>
+            <m:r>
+              <m:t>w</m:t>
+            </m:r>
+          </m:sub>
+        </m:sSub>
+        <m:r>
+          <m:rPr>
+            <m:sty m:val="p"/>
+          </m:rPr>
+          <m:t>=</m:t>
+        </m:r>
+        <m:r>
+          <m:t>0</m:t>
+        </m:r>
+      </m:oMath>
+      <w:r>
+        <w:t xml:space="preserve"> </w:t>
+      </w:r>
+      <w:r>
+        <w:t xml:space="preserve">wherever the change is suppressed: a loss inside a recorded management plan, a</w:t>
+      </w:r>
+      <w:r>
+        <w:t xml:space="preserve"> </w:t>
+      </w:r>
+      <w:r>
+        <w:t xml:space="preserve">gain while the pet is still growing, or a gain in a pet below their breed reference.</w:t>
+      </w:r>
+    </w:p>
+    <w:p>
+      <w:pPr>
+        <w:pStyle w:val="BodyText"/>
       </w:pPr>
       <w:r>
         <w:t xml:space="preserve">With the deviation constant</w:t>
@@ -6351,7 +8002,13 @@
         <w:t xml:space="preserve"> </w:t>
       </w:r>
       <w:r>
-        <w:t xml:space="preserve">indicators declining together.</w:t>
+        <w:t xml:space="preserve">indicators declining together. A gain deducts on the same 2% ramp but never enters the</w:t>
+      </w:r>
+      <w:r>
+        <w:t xml:space="preserve"> </w:t>
+      </w:r>
+      <w:r>
+        <w:t xml:space="preserve">tally at any size.</w:t>
       </w:r>
     </w:p>
     <w:bookmarkEnd w:id="14"/>
@@ -6818,18 +8475,18 @@
               <w:pStyle w:val="Compact"/>
             </w:pPr>
             <w:r>
-              <w:t xml:space="preserve">gain ≥8%/4wk in an adult</w:t>
-            </w:r>
-          </w:p>
-        </w:tc>
-        <w:tc>
-          <w:tcPr/>
-          <w:p>
-            <w:pPr>
-              <w:pStyle w:val="Compact"/>
-            </w:pPr>
-            <w:r>
-              <w:t xml:space="preserve">Advisory only, never a score deduction. Suppressed entirely while the pet is growing</w:t>
+              <w:t xml:space="preserve">gain ≥8%/4wk in an adult who is not below their breed reference</w:t>
+            </w:r>
+          </w:p>
+        </w:tc>
+        <w:tc>
+          <w:tcPr/>
+          <w:p>
+            <w:pPr>
+              <w:pStyle w:val="Compact"/>
+            </w:pPr>
+            <w:r>
+              <w:t xml:space="preserve">The advisory that accompanies the score deduction, which starts earlier (2%/4wk) and is applied by Layer 1. Suppressed while the pet is growing, or while they are below their reference range and regaining</w:t>
             </w:r>
           </w:p>
         </w:tc>
@@ -7282,7 +8939,7 @@
           <w:b/>
           <w:bCs/>
         </w:rPr>
-        <w:t xml:space="preserve">30 JSON scenarios</w:t>
+        <w:t xml:space="preserve">31 JSON scenarios</w:t>
       </w:r>
       <w:r>
         <w:t xml:space="preserve">, each declaring its expected band, override</w:t>
@@ -7329,7 +8986,7 @@
           <w:b/>
           <w:bCs/>
         </w:rPr>
-        <w:t xml:space="preserve">30/30 match.</w:t>
+        <w:t xml:space="preserve">31/31 match.</w:t>
       </w:r>
     </w:p>
     <w:p>
@@ -7408,7 +9065,7 @@
           <w:b/>
           <w:bCs/>
         </w:rPr>
-        <w:t xml:space="preserve">92/92 pass in 0.15s.</w:t>
+        <w:t xml:space="preserve">107/107 pass in 0.27s.</w:t>
       </w:r>
     </w:p>
     <w:tbl>
@@ -9024,7 +10681,7 @@
               <w:pStyle w:val="Compact"/>
             </w:pPr>
             <w:r>
-              <w:t xml:space="preserve">Weight loss (% per 4 weeks)</w:t>
+              <w:t xml:space="preserve">Weight change (% per 4 weeks)</w:t>
             </w:r>
           </w:p>
         </w:tc>
@@ -9209,7 +10866,7 @@
                 <w:b/>
                 <w:bCs/>
               </w:rPr>
-              <w:t xml:space="preserve">yes</w:t>
+              <w:t xml:space="preserve">yes, if a loss</w:t>
             </w:r>
           </w:p>
         </w:tc>
@@ -9246,7 +10903,7 @@
               <w:jc w:val="center"/>
             </w:pPr>
             <w:r>
-              <w:t xml:space="preserve">yes</w:t>
+              <w:t xml:space="preserve">yes, if a loss</w:t>
             </w:r>
           </w:p>
         </w:tc>
@@ -9283,7 +10940,7 @@
               <w:jc w:val="center"/>
             </w:pPr>
             <w:r>
-              <w:t xml:space="preserve">yes</w:t>
+              <w:t xml:space="preserve">yes, if a loss</w:t>
             </w:r>
           </w:p>
         </w:tc>
@@ -9320,23 +10977,7 @@
               <w:jc w:val="center"/>
             </w:pPr>
             <w:r>
-              <w:t xml:space="preserve">yes -</w:t>
-            </w:r>
-            <w:r>
-              <w:t xml:space="preserve"> </w:t>
-            </w:r>
-            <w:r>
-              <w:rPr>
-                <w:i/>
-                <w:iCs/>
-              </w:rPr>
-              <w:t xml:space="preserve">and</w:t>
-            </w:r>
-            <w:r>
-              <w:t xml:space="preserve"> </w:t>
-            </w:r>
-            <w:r>
-              <w:t xml:space="preserve">triggers an urgent red flag</w:t>
+              <w:t xml:space="preserve">yes, if a loss</w:t>
             </w:r>
           </w:p>
         </w:tc>
@@ -9347,7 +10988,7 @@
         <w:pStyle w:val="BodyText"/>
       </w:pPr>
       <w:r>
-        <w:t xml:space="preserve">Weight</w:t>
+        <w:t xml:space="preserve">Those figures are for a pet</w:t>
       </w:r>
       <w:r>
         <w:t xml:space="preserve"> </w:t>
@@ -9357,25 +10998,424 @@
           <w:b/>
           <w:bCs/>
         </w:rPr>
-        <w:t xml:space="preserve">gain</w:t>
-      </w:r>
-      <w:r>
-        <w:t xml:space="preserve"> </w:t>
-      </w:r>
-      <w:r>
-        <w:t xml:space="preserve">never removes points at any size; the strongest response it can produce is</w:t>
-      </w:r>
-      <w:r>
-        <w:t xml:space="preserve"> </w:t>
-      </w:r>
-      <w:r>
-        <w:t xml:space="preserve">a monitor-tier advisory. Deliberate loss under a recorded management plan removes no points</w:t>
-      </w:r>
-      <w:r>
-        <w:t xml:space="preserve"> </w:t>
-      </w:r>
-      <w:r>
-        <w:t xml:space="preserve">at all, up to 8%/4wk for dogs and 4% for cats.</w:t>
+        <w:t xml:space="preserve">inside</w:t>
+      </w:r>
+      <w:r>
+        <w:t xml:space="preserve"> </w:t>
+      </w:r>
+      <w:r>
+        <w:t xml:space="preserve">their breed reference range. The weighting profile</w:t>
+      </w:r>
+      <w:r>
+        <w:t xml:space="preserve"> </w:t>
+      </w:r>
+      <w:r>
+        <w:t xml:space="preserve">scales the whole column by its</w:t>
+      </w:r>
+      <w:r>
+        <w:t xml:space="preserve"> </w:t>
+      </w:r>
+      <w:r>
+        <w:rPr>
+          <w:rStyle w:val="VerbatimChar"/>
+        </w:rPr>
+        <w:t xml:space="preserve">weight_cap_multiplier</w:t>
+      </w:r>
+      <w:r>
+        <w:t xml:space="preserve">: ×1.2 for a pet above their</w:t>
+      </w:r>
+      <w:r>
+        <w:t xml:space="preserve"> </w:t>
+      </w:r>
+      <w:r>
+        <w:t xml:space="preserve">reference (cap −18.00) and ×1.3 for one well above or below it (cap −19.50). The</w:t>
+      </w:r>
+      <w:r>
+        <w:t xml:space="preserve"> </w:t>
+      </w:r>
+      <w:r>
+        <w:t xml:space="preserve">percentages at which the ramp starts and tops out do not move, so the red-flag boundaries</w:t>
+      </w:r>
+      <w:r>
+        <w:t xml:space="preserve"> </w:t>
+      </w:r>
+      <w:r>
+        <w:t xml:space="preserve">are identical for every pet - only the number of points differs. See</w:t>
+      </w:r>
+      <w:r>
+        <w:t xml:space="preserve"> </w:t>
+      </w:r>
+      <w:r>
+        <w:t xml:space="preserve">“Weighting profiles”</w:t>
+      </w:r>
+      <w:r>
+        <w:t xml:space="preserve"> </w:t>
+      </w:r>
+      <w:r>
+        <w:t xml:space="preserve">in section 3.</w:t>
+      </w:r>
+    </w:p>
+    <w:p>
+      <w:pPr>
+        <w:pStyle w:val="BodyText"/>
+      </w:pPr>
+      <w:r>
+        <w:t xml:space="preserve">The points column applies to a</w:t>
+      </w:r>
+      <w:r>
+        <w:t xml:space="preserve"> </w:t>
+      </w:r>
+      <w:r>
+        <w:rPr>
+          <w:b/>
+          <w:bCs/>
+        </w:rPr>
+        <w:t xml:space="preserve">loss or a gain of the same size</w:t>
+      </w:r>
+      <w:r>
+        <w:t xml:space="preserve">: the ramp is driven by</w:t>
+      </w:r>
+      <w:r>
+        <w:t xml:space="preserve"> </w:t>
+      </w:r>
+      <w:r>
+        <w:t xml:space="preserve">the rate, not the direction, so 5% off and 5% on both cost 5.63 points. Because the rate</w:t>
+      </w:r>
+      <w:r>
+        <w:t xml:space="preserve"> </w:t>
+      </w:r>
+      <w:r>
+        <w:t xml:space="preserve">is a percentage of the animal’s own body weight, a fixed number of kilos means what it</w:t>
+      </w:r>
+      <w:r>
+        <w:t xml:space="preserve"> </w:t>
+      </w:r>
+      <w:r>
+        <w:t xml:space="preserve">should - 5 kg off a beagle is a collapse, 5 kg off a Great Dane is a fortnight of wet</w:t>
+      </w:r>
+      <w:r>
+        <w:t xml:space="preserve"> </w:t>
+      </w:r>
+      <w:r>
+        <w:t xml:space="preserve">weather.</w:t>
+      </w:r>
+    </w:p>
+    <w:p>
+      <w:pPr>
+        <w:pStyle w:val="BodyText"/>
+      </w:pPr>
+      <w:r>
+        <w:t xml:space="preserve">What the two directions do</w:t>
+      </w:r>
+      <w:r>
+        <w:t xml:space="preserve"> </w:t>
+      </w:r>
+      <w:r>
+        <w:rPr>
+          <w:b/>
+          <w:bCs/>
+        </w:rPr>
+        <w:t xml:space="preserve">not</w:t>
+      </w:r>
+      <w:r>
+        <w:t xml:space="preserve"> </w:t>
+      </w:r>
+      <w:r>
+        <w:t xml:space="preserve">share is what happens at the top of the ramp, and what</w:t>
+      </w:r>
+      <w:r>
+        <w:t xml:space="preserve"> </w:t>
+      </w:r>
+      <w:r>
+        <w:t xml:space="preserve">switches them off:</w:t>
+      </w:r>
+    </w:p>
+    <w:tbl>
+      <w:tblPr>
+        <w:tblStyle w:val="Table"/>
+        <w:tblW w:type="pct" w:w="5000"/>
+        <w:tblLayout w:type="fixed"/>
+        <w:tblLook w:firstRow="1" w:lastRow="0" w:firstColumn="0" w:lastColumn="0" w:noHBand="0" w:noVBand="0" w:val="0020"/>
+      </w:tblPr>
+      <w:tblGrid>
+        <w:gridCol w:w="2640"/>
+        <w:gridCol w:w="2640"/>
+        <w:gridCol w:w="2640"/>
+      </w:tblGrid>
+      <w:tr>
+        <w:trPr>
+          <w:tblHeader w:val="on"/>
+        </w:trPr>
+        <w:tc>
+          <w:tcPr/>
+          <w:p>
+            <w:pPr>
+              <w:pStyle w:val="Compact"/>
+            </w:pPr>
+          </w:p>
+        </w:tc>
+        <w:tc>
+          <w:tcPr/>
+          <w:p>
+            <w:pPr>
+              <w:pStyle w:val="Compact"/>
+            </w:pPr>
+            <w:r>
+              <w:t xml:space="preserve">Loss</w:t>
+            </w:r>
+          </w:p>
+        </w:tc>
+        <w:tc>
+          <w:tcPr/>
+          <w:p>
+            <w:pPr>
+              <w:pStyle w:val="Compact"/>
+            </w:pPr>
+            <w:r>
+              <w:t xml:space="preserve">Gain</w:t>
+            </w:r>
+          </w:p>
+        </w:tc>
+      </w:tr>
+      <w:tr>
+        <w:tc>
+          <w:tcPr/>
+          <w:p>
+            <w:pPr>
+              <w:pStyle w:val="Compact"/>
+            </w:pPr>
+            <w:r>
+              <w:t xml:space="preserve">Deduction starts</w:t>
+            </w:r>
+          </w:p>
+        </w:tc>
+        <w:tc>
+          <w:tcPr/>
+          <w:p>
+            <w:pPr>
+              <w:pStyle w:val="Compact"/>
+            </w:pPr>
+            <w:r>
+              <w:t xml:space="preserve">2%/4wk</w:t>
+            </w:r>
+          </w:p>
+        </w:tc>
+        <w:tc>
+          <w:tcPr/>
+          <w:p>
+            <w:pPr>
+              <w:pStyle w:val="Compact"/>
+            </w:pPr>
+            <w:r>
+              <w:t xml:space="preserve">2%/4wk</w:t>
+            </w:r>
+          </w:p>
+        </w:tc>
+      </w:tr>
+      <w:tr>
+        <w:tc>
+          <w:tcPr/>
+          <w:p>
+            <w:pPr>
+              <w:pStyle w:val="Compact"/>
+            </w:pPr>
+            <w:r>
+              <w:t xml:space="preserve">Full −15 at</w:t>
+            </w:r>
+          </w:p>
+        </w:tc>
+        <w:tc>
+          <w:tcPr/>
+          <w:p>
+            <w:pPr>
+              <w:pStyle w:val="Compact"/>
+            </w:pPr>
+            <w:r>
+              <w:t xml:space="preserve">10%/4wk</w:t>
+            </w:r>
+          </w:p>
+        </w:tc>
+        <w:tc>
+          <w:tcPr/>
+          <w:p>
+            <w:pPr>
+              <w:pStyle w:val="Compact"/>
+            </w:pPr>
+            <w:r>
+              <w:t xml:space="preserve">10%/4wk</w:t>
+            </w:r>
+          </w:p>
+        </w:tc>
+      </w:tr>
+      <w:tr>
+        <w:tc>
+          <w:tcPr/>
+          <w:p>
+            <w:pPr>
+              <w:pStyle w:val="Compact"/>
+            </w:pPr>
+            <w:r>
+              <w:t xml:space="preserve">Escalation at the cap</w:t>
+            </w:r>
+          </w:p>
+        </w:tc>
+        <w:tc>
+          <w:tcPr/>
+          <w:p>
+            <w:pPr>
+              <w:pStyle w:val="Compact"/>
+            </w:pPr>
+            <w:r>
+              <w:rPr>
+                <w:b/>
+                <w:bCs/>
+              </w:rPr>
+              <w:t xml:space="preserve">urgent</w:t>
+            </w:r>
+            <w:r>
+              <w:t xml:space="preserve"> </w:t>
+            </w:r>
+            <w:r>
+              <w:t xml:space="preserve">vet review</w:t>
+            </w:r>
+          </w:p>
+        </w:tc>
+        <w:tc>
+          <w:tcPr/>
+          <w:p>
+            <w:pPr>
+              <w:pStyle w:val="Compact"/>
+            </w:pPr>
+            <w:r>
+              <w:rPr>
+                <w:b/>
+                <w:bCs/>
+              </w:rPr>
+              <w:t xml:space="preserve">monitor</w:t>
+            </w:r>
+            <w:r>
+              <w:t xml:space="preserve"> </w:t>
+            </w:r>
+            <w:r>
+              <w:t xml:space="preserve">advisory (from 8%)</w:t>
+            </w:r>
+          </w:p>
+        </w:tc>
+      </w:tr>
+      <w:tr>
+        <w:tc>
+          <w:tcPr/>
+          <w:p>
+            <w:pPr>
+              <w:pStyle w:val="Compact"/>
+            </w:pPr>
+            <w:r>
+              <w:t xml:space="preserve">Joins the</w:t>
+            </w:r>
+            <w:r>
+              <w:t xml:space="preserve"> </w:t>
+            </w:r>
+            <w:r>
+              <w:t xml:space="preserve">“several declining”</w:t>
+            </w:r>
+            <w:r>
+              <w:t xml:space="preserve"> </w:t>
+            </w:r>
+            <w:r>
+              <w:t xml:space="preserve">tally</w:t>
+            </w:r>
+          </w:p>
+        </w:tc>
+        <w:tc>
+          <w:tcPr/>
+          <w:p>
+            <w:pPr>
+              <w:pStyle w:val="Compact"/>
+            </w:pPr>
+            <w:r>
+              <w:t xml:space="preserve">yes, from 5%</w:t>
+            </w:r>
+          </w:p>
+        </w:tc>
+        <w:tc>
+          <w:tcPr/>
+          <w:p>
+            <w:pPr>
+              <w:pStyle w:val="Compact"/>
+            </w:pPr>
+            <w:r>
+              <w:t xml:space="preserve">never</w:t>
+            </w:r>
+          </w:p>
+        </w:tc>
+      </w:tr>
+      <w:tr>
+        <w:tc>
+          <w:tcPr/>
+          <w:p>
+            <w:pPr>
+              <w:pStyle w:val="Compact"/>
+            </w:pPr>
+            <w:r>
+              <w:t xml:space="preserve">Suppressed by</w:t>
+            </w:r>
+          </w:p>
+        </w:tc>
+        <w:tc>
+          <w:tcPr/>
+          <w:p>
+            <w:pPr>
+              <w:pStyle w:val="Compact"/>
+            </w:pPr>
+            <w:r>
+              <w:t xml:space="preserve">a recorded management plan (≤8%/4wk dogs, ≤4% cats)</w:t>
+            </w:r>
+          </w:p>
+        </w:tc>
+        <w:tc>
+          <w:tcPr/>
+          <w:p>
+            <w:pPr>
+              <w:pStyle w:val="Compact"/>
+            </w:pPr>
+            <w:r>
+              <w:t xml:space="preserve">still growing; or still below their breed reference</w:t>
+            </w:r>
+          </w:p>
+        </w:tc>
+      </w:tr>
+    </w:tbl>
+    <w:p>
+      <w:pPr>
+        <w:pStyle w:val="BodyText"/>
+      </w:pPr>
+      <w:r>
+        <w:t xml:space="preserve">The last of those is the asymmetry worth defending in review: a pet below their reference</w:t>
+      </w:r>
+      <w:r>
+        <w:t xml:space="preserve"> </w:t>
+      </w:r>
+      <w:r>
+        <w:t xml:space="preserve">range who is gaining is</w:t>
+      </w:r>
+      <w:r>
+        <w:t xml:space="preserve"> </w:t>
+      </w:r>
+      <w:r>
+        <w:rPr>
+          <w:b/>
+          <w:bCs/>
+        </w:rPr>
+        <w:t xml:space="preserve">recovering</w:t>
+      </w:r>
+      <w:r>
+        <w:t xml:space="preserve">, and deducting there would take points off a pet</w:t>
+      </w:r>
+      <w:r>
+        <w:t xml:space="preserve"> </w:t>
+      </w:r>
+      <w:r>
+        <w:t xml:space="preserve">for getting better.</w:t>
       </w:r>
     </w:p>
     <w:p>
@@ -10124,19 +12164,25 @@
         <w:t xml:space="preserve"> </w:t>
       </w:r>
       <w:r>
-        <w:t xml:space="preserve">Weight can remove at most 15 of 100 points, against 18 for</w:t>
-      </w:r>
-      <w:r>
-        <w:t xml:space="preserve"> </w:t>
-      </w:r>
-      <w:r>
-        <w:t xml:space="preserve">a single appetite point. Is weight loss under-weighted relative to the self-reported</w:t>
-      </w:r>
-      <w:r>
-        <w:t xml:space="preserve"> </w:t>
-      </w:r>
-      <w:r>
-        <w:t xml:space="preserve">indicators, given it is the only objectively measured signal in the system?</w:t>
+        <w:t xml:space="preserve">Weight can remove 15 of 100 points for a pet inside their</w:t>
+      </w:r>
+      <w:r>
+        <w:t xml:space="preserve"> </w:t>
+      </w:r>
+      <w:r>
+        <w:t xml:space="preserve">breed range, rising to 19.5 for one outside it, against 18 for a single appetite point.</w:t>
+      </w:r>
+      <w:r>
+        <w:t xml:space="preserve"> </w:t>
+      </w:r>
+      <w:r>
+        <w:t xml:space="preserve">Is weight under-weighted relative to the self-reported indicators, given it is the only</w:t>
+      </w:r>
+      <w:r>
+        <w:t xml:space="preserve"> </w:t>
+      </w:r>
+      <w:r>
+        <w:t xml:space="preserve">objectively measured signal in the system?</w:t>
       </w:r>
     </w:p>
     <w:p>
@@ -10276,19 +12322,203 @@
           <w:b/>
           <w:bCs/>
         </w:rPr>
-        <w:t xml:space="preserve">Gain.</w:t>
-      </w:r>
-      <w:r>
-        <w:t xml:space="preserve"> </w:t>
-      </w:r>
-      <w:r>
-        <w:t xml:space="preserve">Rapid gain is advisory only and never deducts points. Is that right, or should</w:t>
-      </w:r>
-      <w:r>
-        <w:t xml:space="preserve"> </w:t>
-      </w:r>
-      <w:r>
-        <w:t xml:space="preserve">sustained gain affect the wellbeing score?</w:t>
+        <w:t xml:space="preserve">The weight-ramp cap by body status.</w:t>
+      </w:r>
+      <w:r>
+        <w:t xml:space="preserve"> </w:t>
+      </w:r>
+      <w:r>
+        <w:t xml:space="preserve">A pet outside their healthy range has a taller</w:t>
+      </w:r>
+      <w:r>
+        <w:t xml:space="preserve"> </w:t>
+      </w:r>
+      <w:r>
+        <w:t xml:space="preserve">ramp - ×1.2 above reference, ×1.3 well above or below - so the same 6%/4wk change costs</w:t>
+      </w:r>
+      <w:r>
+        <w:t xml:space="preserve"> </w:t>
+      </w:r>
+      <w:r>
+        <w:t xml:space="preserve">them up to 19.5 points instead of 15. Is</w:t>
+      </w:r>
+      <w:r>
+        <w:t xml:space="preserve"> </w:t>
+      </w:r>
+      <w:r>
+        <w:t xml:space="preserve">“already outside the range means more is at</w:t>
+      </w:r>
+      <w:r>
+        <w:t xml:space="preserve"> </w:t>
+      </w:r>
+      <w:r>
+        <w:t xml:space="preserve">stake”</w:t>
+      </w:r>
+      <w:r>
+        <w:t xml:space="preserve"> </w:t>
+      </w:r>
+      <w:r>
+        <w:t xml:space="preserve">the right principle, and are 1.2 and 1.3 the right sizes? Should</w:t>
+      </w:r>
+      <w:r>
+        <w:t xml:space="preserve"> </w:t>
+      </w:r>
+      <w:r>
+        <w:rPr>
+          <w:i/>
+          <w:iCs/>
+        </w:rPr>
+        <w:t xml:space="preserve">below</w:t>
+      </w:r>
+      <w:r>
+        <w:t xml:space="preserve"> </w:t>
+      </w:r>
+      <w:r>
+        <w:t xml:space="preserve">reference really carry the same multiplier as</w:t>
+      </w:r>
+      <w:r>
+        <w:t xml:space="preserve"> </w:t>
+      </w:r>
+      <w:r>
+        <w:rPr>
+          <w:i/>
+          <w:iCs/>
+        </w:rPr>
+        <w:t xml:space="preserve">well above</w:t>
+      </w:r>
+      <w:r>
+        <w:t xml:space="preserve">?</w:t>
+      </w:r>
+    </w:p>
+    <w:p>
+      <w:pPr>
+        <w:pStyle w:val="Compact"/>
+        <w:numPr>
+          <w:ilvl w:val="0"/>
+          <w:numId w:val="1009"/>
+        </w:numPr>
+      </w:pPr>
+      <w:r>
+        <w:rPr>
+          <w:b/>
+          <w:bCs/>
+        </w:rPr>
+        <w:t xml:space="preserve">Adverse-direction emphasis.</w:t>
+      </w:r>
+      <w:r>
+        <w:t xml:space="preserve"> </w:t>
+      </w:r>
+      <w:r>
+        <w:t xml:space="preserve">When a pet is moving away from their healthy range</w:t>
+      </w:r>
+      <w:r>
+        <w:t xml:space="preserve"> </w:t>
+      </w:r>
+      <w:r>
+        <w:t xml:space="preserve">(above and gaining, below and losing) the relevant indicator’s bump is multiplied by</w:t>
+      </w:r>
+      <w:r>
+        <w:t xml:space="preserve"> </w:t>
+      </w:r>
+      <w:r>
+        <w:t xml:space="preserve">1.5 before renormalising. The amplification is one-sided: a pet moving back towards</w:t>
+      </w:r>
+      <w:r>
+        <w:t xml:space="preserve"> </w:t>
+      </w:r>
+      <w:r>
+        <w:t xml:space="preserve">range keeps the base emphasis rather than a reduced one. Is that asymmetry right, or</w:t>
+      </w:r>
+      <w:r>
+        <w:t xml:space="preserve"> </w:t>
+      </w:r>
+      <w:r>
+        <w:t xml:space="preserve">should a pet visibly recovering have the emphasis eased off too?</w:t>
+      </w:r>
+    </w:p>
+    <w:p>
+      <w:pPr>
+        <w:pStyle w:val="Compact"/>
+        <w:numPr>
+          <w:ilvl w:val="0"/>
+          <w:numId w:val="1009"/>
+        </w:numPr>
+      </w:pPr>
+      <w:r>
+        <w:rPr>
+          <w:b/>
+          <w:bCs/>
+        </w:rPr>
+        <w:t xml:space="preserve">Gain symmetry.</w:t>
+      </w:r>
+      <w:r>
+        <w:t xml:space="preserve"> </w:t>
+      </w:r>
+      <w:r>
+        <w:t xml:space="preserve">Gain and loss now cost the same points for the same percentage</w:t>
+      </w:r>
+      <w:r>
+        <w:t xml:space="preserve"> </w:t>
+      </w:r>
+      <w:r>
+        <w:t xml:space="preserve">change. Is that the right call clinically, or should a rapid gain count for less than</w:t>
+      </w:r>
+      <w:r>
+        <w:t xml:space="preserve"> </w:t>
+      </w:r>
+      <w:r>
+        <w:t xml:space="preserve">a rapid loss of the same size - and if so, at what ratio? (</w:t>
+      </w:r>
+      <w:r>
+        <w:rPr>
+          <w:rStyle w:val="VerbatimChar"/>
+        </w:rPr>
+        <w:t xml:space="preserve">URGENT_GAIN_PCT</w:t>
+      </w:r>
+      <w:r>
+        <w:t xml:space="preserve"> </w:t>
+      </w:r>
+      <w:r>
+        <w:t xml:space="preserve">is the</w:t>
+      </w:r>
+      <w:r>
+        <w:t xml:space="preserve"> </w:t>
+      </w:r>
+      <w:r>
+        <w:t xml:space="preserve">single dial: raising it above</w:t>
+      </w:r>
+      <w:r>
+        <w:t xml:space="preserve"> </w:t>
+      </w:r>
+      <w:r>
+        <w:rPr>
+          <w:rStyle w:val="VerbatimChar"/>
+        </w:rPr>
+        <w:t xml:space="preserve">URGENT_LOSS_PCT</w:t>
+      </w:r>
+      <w:r>
+        <w:t xml:space="preserve"> </w:t>
+      </w:r>
+      <w:r>
+        <w:t xml:space="preserve">flattens the gain ramp.) Relatedly:</w:t>
+      </w:r>
+      <w:r>
+        <w:t xml:space="preserve"> </w:t>
+      </w:r>
+      <w:r>
+        <w:t xml:space="preserve">is suppressing the gain deduction for a pet below their breed reference the right</w:t>
+      </w:r>
+      <w:r>
+        <w:t xml:space="preserve"> </w:t>
+      </w:r>
+      <w:r>
+        <w:t xml:space="preserve">read of recovery, or should there be a ceiling above which even a recovering pet is</w:t>
+      </w:r>
+      <w:r>
+        <w:t xml:space="preserve"> </w:t>
+      </w:r>
+      <w:r>
+        <w:t xml:space="preserve">gaining too fast?</w:t>
       </w:r>
     </w:p>
     <w:p>

--- a/vitality_score_engine_v0_2_report.docx
+++ b/vitality_score_engine_v0_2_report.docx
@@ -8,14 +8,6 @@
       </w:pPr>
       <w:r>
         <w:t xml:space="preserve">Vitality Score Engine v0.2 - Technical Report</w:t>
-      </w:r>
-    </w:p>
-    <w:p>
-      <w:pPr>
-        <w:pStyle w:val="Subtitle"/>
-      </w:pPr>
-      <w:r>
-        <w:t xml:space="preserve">PawHealthAI</w:t>
       </w:r>
     </w:p>
     <w:sdt>
@@ -107,7 +99,7 @@
         <w:pStyle w:val="FirstParagraph"/>
       </w:pPr>
       <w:r>
-        <w:t xml:space="preserve">Upgrade the early notebook prototype into a</w:t>
+        <w:t>Upgrade the early prototype into a</w:t>
       </w:r>
       <w:r>
         <w:t xml:space="preserve"> </w:t>
@@ -559,75 +551,6 @@
               <w:rPr>
                 <w:rStyle w:val="VerbatimChar"/>
               </w:rPr>
-              <w:t xml:space="preserve">data_pipeline_vitality_score_v2.ipynb</w:t>
-            </w:r>
-          </w:p>
-        </w:tc>
-        <w:tc>
-          <w:tcPr/>
-          <w:p>
-            <w:pPr>
-              <w:pStyle w:val="Compact"/>
-            </w:pPr>
-            <w:r>
-              <w:t xml:space="preserve">Runnable walkthrough of all three layers and the weight subsystem, ending with the fixture harness.</w:t>
-            </w:r>
-            <w:r>
-              <w:t xml:space="preserve"> </w:t>
-            </w:r>
-            <w:r>
-              <w:rPr>
-                <w:b/>
-                <w:bCs/>
-              </w:rPr>
-              <w:t xml:space="preserve">Imports</w:t>
-            </w:r>
-            <w:r>
-              <w:rPr>
-                <w:b/>
-                <w:bCs/>
-              </w:rPr>
-              <w:t xml:space="preserve"> </w:t>
-            </w:r>
-            <w:r>
-              <w:rPr>
-                <w:rStyle w:val="VerbatimChar"/>
-                <w:b/>
-                <w:bCs/>
-              </w:rPr>
-              <w:t xml:space="preserve">phavit/</w:t>
-            </w:r>
-            <w:r>
-              <w:rPr>
-                <w:b/>
-                <w:bCs/>
-              </w:rPr>
-              <w:t xml:space="preserve"> </w:t>
-            </w:r>
-            <w:r>
-              <w:rPr>
-                <w:b/>
-                <w:bCs/>
-              </w:rPr>
-              <w:t xml:space="preserve">rather than redefining the engine</w:t>
-            </w:r>
-            <w:r>
-              <w:t xml:space="preserve">, so it cannot drift out of step with the code under test.</w:t>
-            </w:r>
-          </w:p>
-        </w:tc>
-      </w:tr>
-      <w:tr>
-        <w:tc>
-          <w:tcPr/>
-          <w:p>
-            <w:pPr>
-              <w:pStyle w:val="Compact"/>
-            </w:pPr>
-            <w:r>
-              <w:rPr>
-                <w:rStyle w:val="VerbatimChar"/>
-              </w:rPr>
               <w:t xml:space="preserve">PawHealthAI_Vitality_Score.md</w:t>
             </w:r>
           </w:p>
@@ -772,7 +695,7 @@
         <w:pStyle w:val="FirstParagraph"/>
       </w:pPr>
       <w:r>
-        <w:t xml:space="preserve">The engine ships as an importable package rather than notebook-only code, so it</w:t>
+        <w:t>The engine ships as an importable package rather than one-off script code, so it</w:t>
       </w:r>
       <w:r>
         <w:t xml:space="preserve"> </w:t>
@@ -1699,13 +1622,13 @@
         <w:t xml:space="preserve"> </w:t>
       </w:r>
       <w:r>
-        <w:t xml:space="preserve">furthest to come back. The same suppression removes the monitor advisory, so the score</w:t>
-      </w:r>
-      <w:r>
-        <w:t xml:space="preserve"> </w:t>
-      </w:r>
-      <w:r>
-        <w:t xml:space="preserve">and the safety net cannot disagree about whether the gain is a problem.</w:t>
+        <w:t xml:space="preserve">furthest to come back. The same suppression removes the monitor advisory, so the score and</w:t>
+      </w:r>
+      <w:r>
+        <w:t xml:space="preserve"> </w:t>
+      </w:r>
+      <w:r>
+        <w:t xml:space="preserve">the safety net cannot disagree about whether the gain is a problem.</w:t>
       </w:r>
     </w:p>
     <w:bookmarkEnd w:id="11"/>
@@ -2275,19 +2198,13 @@
         <w:t xml:space="preserve"> </w:t>
       </w:r>
       <w:r>
-        <w:t xml:space="preserve">Multiply each weighted drop by 60, the constant</w:t>
-      </w:r>
-      <w:r>
-        <w:t xml:space="preserve"> </w:t>
-      </w:r>
-      <w:r>
-        <w:t xml:space="preserve">that sets how harsh the engine is overall. A one-point appetite drop for a normal-breed</w:t>
-      </w:r>
-      <w:r>
-        <w:t xml:space="preserve"> </w:t>
-      </w:r>
-      <w:r>
-        <w:t xml:space="preserve">dog costs 0.30 × 60 =</w:t>
+        <w:t xml:space="preserve">Multiply each weighted drop by 60, the</w:t>
+      </w:r>
+      <w:r>
+        <w:t xml:space="preserve"> </w:t>
+      </w:r>
+      <w:r>
+        <w:t xml:space="preserve">constant that sets how harsh the engine is overall. A one-point appetite drop for a normal-breed dog costs 0.30 × 60 =</w:t>
       </w:r>
       <w:r>
         <w:t xml:space="preserve"> </w:t>
@@ -2316,31 +2233,65 @@
           <w:b/>
           <w:bCs/>
         </w:rPr>
-        <w:t xml:space="preserve">Subtract for weight loss.</w:t>
-      </w:r>
-      <w:r>
-        <w:t xml:space="preserve"> </w:t>
-      </w:r>
-      <w:r>
-        <w:t xml:space="preserve">If a recent weigh-in shows the pet losing body weight,</w:t>
-      </w:r>
-      <w:r>
-        <w:t xml:space="preserve"> </w:t>
-      </w:r>
-      <w:r>
-        <w:t xml:space="preserve">subtract points on a sliding scale: nothing below 2% per 4 weeks, rising steadily to a</w:t>
-      </w:r>
-      <w:r>
-        <w:t xml:space="preserve"> </w:t>
-      </w:r>
-      <w:r>
-        <w:t xml:space="preserve">maximum of 15 points at 10% per 4 weeks. Past 10% the safety net takes over instead, so</w:t>
-      </w:r>
-      <w:r>
-        <w:t xml:space="preserve"> </w:t>
-      </w:r>
-      <w:r>
-        <w:t xml:space="preserve">the deduction stops growing.</w:t>
+        <w:t>Subtract for a large weight change.</w:t>
+      </w:r>
+      <w:r>
+        <w:rPr>
+          <w:bCs/>
+        </w:rPr>
+        <w:t xml:space="preserve"> If a recent weigh-in shows the pet’s body weight moving sharply in either direction, subtract points on a sliding scale: nothing below 2% per 4 weeks, rising steadily to a maximum at 10% per 4 weeks. That maximum is </w:t>
+      </w:r>
+      <w:r>
+        <w:rPr>
+          <w:b/>
+          <w:bCs/>
+        </w:rPr>
+        <w:t>15 points</w:t>
+      </w:r>
+      <w:r>
+        <w:rPr>
+          <w:bCs/>
+        </w:rPr>
+        <w:t xml:space="preserve"> for a pet inside their breed reference range, and </w:t>
+      </w:r>
+      <w:r>
+        <w:rPr>
+          <w:b/>
+          <w:bCs/>
+        </w:rPr>
+        <w:t>18</w:t>
+      </w:r>
+      <w:r>
+        <w:rPr>
+          <w:bCs/>
+        </w:rPr>
+        <w:t xml:space="preserve"> or </w:t>
+      </w:r>
+      <w:r>
+        <w:rPr>
+          <w:b/>
+          <w:bCs/>
+        </w:rPr>
+        <w:t>19.5</w:t>
+      </w:r>
+      <w:r>
+        <w:rPr>
+          <w:bCs/>
+        </w:rPr>
+        <w:t xml:space="preserve"> for one outside it - see “Weighting profiles” in section 3. The ramp stops growing past 10% per 4 weeks. The safety net runs on its own separate thresholds, and for rapid gain (8%/4wk) and for a growing pet losing weight (7%/4wk) those start </w:t>
+      </w:r>
+      <w:r>
+        <w:rPr>
+          <w:bCs/>
+          <w:i/>
+        </w:rPr>
+        <w:t>earlier</w:t>
+      </w:r>
+      <w:r>
+        <w:rPr>
+          <w:bCs/>
+        </w:rPr>
+        <w:t xml:space="preserve"> than the top of the ramp, so the two can be rising together.</w:t>
       </w:r>
     </w:p>
     <w:p>
@@ -2362,19 +2313,13 @@
         <w:t xml:space="preserve"> </w:t>
       </w:r>
       <w:r>
-        <w:t xml:space="preserve">One indicator dipping is usually</w:t>
-      </w:r>
-      <w:r>
-        <w:t xml:space="preserve"> </w:t>
-      </w:r>
-      <w:r>
-        <w:t xml:space="preserve">noise. Two or more at the same time is a pattern, and costs a further 12 points.</w:t>
-      </w:r>
-      <w:r>
-        <w:t xml:space="preserve"> </w:t>
-      </w:r>
-      <w:r>
-        <w:t xml:space="preserve">Weight counts as one of those indicators - but a</w:t>
+        <w:t xml:space="preserve">One indicator dipping</w:t>
+      </w:r>
+      <w:r>
+        <w:t xml:space="preserve"> </w:t>
+      </w:r>
+      <w:r>
+        <w:t xml:space="preserve">is usually noise. Two or more at the same time is a pattern, and costs a further 12 points. Weight counts as one of those indicators - but a</w:t>
       </w:r>
       <w:r>
         <w:t xml:space="preserve"> </w:t>
@@ -2390,13 +2335,7 @@
         <w:t xml:space="preserve"> </w:t>
       </w:r>
       <w:r>
-        <w:t xml:space="preserve">one, contributing less as</w:t>
-      </w:r>
-      <w:r>
-        <w:t xml:space="preserve"> </w:t>
-      </w:r>
-      <w:r>
-        <w:t xml:space="preserve">the weigh-in ages, so a fading signal tapers off instead of vanishing overnight.</w:t>
+        <w:t xml:space="preserve">one, contributing less as the weigh-in ages, so a fading signal tapers off instead of vanishing overnight.</w:t>
       </w:r>
     </w:p>
     <w:p>
@@ -2454,19 +2393,7 @@
         <w:t xml:space="preserve"> </w:t>
       </w:r>
       <w:r>
-        <w:t xml:space="preserve">Usual scores 4/4/4 and 60 minutes of</w:t>
-      </w:r>
-      <w:r>
-        <w:t xml:space="preserve"> </w:t>
-      </w:r>
-      <w:r>
-        <w:t xml:space="preserve">activity. This week: appetite 3, energy 3, sleep 4, activity 60 minutes, and a weigh-in</w:t>
-      </w:r>
-      <w:r>
-        <w:t xml:space="preserve"> </w:t>
-      </w:r>
-      <w:r>
-        <w:t xml:space="preserve">three weeks ago showing 6% body weight lost per 4 weeks.</w:t>
+        <w:t xml:space="preserve">Usual scores 4/4/4 and 60 minutes of activity. This week: appetite 3, energy 3, sleep 4, activity 60 minutes, and a weigh-in three weeks ago showing 6% body weight lost per 4 weeks.</w:t>
       </w:r>
     </w:p>
     <w:tbl>
@@ -2998,19 +2925,7 @@
         <w:pStyle w:val="BodyText"/>
       </w:pPr>
       <w:r>
-        <w:t xml:space="preserve">Scout’s individual signs are each mild, but three of them moved the same way at once, and</w:t>
-      </w:r>
-      <w:r>
-        <w:t xml:space="preserve"> </w:t>
-      </w:r>
-      <w:r>
-        <w:t xml:space="preserve">that is what drops him two bands. This is the behaviour the engine is designed to produce:</w:t>
-      </w:r>
-      <w:r>
-        <w:t xml:space="preserve"> </w:t>
-      </w:r>
-      <w:r>
-        <w:t xml:space="preserve">no single reading is alarming, the combination is.</w:t>
+        <w:t xml:space="preserve">Scout’s individual signs are each mild, but three of them moved the same way at once, and that is what drops him two bands. This is the behaviour the engine is designed to produce: no single reading is alarming, the combination is.</w:t>
       </w:r>
     </w:p>
     <w:p>
@@ -4636,13 +4551,13 @@
         <w:t xml:space="preserve"> </w:t>
       </w:r>
       <w:r>
-        <w:t xml:space="preserve">healthy range has more at stake in a weight move than one sitting comfortably inside it, so</w:t>
-      </w:r>
-      <w:r>
-        <w:t xml:space="preserve"> </w:t>
-      </w:r>
-      <w:r>
-        <w:t xml:space="preserve">the same 6%/4wk change costs them more: the</w:t>
+        <w:t xml:space="preserve">healthy range has more at stake in a weight move than one sitting comfortably inside it,</w:t>
+      </w:r>
+      <w:r>
+        <w:t xml:space="preserve"> </w:t>
+      </w:r>
+      <w:r>
+        <w:t xml:space="preserve">so the same 6%/4wk change costs them more: the</w:t>
       </w:r>
       <w:r>
         <w:t xml:space="preserve"> </w:t>
@@ -4694,13 +4609,13 @@
         <w:t xml:space="preserve"> </w:t>
       </w:r>
       <w:r>
-        <w:t xml:space="preserve">where the deduction starts (2%/4wk) or where it tops out (10%/4wk), so every pet keeps</w:t>
-      </w:r>
-      <w:r>
-        <w:t xml:space="preserve"> </w:t>
-      </w:r>
-      <w:r>
-        <w:t xml:space="preserve">identical red-flag boundaries and only the number of points differs.</w:t>
+        <w:t>where the deduction starts (2%/4wk) or where it tops out (10%/4wk), so the multiplier</w:t>
+      </w:r>
+      <w:r>
+        <w:t xml:space="preserve"> </w:t>
+      </w:r>
+      <w:r>
+        <w:t>leaves the red-flag boundaries untouched and changes only the number of points. Those boundaries do vary for other reasons - a growing pet’s urgent loss line is tightened to 7%/4wk - but never because of this multiplier.</w:t>
       </w:r>
     </w:p>
     <w:p>
@@ -4776,7 +4691,7 @@
         <w:t xml:space="preserve"> </w:t>
       </w:r>
       <w:r>
-        <w:t xml:space="preserve">A pet above their range and</w:t>
+        <w:t>A pet above (or well above) their range and</w:t>
       </w:r>
       <w:r>
         <w:t xml:space="preserve"> </w:t>
@@ -4798,13 +4713,13 @@
         <w:t xml:space="preserve"> </w:t>
       </w:r>
       <w:r>
-        <w:t xml:space="preserve">from where they should be, so</w:t>
-      </w:r>
-      <w:r>
-        <w:t xml:space="preserve"> </w:t>
-      </w:r>
-      <w:r>
-        <w:t xml:space="preserve">the lever leans further - the base bump is multiplied by</w:t>
+        <w:t xml:space="preserve">from where they should be,</w:t>
+      </w:r>
+      <w:r>
+        <w:t xml:space="preserve"> </w:t>
+      </w:r>
+      <w:r>
+        <w:t xml:space="preserve">so the lever leans further - the base bump is multiplied by</w:t>
       </w:r>
       <w:r>
         <w:t xml:space="preserve"> </w:t>
@@ -4819,43 +4734,43 @@
         <w:t xml:space="preserve"> </w:t>
       </w:r>
       <w:r>
-        <w:t xml:space="preserve">= 1.5 and</w:t>
-      </w:r>
-      <w:r>
-        <w:t xml:space="preserve"> </w:t>
-      </w:r>
-      <w:r>
-        <w:t xml:space="preserve">the profile renormalised again. The amplification is deliberately one-sided: a pet moving</w:t>
-      </w:r>
-      <w:r>
-        <w:t xml:space="preserve"> </w:t>
-      </w:r>
-      <w:r>
-        <w:t xml:space="preserve">back towards their range keeps the base emphasis rather than a reduced one, because the</w:t>
-      </w:r>
-      <w:r>
-        <w:t xml:space="preserve"> </w:t>
-      </w:r>
-      <w:r>
-        <w:t xml:space="preserve">situation is resolving and there is no case for leaning harder on an owner already fixing</w:t>
-      </w:r>
-      <w:r>
-        <w:t xml:space="preserve"> </w:t>
-      </w:r>
-      <w:r>
-        <w:t xml:space="preserve">it - but nor is there one for easing off the indicator doing the fixing. It also expires</w:t>
-      </w:r>
-      <w:r>
-        <w:t xml:space="preserve"> </w:t>
-      </w:r>
-      <w:r>
-        <w:t xml:space="preserve">with the reading: once the signal has decayed to nothing it stops steering which indicators</w:t>
-      </w:r>
-      <w:r>
-        <w:t xml:space="preserve"> </w:t>
-      </w:r>
-      <w:r>
-        <w:t xml:space="preserve">matter, exactly as it stops deducting points.</w:t>
+        <w:t xml:space="preserve">= 1.5</w:t>
+      </w:r>
+      <w:r>
+        <w:t xml:space="preserve"> </w:t>
+      </w:r>
+      <w:r>
+        <w:t xml:space="preserve">and the profile renormalised again. The amplification is deliberately one-sided: a pet</w:t>
+      </w:r>
+      <w:r>
+        <w:t xml:space="preserve"> </w:t>
+      </w:r>
+      <w:r>
+        <w:t xml:space="preserve">moving back towards their range keeps the base emphasis rather than a reduced one, because</w:t>
+      </w:r>
+      <w:r>
+        <w:t xml:space="preserve"> </w:t>
+      </w:r>
+      <w:r>
+        <w:t xml:space="preserve">the situation is resolving and there is no case for leaning harder on an owner already</w:t>
+      </w:r>
+      <w:r>
+        <w:t xml:space="preserve"> </w:t>
+      </w:r>
+      <w:r>
+        <w:t xml:space="preserve">fixing it - but nor is there one for easing off the indicator doing the fixing. It also</w:t>
+      </w:r>
+      <w:r>
+        <w:t xml:space="preserve"> </w:t>
+      </w:r>
+      <w:r>
+        <w:t xml:space="preserve">expires with the reading: once the signal has decayed to nothing it stops steering which</w:t>
+      </w:r>
+      <w:r>
+        <w:t xml:space="preserve"> </w:t>
+      </w:r>
+      <w:r>
+        <w:t xml:space="preserve">indicators matter, exactly as it stops deducting points.</w:t>
       </w:r>
     </w:p>
     <w:p>
@@ -6021,7 +5936,7 @@
         <w:t xml:space="preserve"> </w:t>
       </w:r>
       <w:r>
-        <w:t xml:space="preserve">otherwise, including once the reading has gone fully stale:</w:t>
+        <w:t>otherwise, including once the reading has gone fully stale. It covers well above reference too - the bump is active there as well:</w:t>
       </w:r>
     </w:p>
     <w:p>
@@ -6087,7 +6002,7 @@
                         <m:nor/>
                         <m:sty m:val="p"/>
                       </m:rPr>
-                      <m:t>above reference</m:t>
+                      <m:t>above or well above reference</m:t>
                     </m:r>
                     <m:r>
                       <m:rPr>
@@ -7139,13 +7054,13 @@
         <w:t xml:space="preserve"> </w:t>
       </w:r>
       <w:r>
-        <w:t xml:space="preserve">height of the ramp, not its endpoints: the 2% floor and the 10% cap are the same for</w:t>
-      </w:r>
-      <w:r>
-        <w:t xml:space="preserve"> </w:t>
-      </w:r>
-      <w:r>
-        <w:t xml:space="preserve">every pet.</w:t>
+        <w:t xml:space="preserve">height of the ramp, not its endpoints: the 2% floor and the 10% cap are the same for every</w:t>
+      </w:r>
+      <w:r>
+        <w:t xml:space="preserve"> </w:t>
+      </w:r>
+      <w:r>
+        <w:t xml:space="preserve">pet.</w:t>
       </w:r>
     </w:p>
     <w:p>
@@ -8497,6 +8412,25 @@
         <w:pStyle w:val="BodyText"/>
       </w:pPr>
       <w:r>
+        <w:rPr/>
+        <w:t xml:space="preserve">All three rules are expressed as a </w:t>
+      </w:r>
+      <w:r>
+        <w:rPr>
+          <w:b/>
+        </w:rPr>
+        <w:t>rate</w:t>
+      </w:r>
+      <w:r>
+        <w:rPr/>
+        <w:t xml:space="preserve"> - percent of body weight per 4 weeks - and that is the figure the tier is decided on. The message shown to the owner states both the observed change against the recent average and that rate, because the two differ whenever the gap between weigh-ins is not four weeks: a 6% drop measured a fortnight apart is a 12%/4wk rate, and it is the rate that escalates.</w:t>
+      </w:r>
+    </w:p>
+    <w:p>
+      <w:pPr>
+        <w:pStyle w:val="BodyText"/>
+      </w:pPr>
+      <w:r>
         <w:t xml:space="preserve">Red flags sit</w:t>
       </w:r>
       <w:r>
@@ -9065,7 +8999,7 @@
           <w:b/>
           <w:bCs/>
         </w:rPr>
-        <w:t xml:space="preserve">107/107 pass in 0.27s.</w:t>
+        <w:t xml:space="preserve">107/107 pass in 0.13s.</w:t>
       </w:r>
     </w:p>
     <w:tbl>
@@ -9150,7 +9084,7 @@
               <w:pStyle w:val="Compact"/>
             </w:pPr>
             <w:r>
-              <w:t xml:space="preserve">The eight product states: baseline building, fourth-check-in unlock, green bands, declining indicators, emergency and monitor overrides, breed weighting, malformed input</w:t>
+              <w:t>The eight product states: baseline building, fourth-check-in unlock, green bands, declining indicators, emergency and monitor overrides, breed weighting, malformed input - plus the two fixture-wide checks (every JSON loads, runs, stays non-diagnostic and matches its own declared expectation)</w:t>
             </w:r>
           </w:p>
         </w:tc>
@@ -9163,34 +9097,30 @@
               <w:pStyle w:val="Compact"/>
             </w:pPr>
             <w:r>
-              <w:rPr>
-                <w:i/>
-                <w:iCs/>
-              </w:rPr>
-              <w:t xml:space="preserve">(fixture-wide)</w:t>
-            </w:r>
-          </w:p>
-        </w:tc>
-        <w:tc>
-          <w:tcPr/>
-          <w:p>
-            <w:pPr>
-              <w:pStyle w:val="Compact"/>
-              <w:jc w:val="center"/>
-            </w:pPr>
-            <w:r>
-              <w:t xml:space="preserve">2</w:t>
-            </w:r>
-          </w:p>
-        </w:tc>
-        <w:tc>
-          <w:tcPr/>
-          <w:p>
-            <w:pPr>
-              <w:pStyle w:val="Compact"/>
-            </w:pPr>
-            <w:r>
-              <w:t xml:space="preserve">Every JSON loads, runs, stays non-diagnostic, matches its expectation</w:t>
+              <w:t xml:space="preserve">9-14</w:t>
+            </w:r>
+          </w:p>
+        </w:tc>
+        <w:tc>
+          <w:tcPr/>
+          <w:p>
+            <w:pPr>
+              <w:pStyle w:val="Compact"/>
+              <w:jc w:val="center"/>
+            </w:pPr>
+            <w:r>
+              <w:t xml:space="preserve">37</w:t>
+            </w:r>
+          </w:p>
+        </w:tc>
+        <w:tc>
+          <w:tcPr/>
+          <w:p>
+            <w:pPr>
+              <w:pStyle w:val="Compact"/>
+            </w:pPr>
+            <w:r>
+              <w:t>Weight: inert without data, trend maths, data quality, monthly cadence, escalations and suppressions, profiles staying normalised, the profile's ramp cap (14b), and trend direction amplifying the emphasis (14c)</w:t>
             </w:r>
           </w:p>
         </w:tc>
@@ -9203,30 +9133,30 @@
               <w:pStyle w:val="Compact"/>
             </w:pPr>
             <w:r>
-              <w:t xml:space="preserve">9-14</w:t>
-            </w:r>
-          </w:p>
-        </w:tc>
-        <w:tc>
-          <w:tcPr/>
-          <w:p>
-            <w:pPr>
-              <w:pStyle w:val="Compact"/>
-              <w:jc w:val="center"/>
-            </w:pPr>
-            <w:r>
-              <w:t xml:space="preserve">22</w:t>
-            </w:r>
-          </w:p>
-        </w:tc>
-        <w:tc>
-          <w:tcPr/>
-          <w:p>
-            <w:pPr>
-              <w:pStyle w:val="Compact"/>
-            </w:pPr>
-            <w:r>
-              <w:t xml:space="preserve">Weight: inert without data, trend maths, data quality, monthly cadence, escalations and suppressions, profiles staying normalised</w:t>
+              <w:t xml:space="preserve">15</w:t>
+            </w:r>
+          </w:p>
+        </w:tc>
+        <w:tc>
+          <w:tcPr/>
+          <w:p>
+            <w:pPr>
+              <w:pStyle w:val="Compact"/>
+              <w:jc w:val="center"/>
+            </w:pPr>
+            <w:r>
+              <w:t xml:space="preserve">20</w:t>
+            </w:r>
+          </w:p>
+        </w:tc>
+        <w:tc>
+          <w:tcPr/>
+          <w:p>
+            <w:pPr>
+              <w:pStyle w:val="Compact"/>
+            </w:pPr>
+            <w:r>
+              <w:t xml:space="preserve">System analysis - boundaries, determinism, invariants</w:t>
             </w:r>
           </w:p>
         </w:tc>
@@ -9239,42 +9169,6 @@
               <w:pStyle w:val="Compact"/>
             </w:pPr>
             <w:r>
-              <w:t xml:space="preserve">15</w:t>
-            </w:r>
-          </w:p>
-        </w:tc>
-        <w:tc>
-          <w:tcPr/>
-          <w:p>
-            <w:pPr>
-              <w:pStyle w:val="Compact"/>
-              <w:jc w:val="center"/>
-            </w:pPr>
-            <w:r>
-              <w:t xml:space="preserve">20</w:t>
-            </w:r>
-          </w:p>
-        </w:tc>
-        <w:tc>
-          <w:tcPr/>
-          <w:p>
-            <w:pPr>
-              <w:pStyle w:val="Compact"/>
-            </w:pPr>
-            <w:r>
-              <w:t xml:space="preserve">System analysis - boundaries, determinism, invariants</w:t>
-            </w:r>
-          </w:p>
-        </w:tc>
-      </w:tr>
-      <w:tr>
-        <w:tc>
-          <w:tcPr/>
-          <w:p>
-            <w:pPr>
-              <w:pStyle w:val="Compact"/>
-            </w:pPr>
-            <w:r>
               <w:t xml:space="preserve">16</w:t>
             </w:r>
           </w:p>
@@ -9287,54 +9181,18 @@
               <w:jc w:val="center"/>
             </w:pPr>
             <w:r>
-              <w:t xml:space="preserve">18</w:t>
-            </w:r>
-          </w:p>
-        </w:tc>
-        <w:tc>
-          <w:tcPr/>
-          <w:p>
-            <w:pPr>
-              <w:pStyle w:val="Compact"/>
-            </w:pPr>
-            <w:r>
-              <w:t xml:space="preserve">Core engine coverage outside weight</w:t>
-            </w:r>
-          </w:p>
-        </w:tc>
-      </w:tr>
-      <w:tr>
-        <w:tc>
-          <w:tcPr/>
-          <w:p>
-            <w:pPr>
-              <w:pStyle w:val="Compact"/>
-            </w:pPr>
-            <w:r>
-              <w:t xml:space="preserve">17</w:t>
-            </w:r>
-          </w:p>
-        </w:tc>
-        <w:tc>
-          <w:tcPr/>
-          <w:p>
-            <w:pPr>
-              <w:pStyle w:val="Compact"/>
-              <w:jc w:val="center"/>
-            </w:pPr>
-            <w:r>
-              <w:t xml:space="preserve">20</w:t>
-            </w:r>
-          </w:p>
-        </w:tc>
-        <w:tc>
-          <w:tcPr/>
-          <w:p>
-            <w:pPr>
-              <w:pStyle w:val="Compact"/>
-            </w:pPr>
-            <w:r>
-              <w:t xml:space="preserve">Weight arriving on the check-in stream, and the data-quality prompts</w:t>
+              <w:t>38</w:t>
+            </w:r>
+          </w:p>
+        </w:tc>
+        <w:tc>
+          <w:tcPr/>
+          <w:p>
+            <w:pPr>
+              <w:pStyle w:val="Compact"/>
+            </w:pPr>
+            <w:r>
+              <w:t>Core engine coverage outside weight: the explanation layer, weight arriving on the check-in stream, and the data-quality prompts</w:t>
             </w:r>
           </w:p>
         </w:tc>
@@ -11034,13 +10892,13 @@
         <w:t xml:space="preserve"> </w:t>
       </w:r>
       <w:r>
-        <w:t xml:space="preserve">percentages at which the ramp starts and tops out do not move, so the red-flag boundaries</w:t>
-      </w:r>
-      <w:r>
-        <w:t xml:space="preserve"> </w:t>
-      </w:r>
-      <w:r>
-        <w:t xml:space="preserve">are identical for every pet - only the number of points differs. See</w:t>
+        <w:t>percentages at which the ramp starts and tops out do not move, so the multiplier leaves</w:t>
+      </w:r>
+      <w:r>
+        <w:t xml:space="preserve"> </w:t>
+      </w:r>
+      <w:r>
+        <w:t>the red-flag boundaries untouched - only the number of points differs. See</w:t>
       </w:r>
       <w:r>
         <w:t xml:space="preserve"> </w:t>
@@ -11409,13 +11267,13 @@
         <w:t xml:space="preserve">recovering</w:t>
       </w:r>
       <w:r>
-        <w:t xml:space="preserve">, and deducting there would take points off a pet</w:t>
-      </w:r>
-      <w:r>
-        <w:t xml:space="preserve"> </w:t>
-      </w:r>
-      <w:r>
-        <w:t xml:space="preserve">for getting better.</w:t>
+        <w:t xml:space="preserve">, and deducting there would take points off a pet for</w:t>
+      </w:r>
+      <w:r>
+        <w:t xml:space="preserve"> </w:t>
+      </w:r>
+      <w:r>
+        <w:t xml:space="preserve">getting better.</w:t>
       </w:r>
     </w:p>
     <w:p>
@@ -12415,25 +12273,25 @@
         <w:t xml:space="preserve"> </w:t>
       </w:r>
       <w:r>
-        <w:t xml:space="preserve">(above and gaining, below and losing) the relevant indicator’s bump is multiplied by</w:t>
-      </w:r>
-      <w:r>
-        <w:t xml:space="preserve"> </w:t>
-      </w:r>
-      <w:r>
-        <w:t xml:space="preserve">1.5 before renormalising. The amplification is one-sided: a pet moving back towards</w:t>
-      </w:r>
-      <w:r>
-        <w:t xml:space="preserve"> </w:t>
-      </w:r>
-      <w:r>
-        <w:t xml:space="preserve">range keeps the base emphasis rather than a reduced one. Is that asymmetry right, or</w:t>
-      </w:r>
-      <w:r>
-        <w:t xml:space="preserve"> </w:t>
-      </w:r>
-      <w:r>
-        <w:t xml:space="preserve">should a pet visibly recovering have the emphasis eased off too?</w:t>
+        <w:t xml:space="preserve">(above and gaining, below and losing) the relevant indicator’s bump is multiplied by 1.5</w:t>
+      </w:r>
+      <w:r>
+        <w:t xml:space="preserve"> </w:t>
+      </w:r>
+      <w:r>
+        <w:t xml:space="preserve">before renormalising. The amplification is one-sided: a pet moving back towards range</w:t>
+      </w:r>
+      <w:r>
+        <w:t xml:space="preserve"> </w:t>
+      </w:r>
+      <w:r>
+        <w:t xml:space="preserve">keeps the base emphasis rather than a reduced one. Is that asymmetry right, or should a</w:t>
+      </w:r>
+      <w:r>
+        <w:t xml:space="preserve"> </w:t>
+      </w:r>
+      <w:r>
+        <w:t xml:space="preserve">pet visibly recovering have the emphasis eased off too?</w:t>
       </w:r>
     </w:p>
     <w:p>
@@ -12461,13 +12319,13 @@
         <w:t xml:space="preserve"> </w:t>
       </w:r>
       <w:r>
-        <w:t xml:space="preserve">change. Is that the right call clinically, or should a rapid gain count for less than</w:t>
-      </w:r>
-      <w:r>
-        <w:t xml:space="preserve"> </w:t>
-      </w:r>
-      <w:r>
-        <w:t xml:space="preserve">a rapid loss of the same size - and if so, at what ratio? (</w:t>
+        <w:t xml:space="preserve">change. Is that the right call clinically, or should a rapid gain count for less than a</w:t>
+      </w:r>
+      <w:r>
+        <w:t xml:space="preserve"> </w:t>
+      </w:r>
+      <w:r>
+        <w:t xml:space="preserve">rapid loss of the same size - and if so, at what ratio? (</w:t>
       </w:r>
       <w:r>
         <w:rPr>
@@ -12479,13 +12337,13 @@
         <w:t xml:space="preserve"> </w:t>
       </w:r>
       <w:r>
-        <w:t xml:space="preserve">is the</w:t>
-      </w:r>
-      <w:r>
-        <w:t xml:space="preserve"> </w:t>
-      </w:r>
-      <w:r>
-        <w:t xml:space="preserve">single dial: raising it above</w:t>
+        <w:t xml:space="preserve">is the single</w:t>
+      </w:r>
+      <w:r>
+        <w:t xml:space="preserve"> </w:t>
+      </w:r>
+      <w:r>
+        <w:t xml:space="preserve">dial: raising it above</w:t>
       </w:r>
       <w:r>
         <w:t xml:space="preserve"> </w:t>
@@ -12500,25 +12358,25 @@
         <w:t xml:space="preserve"> </w:t>
       </w:r>
       <w:r>
-        <w:t xml:space="preserve">flattens the gain ramp.) Relatedly:</w:t>
-      </w:r>
-      <w:r>
-        <w:t xml:space="preserve"> </w:t>
-      </w:r>
-      <w:r>
-        <w:t xml:space="preserve">is suppressing the gain deduction for a pet below their breed reference the right</w:t>
-      </w:r>
-      <w:r>
-        <w:t xml:space="preserve"> </w:t>
-      </w:r>
-      <w:r>
-        <w:t xml:space="preserve">read of recovery, or should there be a ceiling above which even a recovering pet is</w:t>
-      </w:r>
-      <w:r>
-        <w:t xml:space="preserve"> </w:t>
-      </w:r>
-      <w:r>
-        <w:t xml:space="preserve">gaining too fast?</w:t>
+        <w:t xml:space="preserve">flattens the gain ramp.) Relatedly: is</w:t>
+      </w:r>
+      <w:r>
+        <w:t xml:space="preserve"> </w:t>
+      </w:r>
+      <w:r>
+        <w:t xml:space="preserve">suppressing the gain deduction for a pet below their breed reference the right read of</w:t>
+      </w:r>
+      <w:r>
+        <w:t xml:space="preserve"> </w:t>
+      </w:r>
+      <w:r>
+        <w:t xml:space="preserve">recovery, or should there be a ceiling above which even a recovering pet is gaining too</w:t>
+      </w:r>
+      <w:r>
+        <w:t xml:space="preserve"> </w:t>
+      </w:r>
+      <w:r>
+        <w:t xml:space="preserve">fast?</w:t>
       </w:r>
     </w:p>
     <w:p>
